--- a/data/demo-contracts/15-limited-partnership-agreement-100-pages.docx
+++ b/data/demo-contracts/15-limited-partnership-agreement-100-pages.docx
@@ -68,6 +68,58 @@
     </w:p>
     <w:p>
       <w:pPr>
+        <w:spacing w:after="140" w:before="0"/>
+      </w:pPr>
+      <w:r>
+        <w:rPr>
+          <w:rFonts w:ascii="Times New Roman" w:cs="Times New Roman" w:eastAsia="Times New Roman" w:hAnsi="Times New Roman"/>
+          <w:sz w:val="22"/>
+          <w:szCs w:val="22"/>
+        </w:rPr>
+        <w:t xml:space="preserve">Dated as of: ________________________</w:t>
+      </w:r>
+    </w:p>
+    <w:p>
+      <w:pPr>
+        <w:spacing w:after="140" w:before="0"/>
+      </w:pPr>
+      <w:r>
+        <w:rPr>
+          <w:rFonts w:ascii="Times New Roman" w:cs="Times New Roman" w:eastAsia="Times New Roman" w:hAnsi="Times New Roman"/>
+          <w:sz w:val="22"/>
+          <w:szCs w:val="22"/>
+        </w:rPr>
+        <w:t xml:space="preserve">Investor name: __________________________________</w:t>
+      </w:r>
+    </w:p>
+    <w:p>
+      <w:pPr>
+        <w:spacing w:after="140" w:before="0"/>
+      </w:pPr>
+      <w:r>
+        <w:rPr>
+          <w:rFonts w:ascii="Times New Roman" w:cs="Times New Roman" w:eastAsia="Times New Roman" w:hAnsi="Times New Roman"/>
+          <w:sz w:val="22"/>
+          <w:szCs w:val="22"/>
+        </w:rPr>
+        <w:t xml:space="preserve">Investor reference number: ____________________</w:t>
+      </w:r>
+    </w:p>
+    <w:p>
+      <w:pPr>
+        <w:spacing w:after="140" w:before="0"/>
+      </w:pPr>
+      <w:r>
+        <w:rPr>
+          <w:rFonts w:ascii="Times New Roman" w:cs="Times New Roman" w:eastAsia="Times New Roman" w:hAnsi="Times New Roman"/>
+          <w:sz w:val="22"/>
+          <w:szCs w:val="22"/>
+        </w:rPr>
+        <w:t xml:space="preserve">Relationship manager: ______________________________</w:t>
+      </w:r>
+    </w:p>
+    <w:p>
+      <w:pPr>
         <w:keepNext/>
         <w:spacing w:after="100" w:before="220"/>
       </w:pPr>
@@ -633,59 +685,7 @@
           <w:sz w:val="22"/>
           <w:szCs w:val="22"/>
         </w:rPr>
-        <w:t xml:space="preserve">1.40 No failure or delay by the General Partner in exercising any right relating to the interpretation of this Agreement operates as a waiver of that right, and no single exercise prevents any further exercise.</w:t>
-      </w:r>
-    </w:p>
-    <w:p>
-      <w:pPr>
-        <w:spacing w:after="140" w:before="0"/>
-      </w:pPr>
-      <w:r>
-        <w:rPr>
-          <w:rFonts w:ascii="Times New Roman" w:cs="Times New Roman" w:eastAsia="Times New Roman" w:hAnsi="Times New Roman"/>
-          <w:sz w:val="22"/>
-          <w:szCs w:val="22"/>
-        </w:rPr>
-        <w:t xml:space="preserve">1.41 If any provision concerning the interpretation of this Agreement is held invalid, the remaining provisions continue in full force and the invalid provision is replaced by a valid provision closest to its intent.</w:t>
-      </w:r>
-    </w:p>
-    <w:p>
-      <w:pPr>
-        <w:spacing w:after="140" w:before="0"/>
-      </w:pPr>
-      <w:r>
-        <w:rPr>
-          <w:rFonts w:ascii="Times New Roman" w:cs="Times New Roman" w:eastAsia="Times New Roman" w:hAnsi="Times New Roman"/>
-          <w:sz w:val="22"/>
-          <w:szCs w:val="22"/>
-        </w:rPr>
-        <w:t xml:space="preserve">1.42 This Article applies to the interpretation of this Agreement notwithstanding any course of dealing between the Partnership and an Investor that is inconsistent with it.</w:t>
-      </w:r>
-    </w:p>
-    <w:p>
-      <w:pPr>
-        <w:spacing w:after="140" w:before="0"/>
-      </w:pPr>
-      <w:r>
-        <w:rPr>
-          <w:rFonts w:ascii="Times New Roman" w:cs="Times New Roman" w:eastAsia="Times New Roman" w:hAnsi="Times New Roman"/>
-          <w:sz w:val="22"/>
-          <w:szCs w:val="22"/>
-        </w:rPr>
-        <w:t xml:space="preserve">1.43 The provisions of this Section apply to the interpretation of this Agreement and shall be read together with the corresponding provisions of the Partnership Agreement.</w:t>
-      </w:r>
-    </w:p>
-    <w:p>
-      <w:pPr>
-        <w:spacing w:after="140" w:before="0"/>
-      </w:pPr>
-      <w:r>
-        <w:rPr>
-          <w:rFonts w:ascii="Times New Roman" w:cs="Times New Roman" w:eastAsia="Times New Roman" w:hAnsi="Times New Roman"/>
-          <w:sz w:val="22"/>
-          <w:szCs w:val="22"/>
-        </w:rPr>
-        <w:t xml:space="preserve">1.44 Capitalised terms used in this Agreement have the meanings given in Article 1, except that the Hurdle Catch-Up Amount has the meaning given in the distribution waterfall.</w:t>
+        <w:t xml:space="preserve">1.40 Capitalised terms used in this Agreement have the meanings given in Article 1, except that the Hurdle Catch-Up Amount has the meaning given in the distribution waterfall.</w:t>
       </w:r>
     </w:p>
     <w:p>
@@ -1226,54 +1226,70 @@
     </w:p>
     <w:p>
       <w:pPr>
-        <w:spacing w:after="140" w:before="0"/>
-      </w:pPr>
-      <w:r>
-        <w:rPr>
-          <w:rFonts w:ascii="Times New Roman" w:cs="Times New Roman" w:eastAsia="Times New Roman" w:hAnsi="Times New Roman"/>
-          <w:sz w:val="22"/>
-          <w:szCs w:val="22"/>
-        </w:rPr>
-        <w:t xml:space="preserve">2.41 The advisory committee may be consulted on matters relating to the subscription for Interests that involve a conflict of interest, but its views are advisory and do not bind the General Partner.</w:t>
-      </w:r>
-    </w:p>
-    <w:p>
-      <w:pPr>
-        <w:spacing w:after="140" w:before="0"/>
-      </w:pPr>
-      <w:r>
-        <w:rPr>
-          <w:rFonts w:ascii="Times New Roman" w:cs="Times New Roman" w:eastAsia="Times New Roman" w:hAnsi="Times New Roman"/>
-          <w:sz w:val="22"/>
-          <w:szCs w:val="22"/>
-        </w:rPr>
-        <w:t xml:space="preserve">2.42 The General Partner shall give the Investors not less than ten Business Days' written notice of any material change in its policies concerning the subscription for Interests.</w:t>
-      </w:r>
-    </w:p>
-    <w:p>
-      <w:pPr>
-        <w:spacing w:after="140" w:before="0"/>
-      </w:pPr>
-      <w:r>
-        <w:rPr>
-          <w:rFonts w:ascii="Times New Roman" w:cs="Times New Roman" w:eastAsia="Times New Roman" w:hAnsi="Times New Roman"/>
-          <w:sz w:val="22"/>
-          <w:szCs w:val="22"/>
-        </w:rPr>
-        <w:t xml:space="preserve">2.43 The General Partner shall administer the subscription for Interests in good faith and in accordance with applicable law, the Partnership Agreement and the policies adopted by the General Partner from time to time.</w:t>
-      </w:r>
-    </w:p>
-    <w:p>
-      <w:pPr>
-        <w:spacing w:after="140" w:before="0"/>
-      </w:pPr>
-      <w:r>
-        <w:rPr>
-          <w:rFonts w:ascii="Times New Roman" w:cs="Times New Roman" w:eastAsia="Times New Roman" w:hAnsi="Times New Roman"/>
-          <w:sz w:val="22"/>
-          <w:szCs w:val="22"/>
-        </w:rPr>
-        <w:t xml:space="preserve">2.44 Each Investor acknowledges that decisions concerning the subscription for Interests are within the discretion of the General Partner except where this Agreement expressly requires the consent of the Investors.</w:t>
+        <w:keepNext/>
+        <w:spacing w:after="140" w:before="120"/>
+      </w:pPr>
+      <w:r>
+        <w:rPr>
+          <w:rFonts w:ascii="Times New Roman" w:cs="Times New Roman" w:eastAsia="Times New Roman" w:hAnsi="Times New Roman"/>
+          <w:b/>
+          <w:bCs/>
+          <w:sz w:val="22"/>
+          <w:szCs w:val="22"/>
+        </w:rPr>
+        <w:t xml:space="preserve">Investor elections under Article 2</w:t>
+      </w:r>
+    </w:p>
+    <w:p>
+      <w:pPr>
+        <w:spacing w:after="140" w:before="0"/>
+      </w:pPr>
+      <w:r>
+        <w:rPr>
+          <w:rFonts w:ascii="Times New Roman" w:cs="Times New Roman" w:eastAsia="Times New Roman" w:hAnsi="Times New Roman"/>
+          <w:sz w:val="22"/>
+          <w:szCs w:val="22"/>
+        </w:rPr>
+        <w:t xml:space="preserve">Name of subscribing Investor: __________________________________</w:t>
+      </w:r>
+    </w:p>
+    <w:p>
+      <w:pPr>
+        <w:spacing w:after="140" w:before="0"/>
+      </w:pPr>
+      <w:r>
+        <w:rPr>
+          <w:rFonts w:ascii="Times New Roman" w:cs="Times New Roman" w:eastAsia="Times New Roman" w:hAnsi="Times New Roman"/>
+          <w:sz w:val="22"/>
+          <w:szCs w:val="22"/>
+        </w:rPr>
+        <w:t xml:space="preserve">Commitment amount (USD): ____________________</w:t>
+      </w:r>
+    </w:p>
+    <w:p>
+      <w:pPr>
+        <w:spacing w:after="140" w:before="0"/>
+      </w:pPr>
+      <w:r>
+        <w:rPr>
+          <w:rFonts w:ascii="Times New Roman" w:cs="Times New Roman" w:eastAsia="Times New Roman" w:hAnsi="Times New Roman"/>
+          <w:sz w:val="22"/>
+          <w:szCs w:val="22"/>
+        </w:rPr>
+        <w:t xml:space="preserve">Commitment amount in words: ________________________________________</w:t>
+      </w:r>
+    </w:p>
+    <w:p>
+      <w:pPr>
+        <w:spacing w:after="140" w:before="0"/>
+      </w:pPr>
+      <w:r>
+        <w:rPr>
+          <w:rFonts w:ascii="Times New Roman" w:cs="Times New Roman" w:eastAsia="Times New Roman" w:hAnsi="Times New Roman"/>
+          <w:sz w:val="22"/>
+          <w:szCs w:val="22"/>
+        </w:rPr>
+        <w:t xml:space="preserve">Subscribing as:   ○ Natural person     ○ Entity     ○ Joint investors</w:t>
       </w:r>
     </w:p>
     <w:p>
@@ -1827,54 +1843,44 @@
     </w:p>
     <w:p>
       <w:pPr>
-        <w:spacing w:after="140" w:before="0"/>
-      </w:pPr>
-      <w:r>
-        <w:rPr>
-          <w:rFonts w:ascii="Times New Roman" w:cs="Times New Roman" w:eastAsia="Times New Roman" w:hAnsi="Times New Roman"/>
-          <w:sz w:val="22"/>
-          <w:szCs w:val="22"/>
-        </w:rPr>
-        <w:t xml:space="preserve">3.42 Matters relating to each closing of the Partnership that are not addressed in this Agreement shall be resolved by the General Partner acting reasonably and consistently with the purpose of the Partnership.</w:t>
-      </w:r>
-    </w:p>
-    <w:p>
-      <w:pPr>
-        <w:spacing w:after="140" w:before="0"/>
-      </w:pPr>
-      <w:r>
-        <w:rPr>
-          <w:rFonts w:ascii="Times New Roman" w:cs="Times New Roman" w:eastAsia="Times New Roman" w:hAnsi="Times New Roman"/>
-          <w:sz w:val="22"/>
-          <w:szCs w:val="22"/>
-        </w:rPr>
-        <w:t xml:space="preserve">3.43 Each Investor acknowledges that decisions concerning each closing of the Partnership are within the discretion of the General Partner except where this Agreement expressly requires the consent of the Investors.</w:t>
-      </w:r>
-    </w:p>
-    <w:p>
-      <w:pPr>
-        <w:spacing w:after="140" w:before="0"/>
-      </w:pPr>
-      <w:r>
-        <w:rPr>
-          <w:rFonts w:ascii="Times New Roman" w:cs="Times New Roman" w:eastAsia="Times New Roman" w:hAnsi="Times New Roman"/>
-          <w:sz w:val="22"/>
-          <w:szCs w:val="22"/>
-        </w:rPr>
-        <w:t xml:space="preserve">3.44 Any determination by the General Partner regarding each closing of the Partnership shall be made in writing, shall be recorded in the books of the Partnership and shall be binding on all partners absent manifest error.</w:t>
-      </w:r>
-    </w:p>
-    <w:p>
-      <w:pPr>
-        <w:spacing w:after="140" w:before="0"/>
-      </w:pPr>
-      <w:r>
-        <w:rPr>
-          <w:rFonts w:ascii="Times New Roman" w:cs="Times New Roman" w:eastAsia="Times New Roman" w:hAnsi="Times New Roman"/>
-          <w:sz w:val="22"/>
-          <w:szCs w:val="22"/>
-        </w:rPr>
-        <w:t xml:space="preserve">3.45 Each Investor waives, to the fullest extent permitted by law, any right to object to actions concerning each closing of the Partnership taken in accordance with this Agreement.</w:t>
+        <w:keepNext/>
+        <w:spacing w:after="140" w:before="120"/>
+      </w:pPr>
+      <w:r>
+        <w:rPr>
+          <w:rFonts w:ascii="Times New Roman" w:cs="Times New Roman" w:eastAsia="Times New Roman" w:hAnsi="Times New Roman"/>
+          <w:b/>
+          <w:bCs/>
+          <w:sz w:val="22"/>
+          <w:szCs w:val="22"/>
+        </w:rPr>
+        <w:t xml:space="preserve">Investor elections under Article 3</w:t>
+      </w:r>
+    </w:p>
+    <w:p>
+      <w:pPr>
+        <w:spacing w:after="140" w:before="0"/>
+      </w:pPr>
+      <w:r>
+        <w:rPr>
+          <w:rFonts w:ascii="Times New Roman" w:cs="Times New Roman" w:eastAsia="Times New Roman" w:hAnsi="Times New Roman"/>
+          <w:sz w:val="22"/>
+          <w:szCs w:val="22"/>
+        </w:rPr>
+        <w:t xml:space="preserve">Closing at which the Investor is admitted:   ○ Initial closing     ○ Second closing     ○ Final closing</w:t>
+      </w:r>
+    </w:p>
+    <w:p>
+      <w:pPr>
+        <w:spacing w:after="140" w:before="0"/>
+      </w:pPr>
+      <w:r>
+        <w:rPr>
+          <w:rFonts w:ascii="Times New Roman" w:cs="Times New Roman" w:eastAsia="Times New Roman" w:hAnsi="Times New Roman"/>
+          <w:sz w:val="22"/>
+          <w:szCs w:val="22"/>
+        </w:rPr>
+        <w:t xml:space="preserve">Requested admission date: __________________</w:t>
       </w:r>
     </w:p>
     <w:p>
@@ -2449,59 +2455,7 @@
           <w:sz w:val="22"/>
           <w:szCs w:val="22"/>
         </w:rPr>
-        <w:t xml:space="preserve">4.43 Any determination by the General Partner regarding capital contributions shall be made in writing, shall be recorded in the books of the Partnership and shall be binding on all partners absent manifest error.</w:t>
-      </w:r>
-    </w:p>
-    <w:p>
-      <w:pPr>
-        <w:spacing w:after="140" w:before="0"/>
-      </w:pPr>
-      <w:r>
-        <w:rPr>
-          <w:rFonts w:ascii="Times New Roman" w:cs="Times New Roman" w:eastAsia="Times New Roman" w:hAnsi="Times New Roman"/>
-          <w:sz w:val="22"/>
-          <w:szCs w:val="22"/>
-        </w:rPr>
-        <w:t xml:space="preserve">4.44 Nothing in this Section limits the rights of an Investor under the side letter, if any, entered into between that Investor and the General Partner in relation to capital contributions.</w:t>
-      </w:r>
-    </w:p>
-    <w:p>
-      <w:pPr>
-        <w:spacing w:after="140" w:before="0"/>
-      </w:pPr>
-      <w:r>
-        <w:rPr>
-          <w:rFonts w:ascii="Times New Roman" w:cs="Times New Roman" w:eastAsia="Times New Roman" w:hAnsi="Times New Roman"/>
-          <w:sz w:val="22"/>
-          <w:szCs w:val="22"/>
-        </w:rPr>
-        <w:t xml:space="preserve">4.45 This Article applies to capital contributions notwithstanding any course of dealing between the Partnership and an Investor that is inconsistent with it.</w:t>
-      </w:r>
-    </w:p>
-    <w:p>
-      <w:pPr>
-        <w:spacing w:after="140" w:before="0"/>
-      </w:pPr>
-      <w:r>
-        <w:rPr>
-          <w:rFonts w:ascii="Times New Roman" w:cs="Times New Roman" w:eastAsia="Times New Roman" w:hAnsi="Times New Roman"/>
-          <w:sz w:val="22"/>
-          <w:szCs w:val="22"/>
-        </w:rPr>
-        <w:t xml:space="preserve">4.46 The administrator may rely on instructions from the General Partner regarding capital contributions without independent verification and shall have no liability for acting on such instructions.</w:t>
-      </w:r>
-    </w:p>
-    <w:p>
-      <w:pPr>
-        <w:spacing w:after="140" w:before="0"/>
-      </w:pPr>
-      <w:r>
-        <w:rPr>
-          <w:rFonts w:ascii="Times New Roman" w:cs="Times New Roman" w:eastAsia="Times New Roman" w:hAnsi="Times New Roman"/>
-          <w:sz w:val="22"/>
-          <w:szCs w:val="22"/>
-        </w:rPr>
-        <w:t xml:space="preserve">4.47 Each Investor shall make its comittment available to the Partnership in accordance with this Agreement.</w:t>
+        <w:t xml:space="preserve">4.43 Each Investor shall make its comittment available to the Partnership in accordance with this Agreement.</w:t>
       </w:r>
     </w:p>
     <w:p>
@@ -3089,72 +3043,75 @@
           <w:sz w:val="22"/>
           <w:szCs w:val="22"/>
         </w:rPr>
-        <w:t xml:space="preserve">5.44 Where the Partnership Agreement and this Agreement differ as to capital calls, the Partnership Agreement prevails unless this Agreement expressly provides otherwise.</w:t>
-      </w:r>
-    </w:p>
-    <w:p>
-      <w:pPr>
-        <w:spacing w:after="140" w:before="0"/>
-      </w:pPr>
-      <w:r>
-        <w:rPr>
-          <w:rFonts w:ascii="Times New Roman" w:cs="Times New Roman" w:eastAsia="Times New Roman" w:hAnsi="Times New Roman"/>
-          <w:sz w:val="22"/>
-          <w:szCs w:val="22"/>
-        </w:rPr>
-        <w:t xml:space="preserve">5.45 The General Partner shall give the Investors not less than ten Business Days' written notice of any material change in its policies concerning capital calls.</w:t>
-      </w:r>
-    </w:p>
-    <w:p>
-      <w:pPr>
-        <w:spacing w:after="140" w:before="0"/>
-      </w:pPr>
-      <w:r>
-        <w:rPr>
-          <w:rFonts w:ascii="Times New Roman" w:cs="Times New Roman" w:eastAsia="Times New Roman" w:hAnsi="Times New Roman"/>
-          <w:sz w:val="22"/>
-          <w:szCs w:val="22"/>
-        </w:rPr>
-        <w:t xml:space="preserve">5.46 Each Investor shall provide such information regarding capital calls as the General Partner may reasonably require to comply with its obligations under applicable law.</w:t>
-      </w:r>
-    </w:p>
-    <w:p>
-      <w:pPr>
-        <w:spacing w:after="140" w:before="0"/>
-      </w:pPr>
-      <w:r>
-        <w:rPr>
-          <w:rFonts w:ascii="Times New Roman" w:cs="Times New Roman" w:eastAsia="Times New Roman" w:hAnsi="Times New Roman"/>
-          <w:sz w:val="22"/>
-          <w:szCs w:val="22"/>
-        </w:rPr>
-        <w:t xml:space="preserve">5.47 The General Partner may delegate any of its functions relating to capital calls to an affiliate or a service provider, but remains responsible for the performance of those functions.</w:t>
-      </w:r>
-    </w:p>
-    <w:p>
-      <w:pPr>
-        <w:spacing w:after="140" w:before="0"/>
-      </w:pPr>
-      <w:r>
-        <w:rPr>
-          <w:rFonts w:ascii="Times New Roman" w:cs="Times New Roman" w:eastAsia="Times New Roman" w:hAnsi="Times New Roman"/>
-          <w:sz w:val="22"/>
-          <w:szCs w:val="22"/>
-        </w:rPr>
-        <w:t xml:space="preserve">5.48 The Investor shall fund each capital call within 10 Business Days after receipt of a Capital Call Notice.</w:t>
-      </w:r>
-    </w:p>
-    <w:p>
-      <w:pPr>
-        <w:spacing w:after="140" w:before="0"/>
-      </w:pPr>
-      <w:r>
-        <w:rPr>
-          <w:rFonts w:ascii="Times New Roman" w:cs="Times New Roman" w:eastAsia="Times New Roman" w:hAnsi="Times New Roman"/>
-          <w:sz w:val="22"/>
-          <w:szCs w:val="22"/>
-        </w:rPr>
-        <w:t xml:space="preserve">5.49 The General Partner shall issue Capital Call Notices promptly and shall use reasonable efforts to give advance notice of large calls.</w:t>
+        <w:t xml:space="preserve">5.44 The Investor shall fund each capital call within 10 Business Days after receipt of a Capital Call Notice.</w:t>
+      </w:r>
+    </w:p>
+    <w:p>
+      <w:pPr>
+        <w:spacing w:after="140" w:before="0"/>
+      </w:pPr>
+      <w:r>
+        <w:rPr>
+          <w:rFonts w:ascii="Times New Roman" w:cs="Times New Roman" w:eastAsia="Times New Roman" w:hAnsi="Times New Roman"/>
+          <w:sz w:val="22"/>
+          <w:szCs w:val="22"/>
+        </w:rPr>
+        <w:t xml:space="preserve">5.45 The General Partner shall issue Capital Call Notices promptly and shall use reasonable efforts to give advance notice of large calls.</w:t>
+      </w:r>
+    </w:p>
+    <w:p>
+      <w:pPr>
+        <w:keepNext/>
+        <w:spacing w:after="140" w:before="120"/>
+      </w:pPr>
+      <w:r>
+        <w:rPr>
+          <w:rFonts w:ascii="Times New Roman" w:cs="Times New Roman" w:eastAsia="Times New Roman" w:hAnsi="Times New Roman"/>
+          <w:b/>
+          <w:bCs/>
+          <w:sz w:val="22"/>
+          <w:szCs w:val="22"/>
+        </w:rPr>
+        <w:t xml:space="preserve">Investor elections under Article 5</w:t>
+      </w:r>
+    </w:p>
+    <w:p>
+      <w:pPr>
+        <w:spacing w:after="140" w:before="0"/>
+      </w:pPr>
+      <w:r>
+        <w:rPr>
+          <w:rFonts w:ascii="Times New Roman" w:cs="Times New Roman" w:eastAsia="Times New Roman" w:hAnsi="Times New Roman"/>
+          <w:sz w:val="22"/>
+          <w:szCs w:val="22"/>
+        </w:rPr>
+        <w:t xml:space="preserve">Email address for Capital Call Notices: __________________________________</w:t>
+      </w:r>
+    </w:p>
+    <w:p>
+      <w:pPr>
+        <w:spacing w:after="140" w:before="0"/>
+      </w:pPr>
+      <w:r>
+        <w:rPr>
+          <w:rFonts w:ascii="Times New Roman" w:cs="Times New Roman" w:eastAsia="Times New Roman" w:hAnsi="Times New Roman"/>
+          <w:sz w:val="22"/>
+          <w:szCs w:val="22"/>
+        </w:rPr>
+        <w:t xml:space="preserve">Second email address for Capital Call Notices: __________________________________</w:t>
+      </w:r>
+    </w:p>
+    <w:p>
+      <w:pPr>
+        <w:spacing w:after="140" w:before="0"/>
+      </w:pPr>
+      <w:r>
+        <w:rPr>
+          <w:rFonts w:ascii="Times New Roman" w:cs="Times New Roman" w:eastAsia="Times New Roman" w:hAnsi="Times New Roman"/>
+          <w:sz w:val="22"/>
+          <w:szCs w:val="22"/>
+        </w:rPr>
+        <w:t xml:space="preserve">Delivery of Capital Call Notices:   ☐ Email     ☐ Investor portal     ☐ Courier</w:t>
       </w:r>
     </w:p>
     <w:p>
@@ -3755,59 +3712,7 @@
           <w:sz w:val="22"/>
           <w:szCs w:val="22"/>
         </w:rPr>
-        <w:t xml:space="preserve">6.45 Matters relating to defaulting partners that are not addressed in this Agreement shall be resolved by the General Partner acting reasonably and consistently with the purpose of the Partnership.</w:t>
-      </w:r>
-    </w:p>
-    <w:p>
-      <w:pPr>
-        <w:spacing w:after="140" w:before="0"/>
-      </w:pPr>
-      <w:r>
-        <w:rPr>
-          <w:rFonts w:ascii="Times New Roman" w:cs="Times New Roman" w:eastAsia="Times New Roman" w:hAnsi="Times New Roman"/>
-          <w:sz w:val="22"/>
-          <w:szCs w:val="22"/>
-        </w:rPr>
-        <w:t xml:space="preserve">6.46 The General Partner may delegate any of its functions relating to defaulting partners to an affiliate or a service provider, but remains responsible for the performance of those functions.</w:t>
-      </w:r>
-    </w:p>
-    <w:p>
-      <w:pPr>
-        <w:spacing w:after="140" w:before="0"/>
-      </w:pPr>
-      <w:r>
-        <w:rPr>
-          <w:rFonts w:ascii="Times New Roman" w:cs="Times New Roman" w:eastAsia="Times New Roman" w:hAnsi="Times New Roman"/>
-          <w:sz w:val="22"/>
-          <w:szCs w:val="22"/>
-        </w:rPr>
-        <w:t xml:space="preserve">6.47 Costs incurred in connection with defaulting partners are Partnership expenses unless the Partnership Agreement allocates them to the General Partner or to a particular Investor.</w:t>
-      </w:r>
-    </w:p>
-    <w:p>
-      <w:pPr>
-        <w:spacing w:after="140" w:before="0"/>
-      </w:pPr>
-      <w:r>
-        <w:rPr>
-          <w:rFonts w:ascii="Times New Roman" w:cs="Times New Roman" w:eastAsia="Times New Roman" w:hAnsi="Times New Roman"/>
-          <w:sz w:val="22"/>
-          <w:szCs w:val="22"/>
-        </w:rPr>
-        <w:t xml:space="preserve">6.48 Each Investor waives, to the fullest extent permitted by law, any right to object to actions concerning defaulting partners taken in accordance with this Agreement.</w:t>
-      </w:r>
-    </w:p>
-    <w:p>
-      <w:pPr>
-        <w:spacing w:after="140" w:before="0"/>
-      </w:pPr>
-      <w:r>
-        <w:rPr>
-          <w:rFonts w:ascii="Times New Roman" w:cs="Times New Roman" w:eastAsia="Times New Roman" w:hAnsi="Times New Roman"/>
-          <w:sz w:val="22"/>
-          <w:szCs w:val="22"/>
-        </w:rPr>
-        <w:t xml:space="preserve">6.49 A Defaulting Partner shall be allocated to the Excused Investor Pool and shall forfeit 50% of its capital account as liquidated damages.</w:t>
+        <w:t xml:space="preserve">6.45 A Defaulting Partner shall be allocated to the Excused Investor Pool and shall forfeit 50% of its capital account as liquidated damages.</w:t>
       </w:r>
     </w:p>
     <w:p>
@@ -4413,54 +4318,70 @@
     </w:p>
     <w:p>
       <w:pPr>
-        <w:spacing w:after="140" w:before="0"/>
-      </w:pPr>
-      <w:r>
-        <w:rPr>
-          <w:rFonts w:ascii="Times New Roman" w:cs="Times New Roman" w:eastAsia="Times New Roman" w:hAnsi="Times New Roman"/>
-          <w:sz w:val="22"/>
-          <w:szCs w:val="22"/>
-        </w:rPr>
-        <w:t xml:space="preserve">7.46 Costs incurred in connection with distributions to partners are Partnership expenses unless the Partnership Agreement allocates them to the General Partner or to a particular Investor.</w:t>
-      </w:r>
-    </w:p>
-    <w:p>
-      <w:pPr>
-        <w:spacing w:after="140" w:before="0"/>
-      </w:pPr>
-      <w:r>
-        <w:rPr>
-          <w:rFonts w:ascii="Times New Roman" w:cs="Times New Roman" w:eastAsia="Times New Roman" w:hAnsi="Times New Roman"/>
-          <w:sz w:val="22"/>
-          <w:szCs w:val="22"/>
-        </w:rPr>
-        <w:t xml:space="preserve">7.47 The General Partner shall keep records relating to distributions to partners for at least six years after the end of the term of the Partnership and shall make them available to the auditors.</w:t>
-      </w:r>
-    </w:p>
-    <w:p>
-      <w:pPr>
-        <w:spacing w:after="140" w:before="0"/>
-      </w:pPr>
-      <w:r>
-        <w:rPr>
-          <w:rFonts w:ascii="Times New Roman" w:cs="Times New Roman" w:eastAsia="Times New Roman" w:hAnsi="Times New Roman"/>
-          <w:sz w:val="22"/>
-          <w:szCs w:val="22"/>
-        </w:rPr>
-        <w:t xml:space="preserve">7.48 This Article applies to distributions to partners notwithstanding any course of dealing between the Partnership and an Investor that is inconsistent with it.</w:t>
-      </w:r>
-    </w:p>
-    <w:p>
-      <w:pPr>
-        <w:spacing w:after="140" w:before="0"/>
-      </w:pPr>
-      <w:r>
-        <w:rPr>
-          <w:rFonts w:ascii="Times New Roman" w:cs="Times New Roman" w:eastAsia="Times New Roman" w:hAnsi="Times New Roman"/>
-          <w:sz w:val="22"/>
-          <w:szCs w:val="22"/>
-        </w:rPr>
-        <w:t xml:space="preserve">7.49 If any provision concerning distributions to partners is held invalid, the remaining provisions continue in full force and the invalid provision is replaced by a valid provision closest to its intent.</w:t>
+        <w:keepNext/>
+        <w:spacing w:after="140" w:before="120"/>
+      </w:pPr>
+      <w:r>
+        <w:rPr>
+          <w:rFonts w:ascii="Times New Roman" w:cs="Times New Roman" w:eastAsia="Times New Roman" w:hAnsi="Times New Roman"/>
+          <w:b/>
+          <w:bCs/>
+          <w:sz w:val="22"/>
+          <w:szCs w:val="22"/>
+        </w:rPr>
+        <w:t xml:space="preserve">Investor elections under Article 7</w:t>
+      </w:r>
+    </w:p>
+    <w:p>
+      <w:pPr>
+        <w:spacing w:after="140" w:before="0"/>
+      </w:pPr>
+      <w:r>
+        <w:rPr>
+          <w:rFonts w:ascii="Times New Roman" w:cs="Times New Roman" w:eastAsia="Times New Roman" w:hAnsi="Times New Roman"/>
+          <w:sz w:val="22"/>
+          <w:szCs w:val="22"/>
+        </w:rPr>
+        <w:t xml:space="preserve">Distribution election:   ○ Pay in cash     ○ Reinvest where permitted</w:t>
+      </w:r>
+    </w:p>
+    <w:p>
+      <w:pPr>
+        <w:spacing w:after="140" w:before="0"/>
+      </w:pPr>
+      <w:r>
+        <w:rPr>
+          <w:rFonts w:ascii="Times New Roman" w:cs="Times New Roman" w:eastAsia="Times New Roman" w:hAnsi="Times New Roman"/>
+          <w:sz w:val="22"/>
+          <w:szCs w:val="22"/>
+        </w:rPr>
+        <w:t xml:space="preserve">Distribution bank name: __________________________________</w:t>
+      </w:r>
+    </w:p>
+    <w:p>
+      <w:pPr>
+        <w:spacing w:after="140" w:before="0"/>
+      </w:pPr>
+      <w:r>
+        <w:rPr>
+          <w:rFonts w:ascii="Times New Roman" w:cs="Times New Roman" w:eastAsia="Times New Roman" w:hAnsi="Times New Roman"/>
+          <w:sz w:val="22"/>
+          <w:szCs w:val="22"/>
+        </w:rPr>
+        <w:t xml:space="preserve">Distribution account number or IBAN: ______________________________</w:t>
+      </w:r>
+    </w:p>
+    <w:p>
+      <w:pPr>
+        <w:spacing w:after="140" w:before="0"/>
+      </w:pPr>
+      <w:r>
+        <w:rPr>
+          <w:rFonts w:ascii="Times New Roman" w:cs="Times New Roman" w:eastAsia="Times New Roman" w:hAnsi="Times New Roman"/>
+          <w:sz w:val="22"/>
+          <w:szCs w:val="22"/>
+        </w:rPr>
+        <w:t xml:space="preserve">SWIFT or ABA code: ____________________</w:t>
       </w:r>
     </w:p>
     <w:p>
@@ -4988,58 +4909,6 @@
     </w:p>
     <w:p>
       <w:pPr>
-        <w:spacing w:after="140" w:before="0"/>
-      </w:pPr>
-      <w:r>
-        <w:rPr>
-          <w:rFonts w:ascii="Times New Roman" w:cs="Times New Roman" w:eastAsia="Times New Roman" w:hAnsi="Times New Roman"/>
-          <w:sz w:val="22"/>
-          <w:szCs w:val="22"/>
-        </w:rPr>
-        <w:t xml:space="preserve">8.40 Nothing in this Section limits the rights of an Investor under the side letter, if any, entered into between that Investor and the General Partner in relation to allocations of profit and loss.</w:t>
-      </w:r>
-    </w:p>
-    <w:p>
-      <w:pPr>
-        <w:spacing w:after="140" w:before="0"/>
-      </w:pPr>
-      <w:r>
-        <w:rPr>
-          <w:rFonts w:ascii="Times New Roman" w:cs="Times New Roman" w:eastAsia="Times New Roman" w:hAnsi="Times New Roman"/>
-          <w:sz w:val="22"/>
-          <w:szCs w:val="22"/>
-        </w:rPr>
-        <w:t xml:space="preserve">8.41 Where the Partnership Agreement and this Agreement differ as to allocations of profit and loss, the Partnership Agreement prevails unless this Agreement expressly provides otherwise.</w:t>
-      </w:r>
-    </w:p>
-    <w:p>
-      <w:pPr>
-        <w:spacing w:after="140" w:before="0"/>
-      </w:pPr>
-      <w:r>
-        <w:rPr>
-          <w:rFonts w:ascii="Times New Roman" w:cs="Times New Roman" w:eastAsia="Times New Roman" w:hAnsi="Times New Roman"/>
-          <w:sz w:val="22"/>
-          <w:szCs w:val="22"/>
-        </w:rPr>
-        <w:t xml:space="preserve">8.42 The General Partner shall give the Investors not less than ten Business Days' written notice of any material change in its policies concerning allocations of profit and loss.</w:t>
-      </w:r>
-    </w:p>
-    <w:p>
-      <w:pPr>
-        <w:spacing w:after="140" w:before="0"/>
-      </w:pPr>
-      <w:r>
-        <w:rPr>
-          <w:rFonts w:ascii="Times New Roman" w:cs="Times New Roman" w:eastAsia="Times New Roman" w:hAnsi="Times New Roman"/>
-          <w:sz w:val="22"/>
-          <w:szCs w:val="22"/>
-        </w:rPr>
-        <w:t xml:space="preserve">8.43 Each Investor shall provide such information regarding allocations of profit and loss as the General Partner may reasonably require to comply with its obligations under applicable law.</w:t>
-      </w:r>
-    </w:p>
-    <w:p>
-      <w:pPr>
         <w:keepNext/>
         <w:spacing w:after="100" w:before="220"/>
       </w:pPr>
@@ -5584,59 +5453,49 @@
           <w:sz w:val="22"/>
           <w:szCs w:val="22"/>
         </w:rPr>
-        <w:t xml:space="preserve">9.41 The administrator may rely on instructions from the General Partner regarding the management fee without independent verification and shall have no liability for acting on such instructions.</w:t>
-      </w:r>
-    </w:p>
-    <w:p>
-      <w:pPr>
-        <w:spacing w:after="140" w:before="0"/>
-      </w:pPr>
-      <w:r>
-        <w:rPr>
-          <w:rFonts w:ascii="Times New Roman" w:cs="Times New Roman" w:eastAsia="Times New Roman" w:hAnsi="Times New Roman"/>
-          <w:sz w:val="22"/>
-          <w:szCs w:val="22"/>
-        </w:rPr>
-        <w:t xml:space="preserve">9.42 Matters relating to the management fee that are not addressed in this Agreement shall be resolved by the General Partner acting reasonably and consistently with the purpose of the Partnership.</w:t>
-      </w:r>
-    </w:p>
-    <w:p>
-      <w:pPr>
-        <w:spacing w:after="140" w:before="0"/>
-      </w:pPr>
-      <w:r>
-        <w:rPr>
-          <w:rFonts w:ascii="Times New Roman" w:cs="Times New Roman" w:eastAsia="Times New Roman" w:hAnsi="Times New Roman"/>
-          <w:sz w:val="22"/>
-          <w:szCs w:val="22"/>
-        </w:rPr>
-        <w:t xml:space="preserve">9.43 The General Partner may delegate any of its functions relating to the management fee to an affiliate or a service provider, but remains responsible for the performance of those functions.</w:t>
-      </w:r>
-    </w:p>
-    <w:p>
-      <w:pPr>
-        <w:spacing w:after="140" w:before="0"/>
-      </w:pPr>
-      <w:r>
-        <w:rPr>
-          <w:rFonts w:ascii="Times New Roman" w:cs="Times New Roman" w:eastAsia="Times New Roman" w:hAnsi="Times New Roman"/>
-          <w:sz w:val="22"/>
-          <w:szCs w:val="22"/>
-        </w:rPr>
-        <w:t xml:space="preserve">9.44 Costs incurred in connection with the management fee are Partnership expenses unless the Partnership Agreement allocates them to the General Partner or to a particular Investor.</w:t>
-      </w:r>
-    </w:p>
-    <w:p>
-      <w:pPr>
-        <w:spacing w:after="140" w:before="0"/>
-      </w:pPr>
-      <w:r>
-        <w:rPr>
-          <w:rFonts w:ascii="Times New Roman" w:cs="Times New Roman" w:eastAsia="Times New Roman" w:hAnsi="Times New Roman"/>
-          <w:sz w:val="22"/>
-          <w:szCs w:val="22"/>
-        </w:rPr>
-        <w:t xml:space="preserve">9.45 During the investment period the Partnership shall pay the General Partner an annual management fee equal to 2.0% of aggregate Commitments.</w:t>
+        <w:t xml:space="preserve">9.41 During the investment period the Partnership shall pay the General Partner an annual management fee equal to 2.0% of aggregate Commitments.</w:t>
+      </w:r>
+    </w:p>
+    <w:p>
+      <w:pPr>
+        <w:keepNext/>
+        <w:spacing w:after="140" w:before="120"/>
+      </w:pPr>
+      <w:r>
+        <w:rPr>
+          <w:rFonts w:ascii="Times New Roman" w:cs="Times New Roman" w:eastAsia="Times New Roman" w:hAnsi="Times New Roman"/>
+          <w:b/>
+          <w:bCs/>
+          <w:sz w:val="22"/>
+          <w:szCs w:val="22"/>
+        </w:rPr>
+        <w:t xml:space="preserve">Investor elections under Article 9</w:t>
+      </w:r>
+    </w:p>
+    <w:p>
+      <w:pPr>
+        <w:spacing w:after="140" w:before="0"/>
+      </w:pPr>
+      <w:r>
+        <w:rPr>
+          <w:rFonts w:ascii="Times New Roman" w:cs="Times New Roman" w:eastAsia="Times New Roman" w:hAnsi="Times New Roman"/>
+          <w:sz w:val="22"/>
+          <w:szCs w:val="22"/>
+        </w:rPr>
+        <w:t xml:space="preserve">Fee class:   ○ Class A (standard)     ○ Class B (early closer)     ○ Class C (anchor)</w:t>
+      </w:r>
+    </w:p>
+    <w:p>
+      <w:pPr>
+        <w:spacing w:after="140" w:before="0"/>
+      </w:pPr>
+      <w:r>
+        <w:rPr>
+          <w:rFonts w:ascii="Times New Roman" w:cs="Times New Roman" w:eastAsia="Times New Roman" w:hAnsi="Times New Roman"/>
+          <w:sz w:val="22"/>
+          <w:szCs w:val="22"/>
+        </w:rPr>
+        <w:t xml:space="preserve">Fee discount agreed in side letter, if any (%): __________</w:t>
       </w:r>
     </w:p>
     <w:p>
@@ -6198,59 +6057,7 @@
           <w:sz w:val="22"/>
           <w:szCs w:val="22"/>
         </w:rPr>
-        <w:t xml:space="preserve">10.42 The obligations of the Partnership in respect of partnership expenses are obligations of the Partnership only, and no Investor is personally liable for them beyond its unfunded Commitment.</w:t>
-      </w:r>
-    </w:p>
-    <w:p>
-      <w:pPr>
-        <w:spacing w:after="140" w:before="0"/>
-      </w:pPr>
-      <w:r>
-        <w:rPr>
-          <w:rFonts w:ascii="Times New Roman" w:cs="Times New Roman" w:eastAsia="Times New Roman" w:hAnsi="Times New Roman"/>
-          <w:sz w:val="22"/>
-          <w:szCs w:val="22"/>
-        </w:rPr>
-        <w:t xml:space="preserve">10.43 Costs incurred in connection with partnership expenses are Partnership expenses unless the Partnership Agreement allocates them to the General Partner or to a particular Investor.</w:t>
-      </w:r>
-    </w:p>
-    <w:p>
-      <w:pPr>
-        <w:spacing w:after="140" w:before="0"/>
-      </w:pPr>
-      <w:r>
-        <w:rPr>
-          <w:rFonts w:ascii="Times New Roman" w:cs="Times New Roman" w:eastAsia="Times New Roman" w:hAnsi="Times New Roman"/>
-          <w:sz w:val="22"/>
-          <w:szCs w:val="22"/>
-        </w:rPr>
-        <w:t xml:space="preserve">10.44 The General Partner shall keep records relating to partnership expenses for at least six years after the end of the term of the Partnership and shall make them available to the auditors.</w:t>
-      </w:r>
-    </w:p>
-    <w:p>
-      <w:pPr>
-        <w:spacing w:after="140" w:before="0"/>
-      </w:pPr>
-      <w:r>
-        <w:rPr>
-          <w:rFonts w:ascii="Times New Roman" w:cs="Times New Roman" w:eastAsia="Times New Roman" w:hAnsi="Times New Roman"/>
-          <w:sz w:val="22"/>
-          <w:szCs w:val="22"/>
-        </w:rPr>
-        <w:t xml:space="preserve">10.45 This Article applies to partnership expenses notwithstanding any course of dealing between the Partnership and an Investor that is inconsistent with it.</w:t>
-      </w:r>
-    </w:p>
-    <w:p>
-      <w:pPr>
-        <w:spacing w:after="140" w:before="0"/>
-      </w:pPr>
-      <w:r>
-        <w:rPr>
-          <w:rFonts w:ascii="Times New Roman" w:cs="Times New Roman" w:eastAsia="Times New Roman" w:hAnsi="Times New Roman"/>
-          <w:sz w:val="22"/>
-          <w:szCs w:val="22"/>
-        </w:rPr>
-        <w:t xml:space="preserve">10.46 Expenses of the Partnership shall be kept in a seperate account and reconciled at least quarterly.</w:t>
+        <w:t xml:space="preserve">10.42 Expenses of the Partnership shall be kept in a seperate account and reconciled at least quarterly.</w:t>
       </w:r>
     </w:p>
     <w:p>
@@ -6825,72 +6632,20 @@
           <w:sz w:val="22"/>
           <w:szCs w:val="22"/>
         </w:rPr>
-        <w:t xml:space="preserve">11.43 The General Partner shall keep records relating to carried interest for at least six years after the end of the term of the Partnership and shall make them available to the auditors.</w:t>
-      </w:r>
-    </w:p>
-    <w:p>
-      <w:pPr>
-        <w:spacing w:after="140" w:before="0"/>
-      </w:pPr>
-      <w:r>
-        <w:rPr>
-          <w:rFonts w:ascii="Times New Roman" w:cs="Times New Roman" w:eastAsia="Times New Roman" w:hAnsi="Times New Roman"/>
-          <w:sz w:val="22"/>
-          <w:szCs w:val="22"/>
-        </w:rPr>
-        <w:t xml:space="preserve">11.44 No failure or delay by the General Partner in exercising any right relating to carried interest operates as a waiver of that right, and no single exercise prevents any further exercise.</w:t>
-      </w:r>
-    </w:p>
-    <w:p>
-      <w:pPr>
-        <w:spacing w:after="140" w:before="0"/>
-      </w:pPr>
-      <w:r>
-        <w:rPr>
-          <w:rFonts w:ascii="Times New Roman" w:cs="Times New Roman" w:eastAsia="Times New Roman" w:hAnsi="Times New Roman"/>
-          <w:sz w:val="22"/>
-          <w:szCs w:val="22"/>
-        </w:rPr>
-        <w:t xml:space="preserve">11.45 The General Partner shall give the Investors not less than ten Business Days' written notice of any material change in its policies concerning carried interest.</w:t>
-      </w:r>
-    </w:p>
-    <w:p>
-      <w:pPr>
-        <w:spacing w:after="140" w:before="0"/>
-      </w:pPr>
-      <w:r>
-        <w:rPr>
-          <w:rFonts w:ascii="Times New Roman" w:cs="Times New Roman" w:eastAsia="Times New Roman" w:hAnsi="Times New Roman"/>
-          <w:sz w:val="22"/>
-          <w:szCs w:val="22"/>
-        </w:rPr>
-        <w:t xml:space="preserve">11.46 The advisory committee may be consulted on matters relating to carried interest that involve a conflict of interest, but its views are advisory and do not bind the General Partner.</w:t>
-      </w:r>
-    </w:p>
-    <w:p>
-      <w:pPr>
-        <w:spacing w:after="140" w:before="0"/>
-      </w:pPr>
-      <w:r>
-        <w:rPr>
-          <w:rFonts w:ascii="Times New Roman" w:cs="Times New Roman" w:eastAsia="Times New Roman" w:hAnsi="Times New Roman"/>
-          <w:sz w:val="22"/>
-          <w:szCs w:val="22"/>
-        </w:rPr>
-        <w:t xml:space="preserve">11.47 The General Partner shall be entitled to the Hurdle Catch-Up Amount only after the Investors have received their preferred return.</w:t>
-      </w:r>
-    </w:p>
-    <w:p>
-      <w:pPr>
-        <w:spacing w:after="140" w:before="0"/>
-      </w:pPr>
-      <w:r>
-        <w:rPr>
-          <w:rFonts w:ascii="Times New Roman" w:cs="Times New Roman" w:eastAsia="Times New Roman" w:hAnsi="Times New Roman"/>
-          <w:sz w:val="22"/>
-          <w:szCs w:val="22"/>
-        </w:rPr>
-        <w:t xml:space="preserve">11.48 Amounts subject to clawback shall be returned to the Partnership as described in Section 47.3.</w:t>
+        <w:t xml:space="preserve">11.43 The General Partner shall be entitled to the Hurdle Catch-Up Amount only after the Investors have received their preferred return.</w:t>
+      </w:r>
+    </w:p>
+    <w:p>
+      <w:pPr>
+        <w:spacing w:after="140" w:before="0"/>
+      </w:pPr>
+      <w:r>
+        <w:rPr>
+          <w:rFonts w:ascii="Times New Roman" w:cs="Times New Roman" w:eastAsia="Times New Roman" w:hAnsi="Times New Roman"/>
+          <w:sz w:val="22"/>
+          <w:szCs w:val="22"/>
+        </w:rPr>
+        <w:t xml:space="preserve">11.44 Amounts subject to clawback shall be returned to the Partnership as described in Section 47.3.</w:t>
       </w:r>
     </w:p>
     <w:p>
@@ -7470,58 +7225,6 @@
     </w:p>
     <w:p>
       <w:pPr>
-        <w:spacing w:after="140" w:before="0"/>
-      </w:pPr>
-      <w:r>
-        <w:rPr>
-          <w:rFonts w:ascii="Times New Roman" w:cs="Times New Roman" w:eastAsia="Times New Roman" w:hAnsi="Times New Roman"/>
-          <w:sz w:val="22"/>
-          <w:szCs w:val="22"/>
-        </w:rPr>
-        <w:t xml:space="preserve">12.44 If any provision concerning investment restrictions is held invalid, the remaining provisions continue in full force and the invalid provision is replaced by a valid provision closest to its intent.</w:t>
-      </w:r>
-    </w:p>
-    <w:p>
-      <w:pPr>
-        <w:spacing w:after="140" w:before="0"/>
-      </w:pPr>
-      <w:r>
-        <w:rPr>
-          <w:rFonts w:ascii="Times New Roman" w:cs="Times New Roman" w:eastAsia="Times New Roman" w:hAnsi="Times New Roman"/>
-          <w:sz w:val="22"/>
-          <w:szCs w:val="22"/>
-        </w:rPr>
-        <w:t xml:space="preserve">12.45 Matters relating to investment restrictions that are not addressed in this Agreement shall be resolved by the General Partner acting reasonably and consistently with the purpose of the Partnership.</w:t>
-      </w:r>
-    </w:p>
-    <w:p>
-      <w:pPr>
-        <w:spacing w:after="140" w:before="0"/>
-      </w:pPr>
-      <w:r>
-        <w:rPr>
-          <w:rFonts w:ascii="Times New Roman" w:cs="Times New Roman" w:eastAsia="Times New Roman" w:hAnsi="Times New Roman"/>
-          <w:sz w:val="22"/>
-          <w:szCs w:val="22"/>
-        </w:rPr>
-        <w:t xml:space="preserve">12.46 The provisions of this Section apply to investment restrictions and shall be read together with the corresponding provisions of the Partnership Agreement.</w:t>
-      </w:r>
-    </w:p>
-    <w:p>
-      <w:pPr>
-        <w:spacing w:after="140" w:before="0"/>
-      </w:pPr>
-      <w:r>
-        <w:rPr>
-          <w:rFonts w:ascii="Times New Roman" w:cs="Times New Roman" w:eastAsia="Times New Roman" w:hAnsi="Times New Roman"/>
-          <w:sz w:val="22"/>
-          <w:szCs w:val="22"/>
-        </w:rPr>
-        <w:t xml:space="preserve">12.47 The General Partner shall administer investment restrictions in good faith and in accordance with applicable law, the Partnership Agreement and the policies adopted by the General Partner from time to time.</w:t>
-      </w:r>
-    </w:p>
-    <w:p>
-      <w:pPr>
         <w:keepNext/>
         <w:spacing w:after="100" w:before="220"/>
       </w:pPr>
@@ -8110,58 +7813,6 @@
     </w:p>
     <w:p>
       <w:pPr>
-        <w:spacing w:after="140" w:before="0"/>
-      </w:pPr>
-      <w:r>
-        <w:rPr>
-          <w:rFonts w:ascii="Times New Roman" w:cs="Times New Roman" w:eastAsia="Times New Roman" w:hAnsi="Times New Roman"/>
-          <w:sz w:val="22"/>
-          <w:szCs w:val="22"/>
-        </w:rPr>
-        <w:t xml:space="preserve">13.45 The obligations of the Partnership in respect of conflicts of interest are obligations of the Partnership only, and no Investor is personally liable for them beyond its unfunded Commitment.</w:t>
-      </w:r>
-    </w:p>
-    <w:p>
-      <w:pPr>
-        <w:spacing w:after="140" w:before="0"/>
-      </w:pPr>
-      <w:r>
-        <w:rPr>
-          <w:rFonts w:ascii="Times New Roman" w:cs="Times New Roman" w:eastAsia="Times New Roman" w:hAnsi="Times New Roman"/>
-          <w:sz w:val="22"/>
-          <w:szCs w:val="22"/>
-        </w:rPr>
-        <w:t xml:space="preserve">13.46 The General Partner shall administer conflicts of interest in good faith and in accordance with applicable law, the Partnership Agreement and the policies adopted by the General Partner from time to time.</w:t>
-      </w:r>
-    </w:p>
-    <w:p>
-      <w:pPr>
-        <w:spacing w:after="140" w:before="0"/>
-      </w:pPr>
-      <w:r>
-        <w:rPr>
-          <w:rFonts w:ascii="Times New Roman" w:cs="Times New Roman" w:eastAsia="Times New Roman" w:hAnsi="Times New Roman"/>
-          <w:sz w:val="22"/>
-          <w:szCs w:val="22"/>
-        </w:rPr>
-        <w:t xml:space="preserve">13.47 Each Investor acknowledges that decisions concerning conflicts of interest are within the discretion of the General Partner except where this Agreement expressly requires the consent of the Investors.</w:t>
-      </w:r>
-    </w:p>
-    <w:p>
-      <w:pPr>
-        <w:spacing w:after="140" w:before="0"/>
-      </w:pPr>
-      <w:r>
-        <w:rPr>
-          <w:rFonts w:ascii="Times New Roman" w:cs="Times New Roman" w:eastAsia="Times New Roman" w:hAnsi="Times New Roman"/>
-          <w:sz w:val="22"/>
-          <w:szCs w:val="22"/>
-        </w:rPr>
-        <w:t xml:space="preserve">13.48 This Article applies to conflicts of interest notwithstanding any course of dealing between the Partnership and an Investor that is inconsistent with it.</w:t>
-      </w:r>
-    </w:p>
-    <w:p>
-      <w:pPr>
         <w:keepNext/>
         <w:spacing w:after="100" w:before="220"/>
       </w:pPr>
@@ -8763,54 +8414,44 @@
     </w:p>
     <w:p>
       <w:pPr>
-        <w:spacing w:after="140" w:before="0"/>
-      </w:pPr>
-      <w:r>
-        <w:rPr>
-          <w:rFonts w:ascii="Times New Roman" w:cs="Times New Roman" w:eastAsia="Times New Roman" w:hAnsi="Times New Roman"/>
-          <w:sz w:val="22"/>
-          <w:szCs w:val="22"/>
-        </w:rPr>
-        <w:t xml:space="preserve">14.46 Each Investor acknowledges that decisions concerning the advisory committee are within the discretion of the General Partner except where this Agreement expressly requires the consent of the Investors.</w:t>
-      </w:r>
-    </w:p>
-    <w:p>
-      <w:pPr>
-        <w:spacing w:after="140" w:before="0"/>
-      </w:pPr>
-      <w:r>
-        <w:rPr>
-          <w:rFonts w:ascii="Times New Roman" w:cs="Times New Roman" w:eastAsia="Times New Roman" w:hAnsi="Times New Roman"/>
-          <w:sz w:val="22"/>
-          <w:szCs w:val="22"/>
-        </w:rPr>
-        <w:t xml:space="preserve">14.47 Any determination by the General Partner regarding the advisory committee shall be made in writing, shall be recorded in the books of the Partnership and shall be binding on all partners absent manifest error.</w:t>
-      </w:r>
-    </w:p>
-    <w:p>
-      <w:pPr>
-        <w:spacing w:after="140" w:before="0"/>
-      </w:pPr>
-      <w:r>
-        <w:rPr>
-          <w:rFonts w:ascii="Times New Roman" w:cs="Times New Roman" w:eastAsia="Times New Roman" w:hAnsi="Times New Roman"/>
-          <w:sz w:val="22"/>
-          <w:szCs w:val="22"/>
-        </w:rPr>
-        <w:t xml:space="preserve">14.48 The General Partner shall give the Investors not less than ten Business Days' written notice of any material change in its policies concerning the advisory committee.</w:t>
-      </w:r>
-    </w:p>
-    <w:p>
-      <w:pPr>
-        <w:spacing w:after="140" w:before="0"/>
-      </w:pPr>
-      <w:r>
-        <w:rPr>
-          <w:rFonts w:ascii="Times New Roman" w:cs="Times New Roman" w:eastAsia="Times New Roman" w:hAnsi="Times New Roman"/>
-          <w:sz w:val="22"/>
-          <w:szCs w:val="22"/>
-        </w:rPr>
-        <w:t xml:space="preserve">14.49 Where the Partnership Agreement and this Agreement differ as to the advisory committee, the Partnership Agreement prevails unless this Agreement expressly provides otherwise.</w:t>
+        <w:keepNext/>
+        <w:spacing w:after="140" w:before="120"/>
+      </w:pPr>
+      <w:r>
+        <w:rPr>
+          <w:rFonts w:ascii="Times New Roman" w:cs="Times New Roman" w:eastAsia="Times New Roman" w:hAnsi="Times New Roman"/>
+          <w:b/>
+          <w:bCs/>
+          <w:sz w:val="22"/>
+          <w:szCs w:val="22"/>
+        </w:rPr>
+        <w:t xml:space="preserve">Investor elections under Article 14</w:t>
+      </w:r>
+    </w:p>
+    <w:p>
+      <w:pPr>
+        <w:spacing w:after="140" w:before="0"/>
+      </w:pPr>
+      <w:r>
+        <w:rPr>
+          <w:rFonts w:ascii="Times New Roman" w:cs="Times New Roman" w:eastAsia="Times New Roman" w:hAnsi="Times New Roman"/>
+          <w:sz w:val="22"/>
+          <w:szCs w:val="22"/>
+        </w:rPr>
+        <w:t xml:space="preserve">Investor wishes to be considered for the advisory committee:   ○ Yes     ○ No</w:t>
+      </w:r>
+    </w:p>
+    <w:p>
+      <w:pPr>
+        <w:spacing w:after="140" w:before="0"/>
+      </w:pPr>
+      <w:r>
+        <w:rPr>
+          <w:rFonts w:ascii="Times New Roman" w:cs="Times New Roman" w:eastAsia="Times New Roman" w:hAnsi="Times New Roman"/>
+          <w:sz w:val="22"/>
+          <w:szCs w:val="22"/>
+        </w:rPr>
+        <w:t xml:space="preserve">Nominated representative: ______________________________</w:t>
       </w:r>
     </w:p>
     <w:p>
@@ -9346,59 +8987,7 @@
           <w:sz w:val="22"/>
           <w:szCs w:val="22"/>
         </w:rPr>
-        <w:t xml:space="preserve">15.40 No failure or delay by the General Partner in exercising any right relating to key persons operates as a waiver of that right, and no single exercise prevents any further exercise.</w:t>
-      </w:r>
-    </w:p>
-    <w:p>
-      <w:pPr>
-        <w:spacing w:after="140" w:before="0"/>
-      </w:pPr>
-      <w:r>
-        <w:rPr>
-          <w:rFonts w:ascii="Times New Roman" w:cs="Times New Roman" w:eastAsia="Times New Roman" w:hAnsi="Times New Roman"/>
-          <w:sz w:val="22"/>
-          <w:szCs w:val="22"/>
-        </w:rPr>
-        <w:t xml:space="preserve">15.41 If any provision concerning key persons is held invalid, the remaining provisions continue in full force and the invalid provision is replaced by a valid provision closest to its intent.</w:t>
-      </w:r>
-    </w:p>
-    <w:p>
-      <w:pPr>
-        <w:spacing w:after="140" w:before="0"/>
-      </w:pPr>
-      <w:r>
-        <w:rPr>
-          <w:rFonts w:ascii="Times New Roman" w:cs="Times New Roman" w:eastAsia="Times New Roman" w:hAnsi="Times New Roman"/>
-          <w:sz w:val="22"/>
-          <w:szCs w:val="22"/>
-        </w:rPr>
-        <w:t xml:space="preserve">15.42 Matters relating to key persons that are not addressed in this Agreement shall be resolved by the General Partner acting reasonably and consistently with the purpose of the Partnership.</w:t>
-      </w:r>
-    </w:p>
-    <w:p>
-      <w:pPr>
-        <w:spacing w:after="140" w:before="0"/>
-      </w:pPr>
-      <w:r>
-        <w:rPr>
-          <w:rFonts w:ascii="Times New Roman" w:cs="Times New Roman" w:eastAsia="Times New Roman" w:hAnsi="Times New Roman"/>
-          <w:sz w:val="22"/>
-          <w:szCs w:val="22"/>
-        </w:rPr>
-        <w:t xml:space="preserve">15.43 The provisions of this Section apply to key persons and shall be read together with the corresponding provisions of the Partnership Agreement.</w:t>
-      </w:r>
-    </w:p>
-    <w:p>
-      <w:pPr>
-        <w:spacing w:after="140" w:before="0"/>
-      </w:pPr>
-      <w:r>
-        <w:rPr>
-          <w:rFonts w:ascii="Times New Roman" w:cs="Times New Roman" w:eastAsia="Times New Roman" w:hAnsi="Times New Roman"/>
-          <w:sz w:val="22"/>
-          <w:szCs w:val="22"/>
-        </w:rPr>
-        <w:t xml:space="preserve">15.44 On the occurrence of a key person event, the Key Person Suspension Period begins and the investment period is suspended.</w:t>
+        <w:t xml:space="preserve">15.40 On the occurrence of a key person event, the Key Person Suspension Period begins and the investment period is suspended.</w:t>
       </w:r>
     </w:p>
     <w:p>
@@ -9947,59 +9536,62 @@
           <w:sz w:val="22"/>
           <w:szCs w:val="22"/>
         </w:rPr>
-        <w:t xml:space="preserve">16.41 The advisory committee may be consulted on matters relating to transfers of Interests that involve a conflict of interest, but its views are advisory and do not bind the General Partner.</w:t>
-      </w:r>
-    </w:p>
-    <w:p>
-      <w:pPr>
-        <w:spacing w:after="140" w:before="0"/>
-      </w:pPr>
-      <w:r>
-        <w:rPr>
-          <w:rFonts w:ascii="Times New Roman" w:cs="Times New Roman" w:eastAsia="Times New Roman" w:hAnsi="Times New Roman"/>
-          <w:sz w:val="22"/>
-          <w:szCs w:val="22"/>
-        </w:rPr>
-        <w:t xml:space="preserve">16.42 The obligations of the Partnership in respect of transfers of Interests are obligations of the Partnership only, and no Investor is personally liable for them beyond its unfunded Commitment.</w:t>
-      </w:r>
-    </w:p>
-    <w:p>
-      <w:pPr>
-        <w:spacing w:after="140" w:before="0"/>
-      </w:pPr>
-      <w:r>
-        <w:rPr>
-          <w:rFonts w:ascii="Times New Roman" w:cs="Times New Roman" w:eastAsia="Times New Roman" w:hAnsi="Times New Roman"/>
-          <w:sz w:val="22"/>
-          <w:szCs w:val="22"/>
-        </w:rPr>
-        <w:t xml:space="preserve">16.43 The General Partner shall administer transfers of Interests in good faith and in accordance with applicable law, the Partnership Agreement and the policies adopted by the General Partner from time to time.</w:t>
-      </w:r>
-    </w:p>
-    <w:p>
-      <w:pPr>
-        <w:spacing w:after="140" w:before="0"/>
-      </w:pPr>
-      <w:r>
-        <w:rPr>
-          <w:rFonts w:ascii="Times New Roman" w:cs="Times New Roman" w:eastAsia="Times New Roman" w:hAnsi="Times New Roman"/>
-          <w:sz w:val="22"/>
-          <w:szCs w:val="22"/>
-        </w:rPr>
-        <w:t xml:space="preserve">16.44 Each Investor acknowledges that decisions concerning transfers of Interests are within the discretion of the General Partner except where this Agreement expressly requires the consent of the Investors.</w:t>
-      </w:r>
-    </w:p>
-    <w:p>
-      <w:pPr>
-        <w:spacing w:after="140" w:before="0"/>
-      </w:pPr>
-      <w:r>
-        <w:rPr>
-          <w:rFonts w:ascii="Times New Roman" w:cs="Times New Roman" w:eastAsia="Times New Roman" w:hAnsi="Times New Roman"/>
-          <w:sz w:val="22"/>
-          <w:szCs w:val="22"/>
-        </w:rPr>
-        <w:t xml:space="preserve">16.45 An Investor wishing to transfer its Interest shall give the General Partner written notice at least 30 days before the proposed transfer date.</w:t>
+        <w:t xml:space="preserve">16.41 An Investor wishing to transfer its Interest shall give the General Partner written notice at least 30 days before the proposed transfer date.</w:t>
+      </w:r>
+    </w:p>
+    <w:p>
+      <w:pPr>
+        <w:keepNext/>
+        <w:spacing w:after="140" w:before="120"/>
+      </w:pPr>
+      <w:r>
+        <w:rPr>
+          <w:rFonts w:ascii="Times New Roman" w:cs="Times New Roman" w:eastAsia="Times New Roman" w:hAnsi="Times New Roman"/>
+          <w:b/>
+          <w:bCs/>
+          <w:sz w:val="22"/>
+          <w:szCs w:val="22"/>
+        </w:rPr>
+        <w:t xml:space="preserve">Investor elections under Article 16</w:t>
+      </w:r>
+    </w:p>
+    <w:p>
+      <w:pPr>
+        <w:spacing w:after="140" w:before="0"/>
+      </w:pPr>
+      <w:r>
+        <w:rPr>
+          <w:rFonts w:ascii="Times New Roman" w:cs="Times New Roman" w:eastAsia="Times New Roman" w:hAnsi="Times New Roman"/>
+          <w:sz w:val="22"/>
+          <w:szCs w:val="22"/>
+        </w:rPr>
+        <w:t xml:space="preserve">Name of proposed transferee, if known: __________________________________</w:t>
+      </w:r>
+    </w:p>
+    <w:p>
+      <w:pPr>
+        <w:spacing w:after="140" w:before="0"/>
+      </w:pPr>
+      <w:r>
+        <w:rPr>
+          <w:rFonts w:ascii="Times New Roman" w:cs="Times New Roman" w:eastAsia="Times New Roman" w:hAnsi="Times New Roman"/>
+          <w:sz w:val="22"/>
+          <w:szCs w:val="22"/>
+        </w:rPr>
+        <w:t xml:space="preserve">Relationship to the Investor: ______________________________</w:t>
+      </w:r>
+    </w:p>
+    <w:p>
+      <w:pPr>
+        <w:spacing w:after="140" w:before="0"/>
+      </w:pPr>
+      <w:r>
+        <w:rPr>
+          <w:rFonts w:ascii="Times New Roman" w:cs="Times New Roman" w:eastAsia="Times New Roman" w:hAnsi="Times New Roman"/>
+          <w:sz w:val="22"/>
+          <w:szCs w:val="22"/>
+        </w:rPr>
+        <w:t xml:space="preserve">Transferee is an affiliate of the Investor:   ○ Yes     ○ No</w:t>
       </w:r>
     </w:p>
     <w:p>
@@ -10553,58 +10145,6 @@
     </w:p>
     <w:p>
       <w:pPr>
-        <w:spacing w:after="140" w:before="0"/>
-      </w:pPr>
-      <w:r>
-        <w:rPr>
-          <w:rFonts w:ascii="Times New Roman" w:cs="Times New Roman" w:eastAsia="Times New Roman" w:hAnsi="Times New Roman"/>
-          <w:sz w:val="22"/>
-          <w:szCs w:val="22"/>
-        </w:rPr>
-        <w:t xml:space="preserve">17.42 The General Partner shall report on withdrawal of partners in the annual report to Investors, including any material exceptions approved during the fiscal year.</w:t>
-      </w:r>
-    </w:p>
-    <w:p>
-      <w:pPr>
-        <w:spacing w:after="140" w:before="0"/>
-      </w:pPr>
-      <w:r>
-        <w:rPr>
-          <w:rFonts w:ascii="Times New Roman" w:cs="Times New Roman" w:eastAsia="Times New Roman" w:hAnsi="Times New Roman"/>
-          <w:sz w:val="22"/>
-          <w:szCs w:val="22"/>
-        </w:rPr>
-        <w:t xml:space="preserve">17.43 Each Investor acknowledges that decisions concerning withdrawal of partners are within the discretion of the General Partner except where this Agreement expressly requires the consent of the Investors.</w:t>
-      </w:r>
-    </w:p>
-    <w:p>
-      <w:pPr>
-        <w:spacing w:after="140" w:before="0"/>
-      </w:pPr>
-      <w:r>
-        <w:rPr>
-          <w:rFonts w:ascii="Times New Roman" w:cs="Times New Roman" w:eastAsia="Times New Roman" w:hAnsi="Times New Roman"/>
-          <w:sz w:val="22"/>
-          <w:szCs w:val="22"/>
-        </w:rPr>
-        <w:t xml:space="preserve">17.44 Any determination by the General Partner regarding withdrawal of partners shall be made in writing, shall be recorded in the books of the Partnership and shall be binding on all partners absent manifest error.</w:t>
-      </w:r>
-    </w:p>
-    <w:p>
-      <w:pPr>
-        <w:spacing w:after="140" w:before="0"/>
-      </w:pPr>
-      <w:r>
-        <w:rPr>
-          <w:rFonts w:ascii="Times New Roman" w:cs="Times New Roman" w:eastAsia="Times New Roman" w:hAnsi="Times New Roman"/>
-          <w:sz w:val="22"/>
-          <w:szCs w:val="22"/>
-        </w:rPr>
-        <w:t xml:space="preserve">17.45 The General Partner shall give the Investors not less than ten Business Days' written notice of any material change in its policies concerning withdrawal of partners.</w:t>
-      </w:r>
-    </w:p>
-    <w:p>
-      <w:pPr>
         <w:keepNext/>
         <w:spacing w:after="100" w:before="220"/>
       </w:pPr>
@@ -11175,59 +10715,62 @@
           <w:sz w:val="22"/>
           <w:szCs w:val="22"/>
         </w:rPr>
-        <w:t xml:space="preserve">18.43 Any determination by the General Partner regarding reporting to investors shall be made in writing, shall be recorded in the books of the Partnership and shall be binding on all partners absent manifest error.</w:t>
-      </w:r>
-    </w:p>
-    <w:p>
-      <w:pPr>
-        <w:spacing w:after="140" w:before="0"/>
-      </w:pPr>
-      <w:r>
-        <w:rPr>
-          <w:rFonts w:ascii="Times New Roman" w:cs="Times New Roman" w:eastAsia="Times New Roman" w:hAnsi="Times New Roman"/>
-          <w:sz w:val="22"/>
-          <w:szCs w:val="22"/>
-        </w:rPr>
-        <w:t xml:space="preserve">18.44 Nothing in this Section limits the rights of an Investor under the side letter, if any, entered into between that Investor and the General Partner in relation to reporting to investors.</w:t>
-      </w:r>
-    </w:p>
-    <w:p>
-      <w:pPr>
-        <w:spacing w:after="140" w:before="0"/>
-      </w:pPr>
-      <w:r>
-        <w:rPr>
-          <w:rFonts w:ascii="Times New Roman" w:cs="Times New Roman" w:eastAsia="Times New Roman" w:hAnsi="Times New Roman"/>
-          <w:sz w:val="22"/>
-          <w:szCs w:val="22"/>
-        </w:rPr>
-        <w:t xml:space="preserve">18.45 Matters relating to reporting to investors that are not addressed in this Agreement shall be resolved by the General Partner acting reasonably and consistently with the purpose of the Partnership.</w:t>
-      </w:r>
-    </w:p>
-    <w:p>
-      <w:pPr>
-        <w:spacing w:after="140" w:before="0"/>
-      </w:pPr>
-      <w:r>
-        <w:rPr>
-          <w:rFonts w:ascii="Times New Roman" w:cs="Times New Roman" w:eastAsia="Times New Roman" w:hAnsi="Times New Roman"/>
-          <w:sz w:val="22"/>
-          <w:szCs w:val="22"/>
-        </w:rPr>
-        <w:t xml:space="preserve">18.46 The administrator may rely on instructions from the General Partner regarding reporting to investors without independent verification and shall have no liability for acting on such instructions.</w:t>
-      </w:r>
-    </w:p>
-    <w:p>
-      <w:pPr>
-        <w:spacing w:after="140" w:before="0"/>
-      </w:pPr>
-      <w:r>
-        <w:rPr>
-          <w:rFonts w:ascii="Times New Roman" w:cs="Times New Roman" w:eastAsia="Times New Roman" w:hAnsi="Times New Roman"/>
-          <w:sz w:val="22"/>
-          <w:szCs w:val="22"/>
-        </w:rPr>
-        <w:t xml:space="preserve">18.47 Each Investor will recieve quarterly reports within 45 days after the end of each quarter and the annual audited financial statements described in Schedule H.</w:t>
+        <w:t xml:space="preserve">18.43 Each Investor will recieve quarterly reports within 45 days after the end of each quarter and the annual audited financial statements described in Schedule H.</w:t>
+      </w:r>
+    </w:p>
+    <w:p>
+      <w:pPr>
+        <w:keepNext/>
+        <w:spacing w:after="140" w:before="120"/>
+      </w:pPr>
+      <w:r>
+        <w:rPr>
+          <w:rFonts w:ascii="Times New Roman" w:cs="Times New Roman" w:eastAsia="Times New Roman" w:hAnsi="Times New Roman"/>
+          <w:b/>
+          <w:bCs/>
+          <w:sz w:val="22"/>
+          <w:szCs w:val="22"/>
+        </w:rPr>
+        <w:t xml:space="preserve">Investor elections under Article 18</w:t>
+      </w:r>
+    </w:p>
+    <w:p>
+      <w:pPr>
+        <w:spacing w:after="140" w:before="0"/>
+      </w:pPr>
+      <w:r>
+        <w:rPr>
+          <w:rFonts w:ascii="Times New Roman" w:cs="Times New Roman" w:eastAsia="Times New Roman" w:hAnsi="Times New Roman"/>
+          <w:sz w:val="22"/>
+          <w:szCs w:val="22"/>
+        </w:rPr>
+        <w:t xml:space="preserve">Reports to be delivered by:   ☐ Email     ☐ Investor portal</w:t>
+      </w:r>
+    </w:p>
+    <w:p>
+      <w:pPr>
+        <w:spacing w:after="140" w:before="0"/>
+      </w:pPr>
+      <w:r>
+        <w:rPr>
+          <w:rFonts w:ascii="Times New Roman" w:cs="Times New Roman" w:eastAsia="Times New Roman" w:hAnsi="Times New Roman"/>
+          <w:sz w:val="22"/>
+          <w:szCs w:val="22"/>
+        </w:rPr>
+        <w:t xml:space="preserve">Reporting contact name: __________________________________</w:t>
+      </w:r>
+    </w:p>
+    <w:p>
+      <w:pPr>
+        <w:spacing w:after="140" w:before="0"/>
+      </w:pPr>
+      <w:r>
+        <w:rPr>
+          <w:rFonts w:ascii="Times New Roman" w:cs="Times New Roman" w:eastAsia="Times New Roman" w:hAnsi="Times New Roman"/>
+          <w:sz w:val="22"/>
+          <w:szCs w:val="22"/>
+        </w:rPr>
+        <w:t xml:space="preserve">Reporting contact email: __________________________________</w:t>
       </w:r>
     </w:p>
     <w:p>
@@ -11807,58 +11350,6 @@
     </w:p>
     <w:p>
       <w:pPr>
-        <w:spacing w:after="140" w:before="0"/>
-      </w:pPr>
-      <w:r>
-        <w:rPr>
-          <w:rFonts w:ascii="Times New Roman" w:cs="Times New Roman" w:eastAsia="Times New Roman" w:hAnsi="Times New Roman"/>
-          <w:sz w:val="22"/>
-          <w:szCs w:val="22"/>
-        </w:rPr>
-        <w:t xml:space="preserve">19.44 Where the Partnership Agreement and this Agreement differ as to valuation of investments, the Partnership Agreement prevails unless this Agreement expressly provides otherwise.</w:t>
-      </w:r>
-    </w:p>
-    <w:p>
-      <w:pPr>
-        <w:spacing w:after="140" w:before="0"/>
-      </w:pPr>
-      <w:r>
-        <w:rPr>
-          <w:rFonts w:ascii="Times New Roman" w:cs="Times New Roman" w:eastAsia="Times New Roman" w:hAnsi="Times New Roman"/>
-          <w:sz w:val="22"/>
-          <w:szCs w:val="22"/>
-        </w:rPr>
-        <w:t xml:space="preserve">19.45 The obligations of the Partnership in respect of valuation of investments are obligations of the Partnership only, and no Investor is personally liable for them beyond its unfunded Commitment.</w:t>
-      </w:r>
-    </w:p>
-    <w:p>
-      <w:pPr>
-        <w:spacing w:after="140" w:before="0"/>
-      </w:pPr>
-      <w:r>
-        <w:rPr>
-          <w:rFonts w:ascii="Times New Roman" w:cs="Times New Roman" w:eastAsia="Times New Roman" w:hAnsi="Times New Roman"/>
-          <w:sz w:val="22"/>
-          <w:szCs w:val="22"/>
-        </w:rPr>
-        <w:t xml:space="preserve">19.46 Each Investor shall provide such information regarding valuation of investments as the General Partner may reasonably require to comply with its obligations under applicable law.</w:t>
-      </w:r>
-    </w:p>
-    <w:p>
-      <w:pPr>
-        <w:spacing w:after="140" w:before="0"/>
-      </w:pPr>
-      <w:r>
-        <w:rPr>
-          <w:rFonts w:ascii="Times New Roman" w:cs="Times New Roman" w:eastAsia="Times New Roman" w:hAnsi="Times New Roman"/>
-          <w:sz w:val="22"/>
-          <w:szCs w:val="22"/>
-        </w:rPr>
-        <w:t xml:space="preserve">19.47 The General Partner may delegate any of its functions relating to valuation of investments to an affiliate or a service provider, but remains responsible for the performance of those functions.</w:t>
-      </w:r>
-    </w:p>
-    <w:p>
-      <w:pPr>
         <w:keepNext/>
         <w:spacing w:after="100" w:before="220"/>
       </w:pPr>
@@ -12455,59 +11946,7 @@
           <w:sz w:val="22"/>
           <w:szCs w:val="22"/>
         </w:rPr>
-        <w:t xml:space="preserve">20.45 The General Partner shall report on indemnification in the annual report to Investors, including any material exceptions approved during the fiscal year.</w:t>
-      </w:r>
-    </w:p>
-    <w:p>
-      <w:pPr>
-        <w:spacing w:after="140" w:before="0"/>
-      </w:pPr>
-      <w:r>
-        <w:rPr>
-          <w:rFonts w:ascii="Times New Roman" w:cs="Times New Roman" w:eastAsia="Times New Roman" w:hAnsi="Times New Roman"/>
-          <w:sz w:val="22"/>
-          <w:szCs w:val="22"/>
-        </w:rPr>
-        <w:t xml:space="preserve">20.46 The General Partner may delegate any of its functions relating to indemnification to an affiliate or a service provider, but remains responsible for the performance of those functions.</w:t>
-      </w:r>
-    </w:p>
-    <w:p>
-      <w:pPr>
-        <w:spacing w:after="140" w:before="0"/>
-      </w:pPr>
-      <w:r>
-        <w:rPr>
-          <w:rFonts w:ascii="Times New Roman" w:cs="Times New Roman" w:eastAsia="Times New Roman" w:hAnsi="Times New Roman"/>
-          <w:sz w:val="22"/>
-          <w:szCs w:val="22"/>
-        </w:rPr>
-        <w:t xml:space="preserve">20.47 Costs incurred in connection with indemnification are Partnership expenses unless the Partnership Agreement allocates them to the General Partner or to a particular Investor.</w:t>
-      </w:r>
-    </w:p>
-    <w:p>
-      <w:pPr>
-        <w:spacing w:after="140" w:before="0"/>
-      </w:pPr>
-      <w:r>
-        <w:rPr>
-          <w:rFonts w:ascii="Times New Roman" w:cs="Times New Roman" w:eastAsia="Times New Roman" w:hAnsi="Times New Roman"/>
-          <w:sz w:val="22"/>
-          <w:szCs w:val="22"/>
-        </w:rPr>
-        <w:t xml:space="preserve">20.48 The General Partner shall give the Investors not less than ten Business Days' written notice of any material change in its policies concerning indemnification.</w:t>
-      </w:r>
-    </w:p>
-    <w:p>
-      <w:pPr>
-        <w:spacing w:after="140" w:before="0"/>
-      </w:pPr>
-      <w:r>
-        <w:rPr>
-          <w:rFonts w:ascii="Times New Roman" w:cs="Times New Roman" w:eastAsia="Times New Roman" w:hAnsi="Times New Roman"/>
-          <w:sz w:val="22"/>
-          <w:szCs w:val="22"/>
-        </w:rPr>
-        <w:t xml:space="preserve">20.49 The Partnership shall indemnify the General Partner against any liabilty arising from its activities, except liability caused by its fraud or wilful misconduct.</w:t>
+        <w:t xml:space="preserve">20.45 The Partnership shall indemnify the General Partner against any liabilty arising from its activities, except liability caused by its fraud or wilful misconduct.</w:t>
       </w:r>
     </w:p>
     <w:p>
@@ -13113,58 +12552,6 @@
     </w:p>
     <w:p>
       <w:pPr>
-        <w:spacing w:after="140" w:before="0"/>
-      </w:pPr>
-      <w:r>
-        <w:rPr>
-          <w:rFonts w:ascii="Times New Roman" w:cs="Times New Roman" w:eastAsia="Times New Roman" w:hAnsi="Times New Roman"/>
-          <w:sz w:val="22"/>
-          <w:szCs w:val="22"/>
-        </w:rPr>
-        <w:t xml:space="preserve">21.46 Costs incurred in connection with exculpation of the General Partner are Partnership expenses unless the Partnership Agreement allocates them to the General Partner or to a particular Investor.</w:t>
-      </w:r>
-    </w:p>
-    <w:p>
-      <w:pPr>
-        <w:spacing w:after="140" w:before="0"/>
-      </w:pPr>
-      <w:r>
-        <w:rPr>
-          <w:rFonts w:ascii="Times New Roman" w:cs="Times New Roman" w:eastAsia="Times New Roman" w:hAnsi="Times New Roman"/>
-          <w:sz w:val="22"/>
-          <w:szCs w:val="22"/>
-        </w:rPr>
-        <w:t xml:space="preserve">21.47 The General Partner shall keep records relating to exculpation of the General Partner for at least six years after the end of the term of the Partnership and shall make them available to the auditors.</w:t>
-      </w:r>
-    </w:p>
-    <w:p>
-      <w:pPr>
-        <w:spacing w:after="140" w:before="0"/>
-      </w:pPr>
-      <w:r>
-        <w:rPr>
-          <w:rFonts w:ascii="Times New Roman" w:cs="Times New Roman" w:eastAsia="Times New Roman" w:hAnsi="Times New Roman"/>
-          <w:sz w:val="22"/>
-          <w:szCs w:val="22"/>
-        </w:rPr>
-        <w:t xml:space="preserve">21.48 Matters relating to exculpation of the General Partner that are not addressed in this Agreement shall be resolved by the General Partner acting reasonably and consistently with the purpose of the Partnership.</w:t>
-      </w:r>
-    </w:p>
-    <w:p>
-      <w:pPr>
-        <w:spacing w:after="140" w:before="0"/>
-      </w:pPr>
-      <w:r>
-        <w:rPr>
-          <w:rFonts w:ascii="Times New Roman" w:cs="Times New Roman" w:eastAsia="Times New Roman" w:hAnsi="Times New Roman"/>
-          <w:sz w:val="22"/>
-          <w:szCs w:val="22"/>
-        </w:rPr>
-        <w:t xml:space="preserve">21.49 If any provision concerning exculpation of the General Partner is held invalid, the remaining provisions continue in full force and the invalid provision is replaced by a valid provision closest to its intent.</w:t>
-      </w:r>
-    </w:p>
-    <w:p>
-      <w:pPr>
         <w:keepNext/>
         <w:spacing w:after="100" w:before="220"/>
       </w:pPr>
@@ -13696,59 +13083,49 @@
           <w:sz w:val="22"/>
           <w:szCs w:val="22"/>
         </w:rPr>
-        <w:t xml:space="preserve">22.40 Nothing in this Section limits the rights of an Investor under the side letter, if any, entered into between that Investor and the General Partner in relation to confidential information.</w:t>
-      </w:r>
-    </w:p>
-    <w:p>
-      <w:pPr>
-        <w:spacing w:after="140" w:before="0"/>
-      </w:pPr>
-      <w:r>
-        <w:rPr>
-          <w:rFonts w:ascii="Times New Roman" w:cs="Times New Roman" w:eastAsia="Times New Roman" w:hAnsi="Times New Roman"/>
-          <w:sz w:val="22"/>
-          <w:szCs w:val="22"/>
-        </w:rPr>
-        <w:t xml:space="preserve">22.41 Where the Partnership Agreement and this Agreement differ as to confidential information, the Partnership Agreement prevails unless this Agreement expressly provides otherwise.</w:t>
-      </w:r>
-    </w:p>
-    <w:p>
-      <w:pPr>
-        <w:spacing w:after="140" w:before="0"/>
-      </w:pPr>
-      <w:r>
-        <w:rPr>
-          <w:rFonts w:ascii="Times New Roman" w:cs="Times New Roman" w:eastAsia="Times New Roman" w:hAnsi="Times New Roman"/>
-          <w:sz w:val="22"/>
-          <w:szCs w:val="22"/>
-        </w:rPr>
-        <w:t xml:space="preserve">22.42 The obligations of the Partnership in respect of confidential information are obligations of the Partnership only, and no Investor is personally liable for them beyond its unfunded Commitment.</w:t>
-      </w:r>
-    </w:p>
-    <w:p>
-      <w:pPr>
-        <w:spacing w:after="140" w:before="0"/>
-      </w:pPr>
-      <w:r>
-        <w:rPr>
-          <w:rFonts w:ascii="Times New Roman" w:cs="Times New Roman" w:eastAsia="Times New Roman" w:hAnsi="Times New Roman"/>
-          <w:sz w:val="22"/>
-          <w:szCs w:val="22"/>
-        </w:rPr>
-        <w:t xml:space="preserve">22.43 Each Investor shall provide such information regarding confidential information as the General Partner may reasonably require to comply with its obligations under applicable law.</w:t>
-      </w:r>
-    </w:p>
-    <w:p>
-      <w:pPr>
-        <w:spacing w:after="140" w:before="0"/>
-      </w:pPr>
-      <w:r>
-        <w:rPr>
-          <w:rFonts w:ascii="Times New Roman" w:cs="Times New Roman" w:eastAsia="Times New Roman" w:hAnsi="Times New Roman"/>
-          <w:sz w:val="22"/>
-          <w:szCs w:val="22"/>
-        </w:rPr>
-        <w:t xml:space="preserve">22.44 Each Investor shall keep confidential information confidential and shall accomodate reasonable requests from the General Partner to return or destroy it.</w:t>
+        <w:t xml:space="preserve">22.40 Each Investor shall keep confidential information confidential and shall accomodate reasonable requests from the General Partner to return or destroy it.</w:t>
+      </w:r>
+    </w:p>
+    <w:p>
+      <w:pPr>
+        <w:keepNext/>
+        <w:spacing w:after="140" w:before="120"/>
+      </w:pPr>
+      <w:r>
+        <w:rPr>
+          <w:rFonts w:ascii="Times New Roman" w:cs="Times New Roman" w:eastAsia="Times New Roman" w:hAnsi="Times New Roman"/>
+          <w:b/>
+          <w:bCs/>
+          <w:sz w:val="22"/>
+          <w:szCs w:val="22"/>
+        </w:rPr>
+        <w:t xml:space="preserve">Investor elections under Article 22</w:t>
+      </w:r>
+    </w:p>
+    <w:p>
+      <w:pPr>
+        <w:spacing w:after="140" w:before="0"/>
+      </w:pPr>
+      <w:r>
+        <w:rPr>
+          <w:rFonts w:ascii="Times New Roman" w:cs="Times New Roman" w:eastAsia="Times New Roman" w:hAnsi="Times New Roman"/>
+          <w:sz w:val="22"/>
+          <w:szCs w:val="22"/>
+        </w:rPr>
+        <w:t xml:space="preserve">Investor is subject to freedom of information laws:   ○ Yes     ○ No</w:t>
+      </w:r>
+    </w:p>
+    <w:p>
+      <w:pPr>
+        <w:spacing w:after="140" w:before="0"/>
+      </w:pPr>
+      <w:r>
+        <w:rPr>
+          <w:rFonts w:ascii="Times New Roman" w:cs="Times New Roman" w:eastAsia="Times New Roman" w:hAnsi="Times New Roman"/>
+          <w:sz w:val="22"/>
+          <w:szCs w:val="22"/>
+        </w:rPr>
+        <w:t xml:space="preserve">If yes, name the law: __________________________________</w:t>
       </w:r>
     </w:p>
     <w:p>
@@ -14297,59 +13674,75 @@
           <w:sz w:val="22"/>
           <w:szCs w:val="22"/>
         </w:rPr>
-        <w:t xml:space="preserve">23.41 The administrator may rely on instructions from the General Partner regarding tax matters without independent verification and shall have no liability for acting on such instructions.</w:t>
-      </w:r>
-    </w:p>
-    <w:p>
-      <w:pPr>
-        <w:spacing w:after="140" w:before="0"/>
-      </w:pPr>
-      <w:r>
-        <w:rPr>
-          <w:rFonts w:ascii="Times New Roman" w:cs="Times New Roman" w:eastAsia="Times New Roman" w:hAnsi="Times New Roman"/>
-          <w:sz w:val="22"/>
-          <w:szCs w:val="22"/>
-        </w:rPr>
-        <w:t xml:space="preserve">23.42 The General Partner shall report on tax matters in the annual report to Investors, including any material exceptions approved during the fiscal year.</w:t>
-      </w:r>
-    </w:p>
-    <w:p>
-      <w:pPr>
-        <w:spacing w:after="140" w:before="0"/>
-      </w:pPr>
-      <w:r>
-        <w:rPr>
-          <w:rFonts w:ascii="Times New Roman" w:cs="Times New Roman" w:eastAsia="Times New Roman" w:hAnsi="Times New Roman"/>
-          <w:sz w:val="22"/>
-          <w:szCs w:val="22"/>
-        </w:rPr>
-        <w:t xml:space="preserve">23.43 The General Partner may delegate any of its functions relating to tax matters to an affiliate or a service provider, but remains responsible for the performance of those functions.</w:t>
-      </w:r>
-    </w:p>
-    <w:p>
-      <w:pPr>
-        <w:spacing w:after="140" w:before="0"/>
-      </w:pPr>
-      <w:r>
-        <w:rPr>
-          <w:rFonts w:ascii="Times New Roman" w:cs="Times New Roman" w:eastAsia="Times New Roman" w:hAnsi="Times New Roman"/>
-          <w:sz w:val="22"/>
-          <w:szCs w:val="22"/>
-        </w:rPr>
-        <w:t xml:space="preserve">23.44 Costs incurred in connection with tax matters are Partnership expenses unless the Partnership Agreement allocates them to the General Partner or to a particular Investor.</w:t>
-      </w:r>
-    </w:p>
-    <w:p>
-      <w:pPr>
-        <w:spacing w:after="140" w:before="0"/>
-      </w:pPr>
-      <w:r>
-        <w:rPr>
-          <w:rFonts w:ascii="Times New Roman" w:cs="Times New Roman" w:eastAsia="Times New Roman" w:hAnsi="Times New Roman"/>
-          <w:sz w:val="22"/>
-          <w:szCs w:val="22"/>
-        </w:rPr>
-        <w:t xml:space="preserve">23.45 The General Partner shall deliver Schedule K-1 to each Investor as soon as practicable after the end of each fiscal year.</w:t>
+        <w:t xml:space="preserve">23.41 The General Partner shall deliver Schedule K-1 to each Investor as soon as practicable after the end of each fiscal year.</w:t>
+      </w:r>
+    </w:p>
+    <w:p>
+      <w:pPr>
+        <w:keepNext/>
+        <w:spacing w:after="140" w:before="120"/>
+      </w:pPr>
+      <w:r>
+        <w:rPr>
+          <w:rFonts w:ascii="Times New Roman" w:cs="Times New Roman" w:eastAsia="Times New Roman" w:hAnsi="Times New Roman"/>
+          <w:b/>
+          <w:bCs/>
+          <w:sz w:val="22"/>
+          <w:szCs w:val="22"/>
+        </w:rPr>
+        <w:t xml:space="preserve">Investor elections under Article 23</w:t>
+      </w:r>
+    </w:p>
+    <w:p>
+      <w:pPr>
+        <w:spacing w:after="140" w:before="0"/>
+      </w:pPr>
+      <w:r>
+        <w:rPr>
+          <w:rFonts w:ascii="Times New Roman" w:cs="Times New Roman" w:eastAsia="Times New Roman" w:hAnsi="Times New Roman"/>
+          <w:sz w:val="22"/>
+          <w:szCs w:val="22"/>
+        </w:rPr>
+        <w:t xml:space="preserve">U.S. person for tax purposes:   ○ Yes     ○ No</w:t>
+      </w:r>
+    </w:p>
+    <w:p>
+      <w:pPr>
+        <w:spacing w:after="140" w:before="0"/>
+      </w:pPr>
+      <w:r>
+        <w:rPr>
+          <w:rFonts w:ascii="Times New Roman" w:cs="Times New Roman" w:eastAsia="Times New Roman" w:hAnsi="Times New Roman"/>
+          <w:sz w:val="22"/>
+          <w:szCs w:val="22"/>
+        </w:rPr>
+        <w:t xml:space="preserve">Taxpayer identification number: ________________________</w:t>
+      </w:r>
+    </w:p>
+    <w:p>
+      <w:pPr>
+        <w:spacing w:after="140" w:before="0"/>
+      </w:pPr>
+      <w:r>
+        <w:rPr>
+          <w:rFonts w:ascii="Times New Roman" w:cs="Times New Roman" w:eastAsia="Times New Roman" w:hAnsi="Times New Roman"/>
+          <w:sz w:val="22"/>
+          <w:szCs w:val="22"/>
+        </w:rPr>
+        <w:t xml:space="preserve">Tax residence country: ________________________</w:t>
+      </w:r>
+    </w:p>
+    <w:p>
+      <w:pPr>
+        <w:spacing w:after="140" w:before="0"/>
+      </w:pPr>
+      <w:r>
+        <w:rPr>
+          <w:rFonts w:ascii="Times New Roman" w:cs="Times New Roman" w:eastAsia="Times New Roman" w:hAnsi="Times New Roman"/>
+          <w:sz w:val="22"/>
+          <w:szCs w:val="22"/>
+        </w:rPr>
+        <w:t xml:space="preserve">Tax forms enclosed:   ☐ W-9     ☐ W-8BEN     ☐ W-8BEN-E     ☐ W-8IMY</w:t>
       </w:r>
     </w:p>
     <w:p>
@@ -14903,54 +14296,57 @@
     </w:p>
     <w:p>
       <w:pPr>
-        <w:spacing w:after="140" w:before="0"/>
-      </w:pPr>
-      <w:r>
-        <w:rPr>
-          <w:rFonts w:ascii="Times New Roman" w:cs="Times New Roman" w:eastAsia="Times New Roman" w:hAnsi="Times New Roman"/>
-          <w:sz w:val="22"/>
-          <w:szCs w:val="22"/>
-        </w:rPr>
-        <w:t xml:space="preserve">24.42 Each Investor waives, to the fullest extent permitted by law, any right to object to actions concerning ERISA matters taken in accordance with this Agreement.</w:t>
-      </w:r>
-    </w:p>
-    <w:p>
-      <w:pPr>
-        <w:spacing w:after="140" w:before="0"/>
-      </w:pPr>
-      <w:r>
-        <w:rPr>
-          <w:rFonts w:ascii="Times New Roman" w:cs="Times New Roman" w:eastAsia="Times New Roman" w:hAnsi="Times New Roman"/>
-          <w:sz w:val="22"/>
-          <w:szCs w:val="22"/>
-        </w:rPr>
-        <w:t xml:space="preserve">24.43 Costs incurred in connection with ERISA matters are Partnership expenses unless the Partnership Agreement allocates them to the General Partner or to a particular Investor.</w:t>
-      </w:r>
-    </w:p>
-    <w:p>
-      <w:pPr>
-        <w:spacing w:after="140" w:before="0"/>
-      </w:pPr>
-      <w:r>
-        <w:rPr>
-          <w:rFonts w:ascii="Times New Roman" w:cs="Times New Roman" w:eastAsia="Times New Roman" w:hAnsi="Times New Roman"/>
-          <w:sz w:val="22"/>
-          <w:szCs w:val="22"/>
-        </w:rPr>
-        <w:t xml:space="preserve">24.44 The General Partner shall keep records relating to ERISA matters for at least six years after the end of the term of the Partnership and shall make them available to the auditors.</w:t>
-      </w:r>
-    </w:p>
-    <w:p>
-      <w:pPr>
-        <w:spacing w:after="140" w:before="0"/>
-      </w:pPr>
-      <w:r>
-        <w:rPr>
-          <w:rFonts w:ascii="Times New Roman" w:cs="Times New Roman" w:eastAsia="Times New Roman" w:hAnsi="Times New Roman"/>
-          <w:sz w:val="22"/>
-          <w:szCs w:val="22"/>
-        </w:rPr>
-        <w:t xml:space="preserve">24.45 Matters relating to ERISA matters that are not addressed in this Agreement shall be resolved by the General Partner acting reasonably and consistently with the purpose of the Partnership.</w:t>
+        <w:keepNext/>
+        <w:spacing w:after="140" w:before="120"/>
+      </w:pPr>
+      <w:r>
+        <w:rPr>
+          <w:rFonts w:ascii="Times New Roman" w:cs="Times New Roman" w:eastAsia="Times New Roman" w:hAnsi="Times New Roman"/>
+          <w:b/>
+          <w:bCs/>
+          <w:sz w:val="22"/>
+          <w:szCs w:val="22"/>
+        </w:rPr>
+        <w:t xml:space="preserve">Investor elections under Article 24</w:t>
+      </w:r>
+    </w:p>
+    <w:p>
+      <w:pPr>
+        <w:spacing w:after="140" w:before="0"/>
+      </w:pPr>
+      <w:r>
+        <w:rPr>
+          <w:rFonts w:ascii="Times New Roman" w:cs="Times New Roman" w:eastAsia="Times New Roman" w:hAnsi="Times New Roman"/>
+          <w:sz w:val="22"/>
+          <w:szCs w:val="22"/>
+        </w:rPr>
+        <w:t xml:space="preserve">Benefit plan investor:   ○ Yes     ○ No</w:t>
+      </w:r>
+    </w:p>
+    <w:p>
+      <w:pPr>
+        <w:spacing w:after="140" w:before="0"/>
+      </w:pPr>
+      <w:r>
+        <w:rPr>
+          <w:rFonts w:ascii="Times New Roman" w:cs="Times New Roman" w:eastAsia="Times New Roman" w:hAnsi="Times New Roman"/>
+          <w:sz w:val="22"/>
+          <w:szCs w:val="22"/>
+        </w:rPr>
+        <w:t xml:space="preserve">Percentage of plan assets: ____________</w:t>
+      </w:r>
+    </w:p>
+    <w:p>
+      <w:pPr>
+        <w:spacing w:after="140" w:before="0"/>
+      </w:pPr>
+      <w:r>
+        <w:rPr>
+          <w:rFonts w:ascii="Times New Roman" w:cs="Times New Roman" w:eastAsia="Times New Roman" w:hAnsi="Times New Roman"/>
+          <w:sz w:val="22"/>
+          <w:szCs w:val="22"/>
+        </w:rPr>
+        <w:t xml:space="preserve">Name of plan fiduciary: ______________________________</w:t>
       </w:r>
     </w:p>
     <w:p>
@@ -15517,54 +14913,44 @@
     </w:p>
     <w:p>
       <w:pPr>
-        <w:spacing w:after="140" w:before="0"/>
-      </w:pPr>
-      <w:r>
-        <w:rPr>
-          <w:rFonts w:ascii="Times New Roman" w:cs="Times New Roman" w:eastAsia="Times New Roman" w:hAnsi="Times New Roman"/>
-          <w:sz w:val="22"/>
-          <w:szCs w:val="22"/>
-        </w:rPr>
-        <w:t xml:space="preserve">25.43 The General Partner shall keep records relating to anti-money laundering procedures for at least six years after the end of the term of the Partnership and shall make them available to the auditors.</w:t>
-      </w:r>
-    </w:p>
-    <w:p>
-      <w:pPr>
-        <w:spacing w:after="140" w:before="0"/>
-      </w:pPr>
-      <w:r>
-        <w:rPr>
-          <w:rFonts w:ascii="Times New Roman" w:cs="Times New Roman" w:eastAsia="Times New Roman" w:hAnsi="Times New Roman"/>
-          <w:sz w:val="22"/>
-          <w:szCs w:val="22"/>
-        </w:rPr>
-        <w:t xml:space="preserve">25.44 No failure or delay by the General Partner in exercising any right relating to anti-money laundering procedures operates as a waiver of that right, and no single exercise prevents any further exercise.</w:t>
-      </w:r>
-    </w:p>
-    <w:p>
-      <w:pPr>
-        <w:spacing w:after="140" w:before="0"/>
-      </w:pPr>
-      <w:r>
-        <w:rPr>
-          <w:rFonts w:ascii="Times New Roman" w:cs="Times New Roman" w:eastAsia="Times New Roman" w:hAnsi="Times New Roman"/>
-          <w:sz w:val="22"/>
-          <w:szCs w:val="22"/>
-        </w:rPr>
-        <w:t xml:space="preserve">25.45 The obligations of the Partnership in respect of anti-money laundering procedures are obligations of the Partnership only, and no Investor is personally liable for them beyond its unfunded Commitment.</w:t>
-      </w:r>
-    </w:p>
-    <w:p>
-      <w:pPr>
-        <w:spacing w:after="140" w:before="0"/>
-      </w:pPr>
-      <w:r>
-        <w:rPr>
-          <w:rFonts w:ascii="Times New Roman" w:cs="Times New Roman" w:eastAsia="Times New Roman" w:hAnsi="Times New Roman"/>
-          <w:sz w:val="22"/>
-          <w:szCs w:val="22"/>
-        </w:rPr>
-        <w:t xml:space="preserve">25.46 The advisory committee may be consulted on matters relating to anti-money laundering procedures that involve a conflict of interest, but its views are advisory and do not bind the General Partner.</w:t>
+        <w:keepNext/>
+        <w:spacing w:after="140" w:before="120"/>
+      </w:pPr>
+      <w:r>
+        <w:rPr>
+          <w:rFonts w:ascii="Times New Roman" w:cs="Times New Roman" w:eastAsia="Times New Roman" w:hAnsi="Times New Roman"/>
+          <w:b/>
+          <w:bCs/>
+          <w:sz w:val="22"/>
+          <w:szCs w:val="22"/>
+        </w:rPr>
+        <w:t xml:space="preserve">Investor elections under Article 25</w:t>
+      </w:r>
+    </w:p>
+    <w:p>
+      <w:pPr>
+        <w:spacing w:after="140" w:before="0"/>
+      </w:pPr>
+      <w:r>
+        <w:rPr>
+          <w:rFonts w:ascii="Times New Roman" w:cs="Times New Roman" w:eastAsia="Times New Roman" w:hAnsi="Times New Roman"/>
+          <w:sz w:val="22"/>
+          <w:szCs w:val="22"/>
+        </w:rPr>
+        <w:t xml:space="preserve">Documents enclosed:   ☐ Certified passport copy     ☐ Proof of address     ☐ Certificate of incorporation     ☐ Register of directors     ☐ Ownership chart</w:t>
+      </w:r>
+    </w:p>
+    <w:p>
+      <w:pPr>
+        <w:spacing w:after="140" w:before="0"/>
+      </w:pPr>
+      <w:r>
+        <w:rPr>
+          <w:rFonts w:ascii="Times New Roman" w:cs="Times New Roman" w:eastAsia="Times New Roman" w:hAnsi="Times New Roman"/>
+          <w:sz w:val="22"/>
+          <w:szCs w:val="22"/>
+        </w:rPr>
+        <w:t xml:space="preserve">Source of funds description: ________________________________________</w:t>
       </w:r>
     </w:p>
     <w:p>
@@ -16144,54 +15530,44 @@
     </w:p>
     <w:p>
       <w:pPr>
-        <w:spacing w:after="140" w:before="0"/>
-      </w:pPr>
-      <w:r>
-        <w:rPr>
-          <w:rFonts w:ascii="Times New Roman" w:cs="Times New Roman" w:eastAsia="Times New Roman" w:hAnsi="Times New Roman"/>
-          <w:sz w:val="22"/>
-          <w:szCs w:val="22"/>
-        </w:rPr>
-        <w:t xml:space="preserve">26.44 If any provision concerning economic sanctions is held invalid, the remaining provisions continue in full force and the invalid provision is replaced by a valid provision closest to its intent.</w:t>
-      </w:r>
-    </w:p>
-    <w:p>
-      <w:pPr>
-        <w:spacing w:after="140" w:before="0"/>
-      </w:pPr>
-      <w:r>
-        <w:rPr>
-          <w:rFonts w:ascii="Times New Roman" w:cs="Times New Roman" w:eastAsia="Times New Roman" w:hAnsi="Times New Roman"/>
-          <w:sz w:val="22"/>
-          <w:szCs w:val="22"/>
-        </w:rPr>
-        <w:t xml:space="preserve">26.45 The General Partner shall report on economic sanctions in the annual report to Investors, including any material exceptions approved during the fiscal year.</w:t>
-      </w:r>
-    </w:p>
-    <w:p>
-      <w:pPr>
-        <w:spacing w:after="140" w:before="0"/>
-      </w:pPr>
-      <w:r>
-        <w:rPr>
-          <w:rFonts w:ascii="Times New Roman" w:cs="Times New Roman" w:eastAsia="Times New Roman" w:hAnsi="Times New Roman"/>
-          <w:sz w:val="22"/>
-          <w:szCs w:val="22"/>
-        </w:rPr>
-        <w:t xml:space="preserve">26.46 The provisions of this Section apply to economic sanctions and shall be read together with the corresponding provisions of the Partnership Agreement.</w:t>
-      </w:r>
-    </w:p>
-    <w:p>
-      <w:pPr>
-        <w:spacing w:after="140" w:before="0"/>
-      </w:pPr>
-      <w:r>
-        <w:rPr>
-          <w:rFonts w:ascii="Times New Roman" w:cs="Times New Roman" w:eastAsia="Times New Roman" w:hAnsi="Times New Roman"/>
-          <w:sz w:val="22"/>
-          <w:szCs w:val="22"/>
-        </w:rPr>
-        <w:t xml:space="preserve">26.47 The General Partner shall administer economic sanctions in good faith and in accordance with applicable law, the Partnership Agreement and the policies adopted by the General Partner from time to time.</w:t>
+        <w:keepNext/>
+        <w:spacing w:after="140" w:before="120"/>
+      </w:pPr>
+      <w:r>
+        <w:rPr>
+          <w:rFonts w:ascii="Times New Roman" w:cs="Times New Roman" w:eastAsia="Times New Roman" w:hAnsi="Times New Roman"/>
+          <w:b/>
+          <w:bCs/>
+          <w:sz w:val="22"/>
+          <w:szCs w:val="22"/>
+        </w:rPr>
+        <w:t xml:space="preserve">Investor elections under Article 26</w:t>
+      </w:r>
+    </w:p>
+    <w:p>
+      <w:pPr>
+        <w:spacing w:after="140" w:before="0"/>
+      </w:pPr>
+      <w:r>
+        <w:rPr>
+          <w:rFonts w:ascii="Times New Roman" w:cs="Times New Roman" w:eastAsia="Times New Roman" w:hAnsi="Times New Roman"/>
+          <w:sz w:val="22"/>
+          <w:szCs w:val="22"/>
+        </w:rPr>
+        <w:t xml:space="preserve">Investor or any beneficial owner is a politically exposed person:   ○ Yes     ○ No</w:t>
+      </w:r>
+    </w:p>
+    <w:p>
+      <w:pPr>
+        <w:spacing w:after="140" w:before="0"/>
+      </w:pPr>
+      <w:r>
+        <w:rPr>
+          <w:rFonts w:ascii="Times New Roman" w:cs="Times New Roman" w:eastAsia="Times New Roman" w:hAnsi="Times New Roman"/>
+          <w:sz w:val="22"/>
+          <w:szCs w:val="22"/>
+        </w:rPr>
+        <w:t xml:space="preserve">If yes, give details: ________________________________________</w:t>
       </w:r>
     </w:p>
     <w:p>
@@ -16784,54 +16160,31 @@
     </w:p>
     <w:p>
       <w:pPr>
-        <w:spacing w:after="140" w:before="0"/>
-      </w:pPr>
-      <w:r>
-        <w:rPr>
-          <w:rFonts w:ascii="Times New Roman" w:cs="Times New Roman" w:eastAsia="Times New Roman" w:hAnsi="Times New Roman"/>
-          <w:sz w:val="22"/>
-          <w:szCs w:val="22"/>
-        </w:rPr>
-        <w:t xml:space="preserve">27.45 Each Investor waives, to the fullest extent permitted by law, any right to object to actions concerning personal data taken in accordance with this Agreement.</w:t>
-      </w:r>
-    </w:p>
-    <w:p>
-      <w:pPr>
-        <w:spacing w:after="140" w:before="0"/>
-      </w:pPr>
-      <w:r>
-        <w:rPr>
-          <w:rFonts w:ascii="Times New Roman" w:cs="Times New Roman" w:eastAsia="Times New Roman" w:hAnsi="Times New Roman"/>
-          <w:sz w:val="22"/>
-          <w:szCs w:val="22"/>
-        </w:rPr>
-        <w:t xml:space="preserve">27.46 The General Partner shall administer personal data in good faith and in accordance with applicable law, the Partnership Agreement and the policies adopted by the General Partner from time to time.</w:t>
-      </w:r>
-    </w:p>
-    <w:p>
-      <w:pPr>
-        <w:spacing w:after="140" w:before="0"/>
-      </w:pPr>
-      <w:r>
-        <w:rPr>
-          <w:rFonts w:ascii="Times New Roman" w:cs="Times New Roman" w:eastAsia="Times New Roman" w:hAnsi="Times New Roman"/>
-          <w:sz w:val="22"/>
-          <w:szCs w:val="22"/>
-        </w:rPr>
-        <w:t xml:space="preserve">27.47 Each Investor acknowledges that decisions concerning personal data are within the discretion of the General Partner except where this Agreement expressly requires the consent of the Investors.</w:t>
-      </w:r>
-    </w:p>
-    <w:p>
-      <w:pPr>
-        <w:spacing w:after="140" w:before="0"/>
-      </w:pPr>
-      <w:r>
-        <w:rPr>
-          <w:rFonts w:ascii="Times New Roman" w:cs="Times New Roman" w:eastAsia="Times New Roman" w:hAnsi="Times New Roman"/>
-          <w:sz w:val="22"/>
-          <w:szCs w:val="22"/>
-        </w:rPr>
-        <w:t xml:space="preserve">27.48 Matters relating to personal data that are not addressed in this Agreement shall be resolved by the General Partner acting reasonably and consistently with the purpose of the Partnership.</w:t>
+        <w:keepNext/>
+        <w:spacing w:after="140" w:before="120"/>
+      </w:pPr>
+      <w:r>
+        <w:rPr>
+          <w:rFonts w:ascii="Times New Roman" w:cs="Times New Roman" w:eastAsia="Times New Roman" w:hAnsi="Times New Roman"/>
+          <w:b/>
+          <w:bCs/>
+          <w:sz w:val="22"/>
+          <w:szCs w:val="22"/>
+        </w:rPr>
+        <w:t xml:space="preserve">Investor elections under Article 27</w:t>
+      </w:r>
+    </w:p>
+    <w:p>
+      <w:pPr>
+        <w:spacing w:after="140" w:before="0"/>
+      </w:pPr>
+      <w:r>
+        <w:rPr>
+          <w:rFonts w:ascii="Times New Roman" w:cs="Times New Roman" w:eastAsia="Times New Roman" w:hAnsi="Times New Roman"/>
+          <w:sz w:val="22"/>
+          <w:szCs w:val="22"/>
+        </w:rPr>
+        <w:t xml:space="preserve">Consents:   ☐ Marketing of successor funds     ☐ Sharing data with co-investors     ☐ Electronic delivery of documents</w:t>
       </w:r>
     </w:p>
     <w:p>
@@ -17445,59 +16798,7 @@
           <w:sz w:val="22"/>
           <w:szCs w:val="22"/>
         </w:rPr>
-        <w:t xml:space="preserve">28.46 Each Investor acknowledges that decisions concerning the term and dissolution of the Partnership are within the discretion of the General Partner except where this Agreement expressly requires the consent of the Investors.</w:t>
-      </w:r>
-    </w:p>
-    <w:p>
-      <w:pPr>
-        <w:spacing w:after="140" w:before="0"/>
-      </w:pPr>
-      <w:r>
-        <w:rPr>
-          <w:rFonts w:ascii="Times New Roman" w:cs="Times New Roman" w:eastAsia="Times New Roman" w:hAnsi="Times New Roman"/>
-          <w:sz w:val="22"/>
-          <w:szCs w:val="22"/>
-        </w:rPr>
-        <w:t xml:space="preserve">28.47 Any determination by the General Partner regarding the term and dissolution of the Partnership shall be made in writing, shall be recorded in the books of the Partnership and shall be binding on all partners absent manifest error.</w:t>
-      </w:r>
-    </w:p>
-    <w:p>
-      <w:pPr>
-        <w:spacing w:after="140" w:before="0"/>
-      </w:pPr>
-      <w:r>
-        <w:rPr>
-          <w:rFonts w:ascii="Times New Roman" w:cs="Times New Roman" w:eastAsia="Times New Roman" w:hAnsi="Times New Roman"/>
-          <w:sz w:val="22"/>
-          <w:szCs w:val="22"/>
-        </w:rPr>
-        <w:t xml:space="preserve">28.48 The obligations of the Partnership in respect of the term and dissolution of the Partnership are obligations of the Partnership only, and no Investor is personally liable for them beyond its unfunded Commitment.</w:t>
-      </w:r>
-    </w:p>
-    <w:p>
-      <w:pPr>
-        <w:spacing w:after="140" w:before="0"/>
-      </w:pPr>
-      <w:r>
-        <w:rPr>
-          <w:rFonts w:ascii="Times New Roman" w:cs="Times New Roman" w:eastAsia="Times New Roman" w:hAnsi="Times New Roman"/>
-          <w:sz w:val="22"/>
-          <w:szCs w:val="22"/>
-        </w:rPr>
-        <w:t xml:space="preserve">28.49 Where the Partnership Agreement and this Agreement differ as to the term and dissolution of the Partnership, the Partnership Agreement prevails unless this Agreement expressly provides otherwise.</w:t>
-      </w:r>
-    </w:p>
-    <w:p>
-      <w:pPr>
-        <w:spacing w:after="140" w:before="0"/>
-      </w:pPr>
-      <w:r>
-        <w:rPr>
-          <w:rFonts w:ascii="Times New Roman" w:cs="Times New Roman" w:eastAsia="Times New Roman" w:hAnsi="Times New Roman"/>
-          <w:sz w:val="22"/>
-          <w:szCs w:val="22"/>
-        </w:rPr>
-        <w:t xml:space="preserve">28.50 The Partnership shall continue for a term of ten (10) years from the initial closing, subject to two one-year extensions.</w:t>
+        <w:t xml:space="preserve">28.46 The Partnership shall continue for a term of ten (10) years from the initial closing, subject to two one-year extensions.</w:t>
       </w:r>
     </w:p>
     <w:p>
@@ -18025,58 +17326,6 @@
     </w:p>
     <w:p>
       <w:pPr>
-        <w:spacing w:after="140" w:before="0"/>
-      </w:pPr>
-      <w:r>
-        <w:rPr>
-          <w:rFonts w:ascii="Times New Roman" w:cs="Times New Roman" w:eastAsia="Times New Roman" w:hAnsi="Times New Roman"/>
-          <w:sz w:val="22"/>
-          <w:szCs w:val="22"/>
-        </w:rPr>
-        <w:t xml:space="preserve">29.40 No failure or delay by the General Partner in exercising any right relating to amendments operates as a waiver of that right, and no single exercise prevents any further exercise.</w:t>
-      </w:r>
-    </w:p>
-    <w:p>
-      <w:pPr>
-        <w:spacing w:after="140" w:before="0"/>
-      </w:pPr>
-      <w:r>
-        <w:rPr>
-          <w:rFonts w:ascii="Times New Roman" w:cs="Times New Roman" w:eastAsia="Times New Roman" w:hAnsi="Times New Roman"/>
-          <w:sz w:val="22"/>
-          <w:szCs w:val="22"/>
-        </w:rPr>
-        <w:t xml:space="preserve">29.41 If any provision concerning amendments is held invalid, the remaining provisions continue in full force and the invalid provision is replaced by a valid provision closest to its intent.</w:t>
-      </w:r>
-    </w:p>
-    <w:p>
-      <w:pPr>
-        <w:spacing w:after="140" w:before="0"/>
-      </w:pPr>
-      <w:r>
-        <w:rPr>
-          <w:rFonts w:ascii="Times New Roman" w:cs="Times New Roman" w:eastAsia="Times New Roman" w:hAnsi="Times New Roman"/>
-          <w:sz w:val="22"/>
-          <w:szCs w:val="22"/>
-        </w:rPr>
-        <w:t xml:space="preserve">29.42 The General Partner shall report on amendments in the annual report to Investors, including any material exceptions approved during the fiscal year.</w:t>
-      </w:r>
-    </w:p>
-    <w:p>
-      <w:pPr>
-        <w:spacing w:after="140" w:before="0"/>
-      </w:pPr>
-      <w:r>
-        <w:rPr>
-          <w:rFonts w:ascii="Times New Roman" w:cs="Times New Roman" w:eastAsia="Times New Roman" w:hAnsi="Times New Roman"/>
-          <w:sz w:val="22"/>
-          <w:szCs w:val="22"/>
-        </w:rPr>
-        <w:t xml:space="preserve">29.43 The provisions of this Section apply to amendments and shall be read together with the corresponding provisions of the Partnership Agreement.</w:t>
-      </w:r>
-    </w:p>
-    <w:p>
-      <w:pPr>
         <w:keepNext/>
         <w:spacing w:after="100" w:before="220"/>
       </w:pPr>
@@ -18613,54 +17862,96 @@
     </w:p>
     <w:p>
       <w:pPr>
-        <w:spacing w:after="140" w:before="0"/>
-      </w:pPr>
-      <w:r>
-        <w:rPr>
-          <w:rFonts w:ascii="Times New Roman" w:cs="Times New Roman" w:eastAsia="Times New Roman" w:hAnsi="Times New Roman"/>
-          <w:sz w:val="22"/>
-          <w:szCs w:val="22"/>
-        </w:rPr>
-        <w:t xml:space="preserve">30.41 The advisory committee may be consulted on matters relating to notices that involve a conflict of interest, but its views are advisory and do not bind the General Partner.</w:t>
-      </w:r>
-    </w:p>
-    <w:p>
-      <w:pPr>
-        <w:spacing w:after="140" w:before="0"/>
-      </w:pPr>
-      <w:r>
-        <w:rPr>
-          <w:rFonts w:ascii="Times New Roman" w:cs="Times New Roman" w:eastAsia="Times New Roman" w:hAnsi="Times New Roman"/>
-          <w:sz w:val="22"/>
-          <w:szCs w:val="22"/>
-        </w:rPr>
-        <w:t xml:space="preserve">30.42 Each Investor waives, to the fullest extent permitted by law, any right to object to actions concerning notices taken in accordance with this Agreement.</w:t>
-      </w:r>
-    </w:p>
-    <w:p>
-      <w:pPr>
-        <w:spacing w:after="140" w:before="0"/>
-      </w:pPr>
-      <w:r>
-        <w:rPr>
-          <w:rFonts w:ascii="Times New Roman" w:cs="Times New Roman" w:eastAsia="Times New Roman" w:hAnsi="Times New Roman"/>
-          <w:sz w:val="22"/>
-          <w:szCs w:val="22"/>
-        </w:rPr>
-        <w:t xml:space="preserve">30.43 The General Partner shall administer notices in good faith and in accordance with applicable law, the Partnership Agreement and the policies adopted by the General Partner from time to time.</w:t>
-      </w:r>
-    </w:p>
-    <w:p>
-      <w:pPr>
-        <w:spacing w:after="140" w:before="0"/>
-      </w:pPr>
-      <w:r>
-        <w:rPr>
-          <w:rFonts w:ascii="Times New Roman" w:cs="Times New Roman" w:eastAsia="Times New Roman" w:hAnsi="Times New Roman"/>
-          <w:sz w:val="22"/>
-          <w:szCs w:val="22"/>
-        </w:rPr>
-        <w:t xml:space="preserve">30.44 Each Investor acknowledges that decisions concerning notices are within the discretion of the General Partner except where this Agreement expressly requires the consent of the Investors.</w:t>
+        <w:keepNext/>
+        <w:spacing w:after="140" w:before="120"/>
+      </w:pPr>
+      <w:r>
+        <w:rPr>
+          <w:rFonts w:ascii="Times New Roman" w:cs="Times New Roman" w:eastAsia="Times New Roman" w:hAnsi="Times New Roman"/>
+          <w:b/>
+          <w:bCs/>
+          <w:sz w:val="22"/>
+          <w:szCs w:val="22"/>
+        </w:rPr>
+        <w:t xml:space="preserve">Investor elections under Article 30</w:t>
+      </w:r>
+    </w:p>
+    <w:p>
+      <w:pPr>
+        <w:spacing w:after="140" w:before="0"/>
+      </w:pPr>
+      <w:r>
+        <w:rPr>
+          <w:rFonts w:ascii="Times New Roman" w:cs="Times New Roman" w:eastAsia="Times New Roman" w:hAnsi="Times New Roman"/>
+          <w:sz w:val="22"/>
+          <w:szCs w:val="22"/>
+        </w:rPr>
+        <w:t xml:space="preserve">Notice address line 1: __________________________________</w:t>
+      </w:r>
+    </w:p>
+    <w:p>
+      <w:pPr>
+        <w:spacing w:after="140" w:before="0"/>
+      </w:pPr>
+      <w:r>
+        <w:rPr>
+          <w:rFonts w:ascii="Times New Roman" w:cs="Times New Roman" w:eastAsia="Times New Roman" w:hAnsi="Times New Roman"/>
+          <w:sz w:val="22"/>
+          <w:szCs w:val="22"/>
+        </w:rPr>
+        <w:t xml:space="preserve">Notice address line 2: __________________________________</w:t>
+      </w:r>
+    </w:p>
+    <w:p>
+      <w:pPr>
+        <w:spacing w:after="140" w:before="0"/>
+      </w:pPr>
+      <w:r>
+        <w:rPr>
+          <w:rFonts w:ascii="Times New Roman" w:cs="Times New Roman" w:eastAsia="Times New Roman" w:hAnsi="Times New Roman"/>
+          <w:sz w:val="22"/>
+          <w:szCs w:val="22"/>
+        </w:rPr>
+        <w:t xml:space="preserve">City and postal code: ____________________________</w:t>
+      </w:r>
+    </w:p>
+    <w:p>
+      <w:pPr>
+        <w:spacing w:after="140" w:before="0"/>
+      </w:pPr>
+      <w:r>
+        <w:rPr>
+          <w:rFonts w:ascii="Times New Roman" w:cs="Times New Roman" w:eastAsia="Times New Roman" w:hAnsi="Times New Roman"/>
+          <w:sz w:val="22"/>
+          <w:szCs w:val="22"/>
+        </w:rPr>
+        <w:t xml:space="preserve">Country: ________________________</w:t>
+      </w:r>
+    </w:p>
+    <w:p>
+      <w:pPr>
+        <w:spacing w:after="140" w:before="0"/>
+      </w:pPr>
+      <w:r>
+        <w:rPr>
+          <w:rFonts w:ascii="Times New Roman" w:cs="Times New Roman" w:eastAsia="Times New Roman" w:hAnsi="Times New Roman"/>
+          <w:sz w:val="22"/>
+          <w:szCs w:val="22"/>
+        </w:rPr>
+        <w:t xml:space="preserve">Telephone: ______________________</w:t>
+      </w:r>
+    </w:p>
+    <w:p>
+      <w:pPr>
+        <w:spacing w:after="140" w:before="0"/>
+      </w:pPr>
+      <w:r>
+        <w:rPr>
+          <w:rFonts w:ascii="Times New Roman" w:cs="Times New Roman" w:eastAsia="Times New Roman" w:hAnsi="Times New Roman"/>
+          <w:sz w:val="22"/>
+          <w:szCs w:val="22"/>
+        </w:rPr>
+        <w:t xml:space="preserve">Copy to (legal counsel): ______________________________</w:t>
       </w:r>
     </w:p>
     <w:p>
@@ -19222,59 +18513,7 @@
           <w:sz w:val="22"/>
           <w:szCs w:val="22"/>
         </w:rPr>
-        <w:t xml:space="preserve">31.42 This Article applies to governing law notwithstanding any course of dealing between the Partnership and an Investor that is inconsistent with it.</w:t>
-      </w:r>
-    </w:p>
-    <w:p>
-      <w:pPr>
-        <w:spacing w:after="140" w:before="0"/>
-      </w:pPr>
-      <w:r>
-        <w:rPr>
-          <w:rFonts w:ascii="Times New Roman" w:cs="Times New Roman" w:eastAsia="Times New Roman" w:hAnsi="Times New Roman"/>
-          <w:sz w:val="22"/>
-          <w:szCs w:val="22"/>
-        </w:rPr>
-        <w:t xml:space="preserve">31.43 Each Investor acknowledges that decisions concerning governing law are within the discretion of the General Partner except where this Agreement expressly requires the consent of the Investors.</w:t>
-      </w:r>
-    </w:p>
-    <w:p>
-      <w:pPr>
-        <w:spacing w:after="140" w:before="0"/>
-      </w:pPr>
-      <w:r>
-        <w:rPr>
-          <w:rFonts w:ascii="Times New Roman" w:cs="Times New Roman" w:eastAsia="Times New Roman" w:hAnsi="Times New Roman"/>
-          <w:sz w:val="22"/>
-          <w:szCs w:val="22"/>
-        </w:rPr>
-        <w:t xml:space="preserve">31.44 Any determination by the General Partner regarding governing law shall be made in writing, shall be recorded in the books of the Partnership and shall be binding on all partners absent manifest error.</w:t>
-      </w:r>
-    </w:p>
-    <w:p>
-      <w:pPr>
-        <w:spacing w:after="140" w:before="0"/>
-      </w:pPr>
-      <w:r>
-        <w:rPr>
-          <w:rFonts w:ascii="Times New Roman" w:cs="Times New Roman" w:eastAsia="Times New Roman" w:hAnsi="Times New Roman"/>
-          <w:sz w:val="22"/>
-          <w:szCs w:val="22"/>
-        </w:rPr>
-        <w:t xml:space="preserve">31.45 The obligations of the Partnership in respect of governing law are obligations of the Partnership only, and no Investor is personally liable for them beyond its unfunded Commitment.</w:t>
-      </w:r>
-    </w:p>
-    <w:p>
-      <w:pPr>
-        <w:spacing w:after="140" w:before="0"/>
-      </w:pPr>
-      <w:r>
-        <w:rPr>
-          <w:rFonts w:ascii="Times New Roman" w:cs="Times New Roman" w:eastAsia="Times New Roman" w:hAnsi="Times New Roman"/>
-          <w:sz w:val="22"/>
-          <w:szCs w:val="22"/>
-        </w:rPr>
-        <w:t xml:space="preserve">31.46 This Agreement is governed by the laws of the State of Delaware.</w:t>
+        <w:t xml:space="preserve">31.42 This Agreement is governed by the laws of the State of Delaware.</w:t>
       </w:r>
     </w:p>
     <w:p>
@@ -19849,59 +19088,7 @@
           <w:sz w:val="22"/>
           <w:szCs w:val="22"/>
         </w:rPr>
-        <w:t xml:space="preserve">32.43 Any determination by the General Partner regarding dispute resolution shall be made in writing, shall be recorded in the books of the Partnership and shall be binding on all partners absent manifest error.</w:t>
-      </w:r>
-    </w:p>
-    <w:p>
-      <w:pPr>
-        <w:spacing w:after="140" w:before="0"/>
-      </w:pPr>
-      <w:r>
-        <w:rPr>
-          <w:rFonts w:ascii="Times New Roman" w:cs="Times New Roman" w:eastAsia="Times New Roman" w:hAnsi="Times New Roman"/>
-          <w:sz w:val="22"/>
-          <w:szCs w:val="22"/>
-        </w:rPr>
-        <w:t xml:space="preserve">32.44 Nothing in this Section limits the rights of an Investor under the side letter, if any, entered into between that Investor and the General Partner in relation to dispute resolution.</w:t>
-      </w:r>
-    </w:p>
-    <w:p>
-      <w:pPr>
-        <w:spacing w:after="140" w:before="0"/>
-      </w:pPr>
-      <w:r>
-        <w:rPr>
-          <w:rFonts w:ascii="Times New Roman" w:cs="Times New Roman" w:eastAsia="Times New Roman" w:hAnsi="Times New Roman"/>
-          <w:sz w:val="22"/>
-          <w:szCs w:val="22"/>
-        </w:rPr>
-        <w:t xml:space="preserve">32.45 The General Partner shall report on dispute resolution in the annual report to Investors, including any material exceptions approved during the fiscal year.</w:t>
-      </w:r>
-    </w:p>
-    <w:p>
-      <w:pPr>
-        <w:spacing w:after="140" w:before="0"/>
-      </w:pPr>
-      <w:r>
-        <w:rPr>
-          <w:rFonts w:ascii="Times New Roman" w:cs="Times New Roman" w:eastAsia="Times New Roman" w:hAnsi="Times New Roman"/>
-          <w:sz w:val="22"/>
-          <w:szCs w:val="22"/>
-        </w:rPr>
-        <w:t xml:space="preserve">32.46 The administrator may rely on instructions from the General Partner regarding dispute resolution without independent verification and shall have no liability for acting on such instructions.</w:t>
-      </w:r>
-    </w:p>
-    <w:p>
-      <w:pPr>
-        <w:spacing w:after="140" w:before="0"/>
-      </w:pPr>
-      <w:r>
-        <w:rPr>
-          <w:rFonts w:ascii="Times New Roman" w:cs="Times New Roman" w:eastAsia="Times New Roman" w:hAnsi="Times New Roman"/>
-          <w:sz w:val="22"/>
-          <w:szCs w:val="22"/>
-        </w:rPr>
-        <w:t xml:space="preserve">32.47 Any dispute shall be submitted to the exclusive jurisdiction of the courts of the State of New York, and this Agreement shall be construed under New York law.</w:t>
+        <w:t xml:space="preserve">32.43 Any dispute shall be submitted to the exclusive jurisdiction of the courts of the State of New York, and this Agreement shall be construed under New York law.</w:t>
       </w:r>
     </w:p>
     <w:p>
@@ -20489,59 +19676,7 @@
           <w:sz w:val="22"/>
           <w:szCs w:val="22"/>
         </w:rPr>
-        <w:t xml:space="preserve">33.44 Where the Partnership Agreement and this Agreement differ as to the investment period, the Partnership Agreement prevails unless this Agreement expressly provides otherwise.</w:t>
-      </w:r>
-    </w:p>
-    <w:p>
-      <w:pPr>
-        <w:spacing w:after="140" w:before="0"/>
-      </w:pPr>
-      <w:r>
-        <w:rPr>
-          <w:rFonts w:ascii="Times New Roman" w:cs="Times New Roman" w:eastAsia="Times New Roman" w:hAnsi="Times New Roman"/>
-          <w:sz w:val="22"/>
-          <w:szCs w:val="22"/>
-        </w:rPr>
-        <w:t xml:space="preserve">33.45 Each Investor waives, to the fullest extent permitted by law, any right to object to actions concerning the investment period taken in accordance with this Agreement.</w:t>
-      </w:r>
-    </w:p>
-    <w:p>
-      <w:pPr>
-        <w:spacing w:after="140" w:before="0"/>
-      </w:pPr>
-      <w:r>
-        <w:rPr>
-          <w:rFonts w:ascii="Times New Roman" w:cs="Times New Roman" w:eastAsia="Times New Roman" w:hAnsi="Times New Roman"/>
-          <w:sz w:val="22"/>
-          <w:szCs w:val="22"/>
-        </w:rPr>
-        <w:t xml:space="preserve">33.46 Each Investor shall provide such information regarding the investment period as the General Partner may reasonably require to comply with its obligations under applicable law.</w:t>
-      </w:r>
-    </w:p>
-    <w:p>
-      <w:pPr>
-        <w:spacing w:after="140" w:before="0"/>
-      </w:pPr>
-      <w:r>
-        <w:rPr>
-          <w:rFonts w:ascii="Times New Roman" w:cs="Times New Roman" w:eastAsia="Times New Roman" w:hAnsi="Times New Roman"/>
-          <w:sz w:val="22"/>
-          <w:szCs w:val="22"/>
-        </w:rPr>
-        <w:t xml:space="preserve">33.47 The General Partner may delegate any of its functions relating to the investment period to an affiliate or a service provider, but remains responsible for the performance of those functions.</w:t>
-      </w:r>
-    </w:p>
-    <w:p>
-      <w:pPr>
-        <w:spacing w:after="140" w:before="0"/>
-      </w:pPr>
-      <w:r>
-        <w:rPr>
-          <w:rFonts w:ascii="Times New Roman" w:cs="Times New Roman" w:eastAsia="Times New Roman" w:hAnsi="Times New Roman"/>
-          <w:sz w:val="22"/>
-          <w:szCs w:val="22"/>
-        </w:rPr>
-        <w:t xml:space="preserve">33.48 The investment period ends on 31 September 2027 unless terminated earlier under Article 15.</w:t>
+        <w:t xml:space="preserve">33.44 The investment period ends on 31 September 2027 unless terminated earlier under Article 15.</w:t>
       </w:r>
     </w:p>
     <w:p>
@@ -21134,54 +20269,57 @@
     </w:p>
     <w:p>
       <w:pPr>
-        <w:spacing w:after="140" w:before="0"/>
-      </w:pPr>
-      <w:r>
-        <w:rPr>
-          <w:rFonts w:ascii="Times New Roman" w:cs="Times New Roman" w:eastAsia="Times New Roman" w:hAnsi="Times New Roman"/>
-          <w:sz w:val="22"/>
-          <w:szCs w:val="22"/>
-        </w:rPr>
-        <w:t xml:space="preserve">34.45 This Article applies to co-investment opportunities notwithstanding any course of dealing between the Partnership and an Investor that is inconsistent with it.</w:t>
-      </w:r>
-    </w:p>
-    <w:p>
-      <w:pPr>
-        <w:spacing w:after="140" w:before="0"/>
-      </w:pPr>
-      <w:r>
-        <w:rPr>
-          <w:rFonts w:ascii="Times New Roman" w:cs="Times New Roman" w:eastAsia="Times New Roman" w:hAnsi="Times New Roman"/>
-          <w:sz w:val="22"/>
-          <w:szCs w:val="22"/>
-        </w:rPr>
-        <w:t xml:space="preserve">34.46 The General Partner may delegate any of its functions relating to co-investment opportunities to an affiliate or a service provider, but remains responsible for the performance of those functions.</w:t>
-      </w:r>
-    </w:p>
-    <w:p>
-      <w:pPr>
-        <w:spacing w:after="140" w:before="0"/>
-      </w:pPr>
-      <w:r>
-        <w:rPr>
-          <w:rFonts w:ascii="Times New Roman" w:cs="Times New Roman" w:eastAsia="Times New Roman" w:hAnsi="Times New Roman"/>
-          <w:sz w:val="22"/>
-          <w:szCs w:val="22"/>
-        </w:rPr>
-        <w:t xml:space="preserve">34.47 Costs incurred in connection with co-investment opportunities are Partnership expenses unless the Partnership Agreement allocates them to the General Partner or to a particular Investor.</w:t>
-      </w:r>
-    </w:p>
-    <w:p>
-      <w:pPr>
-        <w:spacing w:after="140" w:before="0"/>
-      </w:pPr>
-      <w:r>
-        <w:rPr>
-          <w:rFonts w:ascii="Times New Roman" w:cs="Times New Roman" w:eastAsia="Times New Roman" w:hAnsi="Times New Roman"/>
-          <w:sz w:val="22"/>
-          <w:szCs w:val="22"/>
-        </w:rPr>
-        <w:t xml:space="preserve">34.48 The obligations of the Partnership in respect of co-investment opportunities are obligations of the Partnership only, and no Investor is personally liable for them beyond its unfunded Commitment.</w:t>
+        <w:keepNext/>
+        <w:spacing w:after="140" w:before="120"/>
+      </w:pPr>
+      <w:r>
+        <w:rPr>
+          <w:rFonts w:ascii="Times New Roman" w:cs="Times New Roman" w:eastAsia="Times New Roman" w:hAnsi="Times New Roman"/>
+          <w:b/>
+          <w:bCs/>
+          <w:sz w:val="22"/>
+          <w:szCs w:val="22"/>
+        </w:rPr>
+        <w:t xml:space="preserve">Investor elections under Article 34</w:t>
+      </w:r>
+    </w:p>
+    <w:p>
+      <w:pPr>
+        <w:spacing w:after="140" w:before="0"/>
+      </w:pPr>
+      <w:r>
+        <w:rPr>
+          <w:rFonts w:ascii="Times New Roman" w:cs="Times New Roman" w:eastAsia="Times New Roman" w:hAnsi="Times New Roman"/>
+          <w:sz w:val="22"/>
+          <w:szCs w:val="22"/>
+        </w:rPr>
+        <w:t xml:space="preserve">Interested in co-investment opportunities:   ○ Yes     ○ No</w:t>
+      </w:r>
+    </w:p>
+    <w:p>
+      <w:pPr>
+        <w:spacing w:after="140" w:before="0"/>
+      </w:pPr>
+      <w:r>
+        <w:rPr>
+          <w:rFonts w:ascii="Times New Roman" w:cs="Times New Roman" w:eastAsia="Times New Roman" w:hAnsi="Times New Roman"/>
+          <w:sz w:val="22"/>
+          <w:szCs w:val="22"/>
+        </w:rPr>
+        <w:t xml:space="preserve">Maximum co-investment per deal (USD): ____________________</w:t>
+      </w:r>
+    </w:p>
+    <w:p>
+      <w:pPr>
+        <w:spacing w:after="140" w:before="0"/>
+      </w:pPr>
+      <w:r>
+        <w:rPr>
+          <w:rFonts w:ascii="Times New Roman" w:cs="Times New Roman" w:eastAsia="Times New Roman" w:hAnsi="Times New Roman"/>
+          <w:sz w:val="22"/>
+          <w:szCs w:val="22"/>
+        </w:rPr>
+        <w:t xml:space="preserve">Sectors of interest:   ☐ Software     ☐ Healthcare     ☐ Fintech     ☐ Climate     ☐ Consumer</w:t>
       </w:r>
     </w:p>
     <w:p>
@@ -21787,58 +20925,6 @@
     </w:p>
     <w:p>
       <w:pPr>
-        <w:spacing w:after="140" w:before="0"/>
-      </w:pPr>
-      <w:r>
-        <w:rPr>
-          <w:rFonts w:ascii="Times New Roman" w:cs="Times New Roman" w:eastAsia="Times New Roman" w:hAnsi="Times New Roman"/>
-          <w:sz w:val="22"/>
-          <w:szCs w:val="22"/>
-        </w:rPr>
-        <w:t xml:space="preserve">35.46 Costs incurred in connection with borrowing by the Partnership are Partnership expenses unless the Partnership Agreement allocates them to the General Partner or to a particular Investor.</w:t>
-      </w:r>
-    </w:p>
-    <w:p>
-      <w:pPr>
-        <w:spacing w:after="140" w:before="0"/>
-      </w:pPr>
-      <w:r>
-        <w:rPr>
-          <w:rFonts w:ascii="Times New Roman" w:cs="Times New Roman" w:eastAsia="Times New Roman" w:hAnsi="Times New Roman"/>
-          <w:sz w:val="22"/>
-          <w:szCs w:val="22"/>
-        </w:rPr>
-        <w:t xml:space="preserve">35.47 The General Partner shall keep records relating to borrowing by the Partnership for at least six years after the end of the term of the Partnership and shall make them available to the auditors.</w:t>
-      </w:r>
-    </w:p>
-    <w:p>
-      <w:pPr>
-        <w:spacing w:after="140" w:before="0"/>
-      </w:pPr>
-      <w:r>
-        <w:rPr>
-          <w:rFonts w:ascii="Times New Roman" w:cs="Times New Roman" w:eastAsia="Times New Roman" w:hAnsi="Times New Roman"/>
-          <w:sz w:val="22"/>
-          <w:szCs w:val="22"/>
-        </w:rPr>
-        <w:t xml:space="preserve">35.48 The General Partner shall report on borrowing by the Partnership in the annual report to Investors, including any material exceptions approved during the fiscal year.</w:t>
-      </w:r>
-    </w:p>
-    <w:p>
-      <w:pPr>
-        <w:spacing w:after="140" w:before="0"/>
-      </w:pPr>
-      <w:r>
-        <w:rPr>
-          <w:rFonts w:ascii="Times New Roman" w:cs="Times New Roman" w:eastAsia="Times New Roman" w:hAnsi="Times New Roman"/>
-          <w:sz w:val="22"/>
-          <w:szCs w:val="22"/>
-        </w:rPr>
-        <w:t xml:space="preserve">35.49 If any provision concerning borrowing by the Partnership is held invalid, the remaining provisions continue in full force and the invalid provision is replaced by a valid provision closest to its intent.</w:t>
-      </w:r>
-    </w:p>
-    <w:p>
-      <w:pPr>
         <w:keepNext/>
         <w:spacing w:after="100" w:before="220"/>
       </w:pPr>
@@ -22370,59 +21456,62 @@
           <w:sz w:val="22"/>
           <w:szCs w:val="22"/>
         </w:rPr>
-        <w:t xml:space="preserve">36.40 Nothing in this Section limits the rights of an Investor under the side letter, if any, entered into between that Investor and the General Partner in relation to side letters.</w:t>
-      </w:r>
-    </w:p>
-    <w:p>
-      <w:pPr>
-        <w:spacing w:after="140" w:before="0"/>
-      </w:pPr>
-      <w:r>
-        <w:rPr>
-          <w:rFonts w:ascii="Times New Roman" w:cs="Times New Roman" w:eastAsia="Times New Roman" w:hAnsi="Times New Roman"/>
-          <w:sz w:val="22"/>
-          <w:szCs w:val="22"/>
-        </w:rPr>
-        <w:t xml:space="preserve">36.41 Where the Partnership Agreement and this Agreement differ as to side letters, the Partnership Agreement prevails unless this Agreement expressly provides otherwise.</w:t>
-      </w:r>
-    </w:p>
-    <w:p>
-      <w:pPr>
-        <w:spacing w:after="140" w:before="0"/>
-      </w:pPr>
-      <w:r>
-        <w:rPr>
-          <w:rFonts w:ascii="Times New Roman" w:cs="Times New Roman" w:eastAsia="Times New Roman" w:hAnsi="Times New Roman"/>
-          <w:sz w:val="22"/>
-          <w:szCs w:val="22"/>
-        </w:rPr>
-        <w:t xml:space="preserve">36.42 Each Investor waives, to the fullest extent permitted by law, any right to object to actions concerning side letters taken in accordance with this Agreement.</w:t>
-      </w:r>
-    </w:p>
-    <w:p>
-      <w:pPr>
-        <w:spacing w:after="140" w:before="0"/>
-      </w:pPr>
-      <w:r>
-        <w:rPr>
-          <w:rFonts w:ascii="Times New Roman" w:cs="Times New Roman" w:eastAsia="Times New Roman" w:hAnsi="Times New Roman"/>
-          <w:sz w:val="22"/>
-          <w:szCs w:val="22"/>
-        </w:rPr>
-        <w:t xml:space="preserve">36.43 Each Investor shall provide such information regarding side letters as the General Partner may reasonably require to comply with its obligations under applicable law.</w:t>
-      </w:r>
-    </w:p>
-    <w:p>
-      <w:pPr>
-        <w:spacing w:after="140" w:before="0"/>
-      </w:pPr>
-      <w:r>
-        <w:rPr>
-          <w:rFonts w:ascii="Times New Roman" w:cs="Times New Roman" w:eastAsia="Times New Roman" w:hAnsi="Times New Roman"/>
-          <w:sz w:val="22"/>
-          <w:szCs w:val="22"/>
-        </w:rPr>
-        <w:t xml:space="preserve">36.44 The General Partner may enter into side letters from time to time, and the most favoured nation election described in Exhibit K applies to them.</w:t>
+        <w:t xml:space="preserve">36.40 The General Partner may enter into side letters from time to time, and the most favoured nation election described in Exhibit K applies to them.</w:t>
+      </w:r>
+    </w:p>
+    <w:p>
+      <w:pPr>
+        <w:keepNext/>
+        <w:spacing w:after="140" w:before="120"/>
+      </w:pPr>
+      <w:r>
+        <w:rPr>
+          <w:rFonts w:ascii="Times New Roman" w:cs="Times New Roman" w:eastAsia="Times New Roman" w:hAnsi="Times New Roman"/>
+          <w:b/>
+          <w:bCs/>
+          <w:sz w:val="22"/>
+          <w:szCs w:val="22"/>
+        </w:rPr>
+        <w:t xml:space="preserve">Investor elections under Article 36</w:t>
+      </w:r>
+    </w:p>
+    <w:p>
+      <w:pPr>
+        <w:spacing w:after="140" w:before="0"/>
+      </w:pPr>
+      <w:r>
+        <w:rPr>
+          <w:rFonts w:ascii="Times New Roman" w:cs="Times New Roman" w:eastAsia="Times New Roman" w:hAnsi="Times New Roman"/>
+          <w:sz w:val="22"/>
+          <w:szCs w:val="22"/>
+        </w:rPr>
+        <w:t xml:space="preserve">Investor has a side letter:   ○ Yes     ○ No</w:t>
+      </w:r>
+    </w:p>
+    <w:p>
+      <w:pPr>
+        <w:spacing w:after="140" w:before="0"/>
+      </w:pPr>
+      <w:r>
+        <w:rPr>
+          <w:rFonts w:ascii="Times New Roman" w:cs="Times New Roman" w:eastAsia="Times New Roman" w:hAnsi="Times New Roman"/>
+          <w:sz w:val="22"/>
+          <w:szCs w:val="22"/>
+        </w:rPr>
+        <w:t xml:space="preserve">Date of side letter: __________________</w:t>
+      </w:r>
+    </w:p>
+    <w:p>
+      <w:pPr>
+        <w:spacing w:after="140" w:before="0"/>
+      </w:pPr>
+      <w:r>
+        <w:rPr>
+          <w:rFonts w:ascii="Times New Roman" w:cs="Times New Roman" w:eastAsia="Times New Roman" w:hAnsi="Times New Roman"/>
+          <w:sz w:val="22"/>
+          <w:szCs w:val="22"/>
+        </w:rPr>
+        <w:t xml:space="preserve">Most favoured nation election:   ○ Elect all eligible terms     ○ Elect selected terms     ○ No election</w:t>
       </w:r>
     </w:p>
     <w:p>
@@ -22971,59 +22060,49 @@
           <w:sz w:val="22"/>
           <w:szCs w:val="22"/>
         </w:rPr>
-        <w:t xml:space="preserve">37.41 The administrator may rely on instructions from the General Partner regarding excuse and exclusion of investors without independent verification and shall have no liability for acting on such instructions.</w:t>
-      </w:r>
-    </w:p>
-    <w:p>
-      <w:pPr>
-        <w:spacing w:after="140" w:before="0"/>
-      </w:pPr>
-      <w:r>
-        <w:rPr>
-          <w:rFonts w:ascii="Times New Roman" w:cs="Times New Roman" w:eastAsia="Times New Roman" w:hAnsi="Times New Roman"/>
-          <w:sz w:val="22"/>
-          <w:szCs w:val="22"/>
-        </w:rPr>
-        <w:t xml:space="preserve">37.42 This Article applies to excuse and exclusion of investors notwithstanding any course of dealing between the Partnership and an Investor that is inconsistent with it.</w:t>
-      </w:r>
-    </w:p>
-    <w:p>
-      <w:pPr>
-        <w:spacing w:after="140" w:before="0"/>
-      </w:pPr>
-      <w:r>
-        <w:rPr>
-          <w:rFonts w:ascii="Times New Roman" w:cs="Times New Roman" w:eastAsia="Times New Roman" w:hAnsi="Times New Roman"/>
-          <w:sz w:val="22"/>
-          <w:szCs w:val="22"/>
-        </w:rPr>
-        <w:t xml:space="preserve">37.43 The General Partner may delegate any of its functions relating to excuse and exclusion of investors to an affiliate or a service provider, but remains responsible for the performance of those functions.</w:t>
-      </w:r>
-    </w:p>
-    <w:p>
-      <w:pPr>
-        <w:spacing w:after="140" w:before="0"/>
-      </w:pPr>
-      <w:r>
-        <w:rPr>
-          <w:rFonts w:ascii="Times New Roman" w:cs="Times New Roman" w:eastAsia="Times New Roman" w:hAnsi="Times New Roman"/>
-          <w:sz w:val="22"/>
-          <w:szCs w:val="22"/>
-        </w:rPr>
-        <w:t xml:space="preserve">37.44 Costs incurred in connection with excuse and exclusion of investors are Partnership expenses unless the Partnership Agreement allocates them to the General Partner or to a particular Investor.</w:t>
-      </w:r>
-    </w:p>
-    <w:p>
-      <w:pPr>
-        <w:spacing w:after="140" w:before="0"/>
-      </w:pPr>
-      <w:r>
-        <w:rPr>
-          <w:rFonts w:ascii="Times New Roman" w:cs="Times New Roman" w:eastAsia="Times New Roman" w:hAnsi="Times New Roman"/>
-          <w:sz w:val="22"/>
-          <w:szCs w:val="22"/>
-        </w:rPr>
-        <w:t xml:space="preserve">37.45 An Investor that is excused from an investment shall nevertheless fund its share within fifteen (15) Business Days of the Capital Call Notice.</w:t>
+        <w:t xml:space="preserve">37.41 An Investor that is excused from an investment shall nevertheless fund its share within fifteen (15) Business Days of the Capital Call Notice.</w:t>
+      </w:r>
+    </w:p>
+    <w:p>
+      <w:pPr>
+        <w:keepNext/>
+        <w:spacing w:after="140" w:before="120"/>
+      </w:pPr>
+      <w:r>
+        <w:rPr>
+          <w:rFonts w:ascii="Times New Roman" w:cs="Times New Roman" w:eastAsia="Times New Roman" w:hAnsi="Times New Roman"/>
+          <w:b/>
+          <w:bCs/>
+          <w:sz w:val="22"/>
+          <w:szCs w:val="22"/>
+        </w:rPr>
+        <w:t xml:space="preserve">Investor elections under Article 37</w:t>
+      </w:r>
+    </w:p>
+    <w:p>
+      <w:pPr>
+        <w:spacing w:after="140" w:before="0"/>
+      </w:pPr>
+      <w:r>
+        <w:rPr>
+          <w:rFonts w:ascii="Times New Roman" w:cs="Times New Roman" w:eastAsia="Times New Roman" w:hAnsi="Times New Roman"/>
+          <w:sz w:val="22"/>
+          <w:szCs w:val="22"/>
+        </w:rPr>
+        <w:t xml:space="preserve">Excuse requested for investments in:   ☐ Tobacco     ☐ Weapons     ☐ Gambling     ☐ Fossil fuels     ☐ None</w:t>
+      </w:r>
+    </w:p>
+    <w:p>
+      <w:pPr>
+        <w:spacing w:after="140" w:before="0"/>
+      </w:pPr>
+      <w:r>
+        <w:rPr>
+          <w:rFonts w:ascii="Times New Roman" w:cs="Times New Roman" w:eastAsia="Times New Roman" w:hAnsi="Times New Roman"/>
+          <w:sz w:val="22"/>
+          <w:szCs w:val="22"/>
+        </w:rPr>
+        <w:t xml:space="preserve">Basis for excuse request: ________________________________________</w:t>
       </w:r>
     </w:p>
     <w:p>
@@ -23577,58 +22656,6 @@
     </w:p>
     <w:p>
       <w:pPr>
-        <w:spacing w:after="140" w:before="0"/>
-      </w:pPr>
-      <w:r>
-        <w:rPr>
-          <w:rFonts w:ascii="Times New Roman" w:cs="Times New Roman" w:eastAsia="Times New Roman" w:hAnsi="Times New Roman"/>
-          <w:sz w:val="22"/>
-          <w:szCs w:val="22"/>
-        </w:rPr>
-        <w:t xml:space="preserve">38.42 The General Partner shall give the Investors not less than ten Business Days' written notice of any material change in its policies concerning successor funds.</w:t>
-      </w:r>
-    </w:p>
-    <w:p>
-      <w:pPr>
-        <w:spacing w:after="140" w:before="0"/>
-      </w:pPr>
-      <w:r>
-        <w:rPr>
-          <w:rFonts w:ascii="Times New Roman" w:cs="Times New Roman" w:eastAsia="Times New Roman" w:hAnsi="Times New Roman"/>
-          <w:sz w:val="22"/>
-          <w:szCs w:val="22"/>
-        </w:rPr>
-        <w:t xml:space="preserve">38.43 Costs incurred in connection with successor funds are Partnership expenses unless the Partnership Agreement allocates them to the General Partner or to a particular Investor.</w:t>
-      </w:r>
-    </w:p>
-    <w:p>
-      <w:pPr>
-        <w:spacing w:after="140" w:before="0"/>
-      </w:pPr>
-      <w:r>
-        <w:rPr>
-          <w:rFonts w:ascii="Times New Roman" w:cs="Times New Roman" w:eastAsia="Times New Roman" w:hAnsi="Times New Roman"/>
-          <w:sz w:val="22"/>
-          <w:szCs w:val="22"/>
-        </w:rPr>
-        <w:t xml:space="preserve">38.44 The General Partner shall keep records relating to successor funds for at least six years after the end of the term of the Partnership and shall make them available to the auditors.</w:t>
-      </w:r>
-    </w:p>
-    <w:p>
-      <w:pPr>
-        <w:spacing w:after="140" w:before="0"/>
-      </w:pPr>
-      <w:r>
-        <w:rPr>
-          <w:rFonts w:ascii="Times New Roman" w:cs="Times New Roman" w:eastAsia="Times New Roman" w:hAnsi="Times New Roman"/>
-          <w:sz w:val="22"/>
-          <w:szCs w:val="22"/>
-        </w:rPr>
-        <w:t xml:space="preserve">38.45 The General Partner shall report on successor funds in the annual report to Investors, including any material exceptions approved during the fiscal year.</w:t>
-      </w:r>
-    </w:p>
-    <w:p>
-      <w:pPr>
         <w:keepNext/>
         <w:spacing w:after="100" w:before="220"/>
       </w:pPr>
@@ -24199,59 +23226,7 @@
           <w:sz w:val="22"/>
           <w:szCs w:val="22"/>
         </w:rPr>
-        <w:t xml:space="preserve">39.43 The General Partner shall keep records relating to removal of the General Partner for at least six years after the end of the term of the Partnership and shall make them available to the auditors.</w:t>
-      </w:r>
-    </w:p>
-    <w:p>
-      <w:pPr>
-        <w:spacing w:after="140" w:before="0"/>
-      </w:pPr>
-      <w:r>
-        <w:rPr>
-          <w:rFonts w:ascii="Times New Roman" w:cs="Times New Roman" w:eastAsia="Times New Roman" w:hAnsi="Times New Roman"/>
-          <w:sz w:val="22"/>
-          <w:szCs w:val="22"/>
-        </w:rPr>
-        <w:t xml:space="preserve">39.44 No failure or delay by the General Partner in exercising any right relating to removal of the General Partner operates as a waiver of that right, and no single exercise prevents any further exercise.</w:t>
-      </w:r>
-    </w:p>
-    <w:p>
-      <w:pPr>
-        <w:spacing w:after="140" w:before="0"/>
-      </w:pPr>
-      <w:r>
-        <w:rPr>
-          <w:rFonts w:ascii="Times New Roman" w:cs="Times New Roman" w:eastAsia="Times New Roman" w:hAnsi="Times New Roman"/>
-          <w:sz w:val="22"/>
-          <w:szCs w:val="22"/>
-        </w:rPr>
-        <w:t xml:space="preserve">39.45 Each Investor waives, to the fullest extent permitted by law, any right to object to actions concerning removal of the General Partner taken in accordance with this Agreement.</w:t>
-      </w:r>
-    </w:p>
-    <w:p>
-      <w:pPr>
-        <w:spacing w:after="140" w:before="0"/>
-      </w:pPr>
-      <w:r>
-        <w:rPr>
-          <w:rFonts w:ascii="Times New Roman" w:cs="Times New Roman" w:eastAsia="Times New Roman" w:hAnsi="Times New Roman"/>
-          <w:sz w:val="22"/>
-          <w:szCs w:val="22"/>
-        </w:rPr>
-        <w:t xml:space="preserve">39.46 The advisory committee may be consulted on matters relating to removal of the General Partner that involve a conflict of interest, but its views are advisory and do not bind the General Partner.</w:t>
-      </w:r>
-    </w:p>
-    <w:p>
-      <w:pPr>
-        <w:spacing w:after="140" w:before="0"/>
-      </w:pPr>
-      <w:r>
-        <w:rPr>
-          <w:rFonts w:ascii="Times New Roman" w:cs="Times New Roman" w:eastAsia="Times New Roman" w:hAnsi="Times New Roman"/>
-          <w:sz w:val="22"/>
-          <w:szCs w:val="22"/>
-        </w:rPr>
-        <w:t xml:space="preserve">39.47 The General Partner may be removed by Investors holding at least 75% of Commitments, and an event that occured before removal remains subject to Article 20.</w:t>
+        <w:t xml:space="preserve">39.43 The General Partner may be removed by Investors holding at least 75% of Commitments, and an event that occured before removal remains subject to Article 20.</w:t>
       </w:r>
     </w:p>
     <w:p>
@@ -24839,72 +23814,1951 @@
           <w:sz w:val="22"/>
           <w:szCs w:val="22"/>
         </w:rPr>
-        <w:t xml:space="preserve">40.44 If any provision concerning the liquidation of the Partnership is held invalid, the remaining provisions continue in full force and the invalid provision is replaced by a valid provision closest to its intent.</w:t>
-      </w:r>
-    </w:p>
-    <w:p>
-      <w:pPr>
-        <w:spacing w:after="140" w:before="0"/>
-      </w:pPr>
-      <w:r>
-        <w:rPr>
-          <w:rFonts w:ascii="Times New Roman" w:cs="Times New Roman" w:eastAsia="Times New Roman" w:hAnsi="Times New Roman"/>
-          <w:sz w:val="22"/>
-          <w:szCs w:val="22"/>
-        </w:rPr>
-        <w:t xml:space="preserve">40.45 This Article applies to the liquidation of the Partnership notwithstanding any course of dealing between the Partnership and an Investor that is inconsistent with it.</w:t>
-      </w:r>
-    </w:p>
-    <w:p>
-      <w:pPr>
-        <w:spacing w:after="140" w:before="0"/>
-      </w:pPr>
-      <w:r>
-        <w:rPr>
-          <w:rFonts w:ascii="Times New Roman" w:cs="Times New Roman" w:eastAsia="Times New Roman" w:hAnsi="Times New Roman"/>
-          <w:sz w:val="22"/>
-          <w:szCs w:val="22"/>
-        </w:rPr>
-        <w:t xml:space="preserve">40.46 The provisions of this Section apply to the liquidation of the Partnership and shall be read together with the corresponding provisions of the Partnership Agreement.</w:t>
-      </w:r>
-    </w:p>
-    <w:p>
-      <w:pPr>
-        <w:spacing w:after="140" w:before="0"/>
-      </w:pPr>
-      <w:r>
-        <w:rPr>
-          <w:rFonts w:ascii="Times New Roman" w:cs="Times New Roman" w:eastAsia="Times New Roman" w:hAnsi="Times New Roman"/>
-          <w:sz w:val="22"/>
-          <w:szCs w:val="22"/>
-        </w:rPr>
-        <w:t xml:space="preserve">40.47 The General Partner shall administer the liquidation of the Partnership in good faith and in accordance with applicable law, the Partnership Agreement and the policies adopted by the General Partner from time to time.</w:t>
-      </w:r>
-    </w:p>
-    <w:p>
-      <w:pPr>
-        <w:spacing w:after="140" w:before="0"/>
-      </w:pPr>
-      <w:r>
-        <w:rPr>
-          <w:rFonts w:ascii="Times New Roman" w:cs="Times New Roman" w:eastAsia="Times New Roman" w:hAnsi="Times New Roman"/>
-          <w:sz w:val="22"/>
-          <w:szCs w:val="22"/>
-        </w:rPr>
-        <w:t xml:space="preserve">40.48 On liquidation the liquidator shall distribute the assets in a timely manner after paying the debts of Harborline Venture Fund 4 LP.</w:t>
-      </w:r>
-    </w:p>
-    <w:p>
-      <w:pPr>
-        <w:spacing w:after="140" w:before="0"/>
-      </w:pPr>
-      <w:r>
-        <w:rPr>
-          <w:rFonts w:ascii="Times New Roman" w:cs="Times New Roman" w:eastAsia="Times New Roman" w:hAnsi="Times New Roman"/>
-          <w:sz w:val="22"/>
-          <w:szCs w:val="22"/>
-        </w:rPr>
-        <w:t xml:space="preserve">40.49 The Partnership shall continue for a term of twelve (12) years from the initial closing.</w:t>
+        <w:t xml:space="preserve">40.44 On liquidation the liquidator shall distribute the assets in a timely manner after paying the debts of Harborline Venture Fund 4 LP.</w:t>
+      </w:r>
+    </w:p>
+    <w:p>
+      <w:pPr>
+        <w:spacing w:after="140" w:before="0"/>
+      </w:pPr>
+      <w:r>
+        <w:rPr>
+          <w:rFonts w:ascii="Times New Roman" w:cs="Times New Roman" w:eastAsia="Times New Roman" w:hAnsi="Times New Roman"/>
+          <w:sz w:val="22"/>
+          <w:szCs w:val="22"/>
+        </w:rPr>
+        <w:t xml:space="preserve">40.45 The Partnership shall continue for a term of twelve (12) years from the initial closing.</w:t>
+      </w:r>
+    </w:p>
+    <w:p>
+      <w:r>
+        <w:br w:type="page"/>
+      </w:r>
+    </w:p>
+    <w:p>
+      <w:pPr>
+        <w:spacing w:after="80" w:before="0"/>
+        <w:jc w:val="center"/>
+      </w:pPr>
+      <w:r>
+        <w:rPr>
+          <w:rFonts w:ascii="Times New Roman" w:cs="Times New Roman" w:eastAsia="Times New Roman" w:hAnsi="Times New Roman"/>
+          <w:b/>
+          <w:bCs/>
+          <w:sz w:val="28"/>
+          <w:szCs w:val="28"/>
+        </w:rPr>
+        <w:t xml:space="preserve">INVESTOR QUESTIONNAIRE</w:t>
+      </w:r>
+    </w:p>
+    <w:p>
+      <w:pPr>
+        <w:keepNext/>
+        <w:spacing w:after="100" w:before="220"/>
+      </w:pPr>
+      <w:r>
+        <w:rPr>
+          <w:rFonts w:ascii="Times New Roman" w:cs="Times New Roman" w:eastAsia="Times New Roman" w:hAnsi="Times New Roman"/>
+          <w:b/>
+          <w:bCs/>
+          <w:sz w:val="24"/>
+          <w:szCs w:val="24"/>
+        </w:rPr>
+        <w:t xml:space="preserve">Part A Investor Identity</w:t>
+      </w:r>
+    </w:p>
+    <w:p>
+      <w:pPr>
+        <w:spacing w:after="140" w:before="0"/>
+      </w:pPr>
+      <w:r>
+        <w:rPr>
+          <w:rFonts w:ascii="Times New Roman" w:cs="Times New Roman" w:eastAsia="Times New Roman" w:hAnsi="Times New Roman"/>
+          <w:sz w:val="22"/>
+          <w:szCs w:val="22"/>
+        </w:rPr>
+        <w:t xml:space="preserve">Full legal name: __________________________________</w:t>
+      </w:r>
+    </w:p>
+    <w:p>
+      <w:pPr>
+        <w:spacing w:after="140" w:before="0"/>
+      </w:pPr>
+      <w:r>
+        <w:rPr>
+          <w:rFonts w:ascii="Times New Roman" w:cs="Times New Roman" w:eastAsia="Times New Roman" w:hAnsi="Times New Roman"/>
+          <w:sz w:val="22"/>
+          <w:szCs w:val="22"/>
+        </w:rPr>
+        <w:t xml:space="preserve">Former names, if any: __________________________________</w:t>
+      </w:r>
+    </w:p>
+    <w:p>
+      <w:pPr>
+        <w:spacing w:after="140" w:before="0"/>
+      </w:pPr>
+      <w:r>
+        <w:rPr>
+          <w:rFonts w:ascii="Times New Roman" w:cs="Times New Roman" w:eastAsia="Times New Roman" w:hAnsi="Times New Roman"/>
+          <w:sz w:val="22"/>
+          <w:szCs w:val="22"/>
+        </w:rPr>
+        <w:t xml:space="preserve">Date of birth or formation: ____________________</w:t>
+      </w:r>
+    </w:p>
+    <w:p>
+      <w:pPr>
+        <w:spacing w:after="140" w:before="0"/>
+      </w:pPr>
+      <w:r>
+        <w:rPr>
+          <w:rFonts w:ascii="Times New Roman" w:cs="Times New Roman" w:eastAsia="Times New Roman" w:hAnsi="Times New Roman"/>
+          <w:sz w:val="22"/>
+          <w:szCs w:val="22"/>
+        </w:rPr>
+        <w:t xml:space="preserve">Country of citizenship or organization: ________________________</w:t>
+      </w:r>
+    </w:p>
+    <w:p>
+      <w:pPr>
+        <w:spacing w:after="140" w:before="0"/>
+      </w:pPr>
+      <w:r>
+        <w:rPr>
+          <w:rFonts w:ascii="Times New Roman" w:cs="Times New Roman" w:eastAsia="Times New Roman" w:hAnsi="Times New Roman"/>
+          <w:sz w:val="22"/>
+          <w:szCs w:val="22"/>
+        </w:rPr>
+        <w:t xml:space="preserve">Registration or passport number: __________________________</w:t>
+      </w:r>
+    </w:p>
+    <w:p>
+      <w:pPr>
+        <w:spacing w:after="140" w:before="0"/>
+      </w:pPr>
+      <w:r>
+        <w:rPr>
+          <w:rFonts w:ascii="Times New Roman" w:cs="Times New Roman" w:eastAsia="Times New Roman" w:hAnsi="Times New Roman"/>
+          <w:sz w:val="22"/>
+          <w:szCs w:val="22"/>
+        </w:rPr>
+        <w:t xml:space="preserve">Investor type:   ○ Natural person     ○ Corporation     ○ Partnership     ○ Trust     ○ Pension plan     ○ Fund of funds     ○ Endowment</w:t>
+      </w:r>
+    </w:p>
+    <w:p>
+      <w:pPr>
+        <w:keepNext/>
+        <w:spacing w:after="100" w:before="220"/>
+      </w:pPr>
+      <w:r>
+        <w:rPr>
+          <w:rFonts w:ascii="Times New Roman" w:cs="Times New Roman" w:eastAsia="Times New Roman" w:hAnsi="Times New Roman"/>
+          <w:b/>
+          <w:bCs/>
+          <w:sz w:val="24"/>
+          <w:szCs w:val="24"/>
+        </w:rPr>
+        <w:t xml:space="preserve">Part B Contact Details</w:t>
+      </w:r>
+    </w:p>
+    <w:p>
+      <w:pPr>
+        <w:spacing w:after="140" w:before="0"/>
+      </w:pPr>
+      <w:r>
+        <w:rPr>
+          <w:rFonts w:ascii="Times New Roman" w:cs="Times New Roman" w:eastAsia="Times New Roman" w:hAnsi="Times New Roman"/>
+          <w:sz w:val="22"/>
+          <w:szCs w:val="22"/>
+        </w:rPr>
+        <w:t xml:space="preserve">Residential or registered address: __________________________________</w:t>
+      </w:r>
+    </w:p>
+    <w:p>
+      <w:pPr>
+        <w:spacing w:after="140" w:before="0"/>
+      </w:pPr>
+      <w:r>
+        <w:rPr>
+          <w:rFonts w:ascii="Times New Roman" w:cs="Times New Roman" w:eastAsia="Times New Roman" w:hAnsi="Times New Roman"/>
+          <w:sz w:val="22"/>
+          <w:szCs w:val="22"/>
+        </w:rPr>
+        <w:t xml:space="preserve">Mailing address, if different: __________________________________</w:t>
+      </w:r>
+    </w:p>
+    <w:p>
+      <w:pPr>
+        <w:spacing w:after="140" w:before="0"/>
+      </w:pPr>
+      <w:r>
+        <w:rPr>
+          <w:rFonts w:ascii="Times New Roman" w:cs="Times New Roman" w:eastAsia="Times New Roman" w:hAnsi="Times New Roman"/>
+          <w:sz w:val="22"/>
+          <w:szCs w:val="22"/>
+        </w:rPr>
+        <w:t xml:space="preserve">City and postal code: ____________________________</w:t>
+      </w:r>
+    </w:p>
+    <w:p>
+      <w:pPr>
+        <w:spacing w:after="140" w:before="0"/>
+      </w:pPr>
+      <w:r>
+        <w:rPr>
+          <w:rFonts w:ascii="Times New Roman" w:cs="Times New Roman" w:eastAsia="Times New Roman" w:hAnsi="Times New Roman"/>
+          <w:sz w:val="22"/>
+          <w:szCs w:val="22"/>
+        </w:rPr>
+        <w:t xml:space="preserve">Country: ________________________</w:t>
+      </w:r>
+    </w:p>
+    <w:p>
+      <w:pPr>
+        <w:spacing w:after="140" w:before="0"/>
+      </w:pPr>
+      <w:r>
+        <w:rPr>
+          <w:rFonts w:ascii="Times New Roman" w:cs="Times New Roman" w:eastAsia="Times New Roman" w:hAnsi="Times New Roman"/>
+          <w:sz w:val="22"/>
+          <w:szCs w:val="22"/>
+        </w:rPr>
+        <w:t xml:space="preserve">Telephone: ______________________</w:t>
+      </w:r>
+    </w:p>
+    <w:p>
+      <w:pPr>
+        <w:spacing w:after="140" w:before="0"/>
+      </w:pPr>
+      <w:r>
+        <w:rPr>
+          <w:rFonts w:ascii="Times New Roman" w:cs="Times New Roman" w:eastAsia="Times New Roman" w:hAnsi="Times New Roman"/>
+          <w:sz w:val="22"/>
+          <w:szCs w:val="22"/>
+        </w:rPr>
+        <w:t xml:space="preserve">Mobile: ______________________</w:t>
+      </w:r>
+    </w:p>
+    <w:p>
+      <w:pPr>
+        <w:spacing w:after="140" w:before="0"/>
+      </w:pPr>
+      <w:r>
+        <w:rPr>
+          <w:rFonts w:ascii="Times New Roman" w:cs="Times New Roman" w:eastAsia="Times New Roman" w:hAnsi="Times New Roman"/>
+          <w:sz w:val="22"/>
+          <w:szCs w:val="22"/>
+        </w:rPr>
+        <w:t xml:space="preserve">Email address: __________________________________</w:t>
+      </w:r>
+    </w:p>
+    <w:p>
+      <w:pPr>
+        <w:keepNext/>
+        <w:spacing w:after="100" w:before="220"/>
+      </w:pPr>
+      <w:r>
+        <w:rPr>
+          <w:rFonts w:ascii="Times New Roman" w:cs="Times New Roman" w:eastAsia="Times New Roman" w:hAnsi="Times New Roman"/>
+          <w:b/>
+          <w:bCs/>
+          <w:sz w:val="24"/>
+          <w:szCs w:val="24"/>
+        </w:rPr>
+        <w:t xml:space="preserve">Part C Authorised Signatories</w:t>
+      </w:r>
+    </w:p>
+    <w:p>
+      <w:pPr>
+        <w:spacing w:after="140" w:before="0"/>
+      </w:pPr>
+      <w:r>
+        <w:rPr>
+          <w:rFonts w:ascii="Times New Roman" w:cs="Times New Roman" w:eastAsia="Times New Roman" w:hAnsi="Times New Roman"/>
+          <w:sz w:val="22"/>
+          <w:szCs w:val="22"/>
+        </w:rPr>
+        <w:t xml:space="preserve">Signatory 1 name: __________________________________</w:t>
+      </w:r>
+    </w:p>
+    <w:p>
+      <w:pPr>
+        <w:spacing w:after="140" w:before="0"/>
+      </w:pPr>
+      <w:r>
+        <w:rPr>
+          <w:rFonts w:ascii="Times New Roman" w:cs="Times New Roman" w:eastAsia="Times New Roman" w:hAnsi="Times New Roman"/>
+          <w:sz w:val="22"/>
+          <w:szCs w:val="22"/>
+        </w:rPr>
+        <w:t xml:space="preserve">Signatory 1 title: __________________________</w:t>
+      </w:r>
+    </w:p>
+    <w:p>
+      <w:pPr>
+        <w:spacing w:after="140" w:before="0"/>
+      </w:pPr>
+      <w:r>
+        <w:rPr>
+          <w:rFonts w:ascii="Times New Roman" w:cs="Times New Roman" w:eastAsia="Times New Roman" w:hAnsi="Times New Roman"/>
+          <w:sz w:val="22"/>
+          <w:szCs w:val="22"/>
+        </w:rPr>
+        <w:t xml:space="preserve">Signatory 1 email: ______________________________</w:t>
+      </w:r>
+    </w:p>
+    <w:p>
+      <w:pPr>
+        <w:spacing w:after="140" w:before="0"/>
+      </w:pPr>
+      <w:r>
+        <w:rPr>
+          <w:rFonts w:ascii="Times New Roman" w:cs="Times New Roman" w:eastAsia="Times New Roman" w:hAnsi="Times New Roman"/>
+          <w:sz w:val="22"/>
+          <w:szCs w:val="22"/>
+        </w:rPr>
+        <w:t xml:space="preserve">Signatory 1 specimen signature: ______________________________</w:t>
+      </w:r>
+    </w:p>
+    <w:p>
+      <w:pPr>
+        <w:spacing w:after="140" w:before="0"/>
+      </w:pPr>
+      <w:r>
+        <w:rPr>
+          <w:rFonts w:ascii="Times New Roman" w:cs="Times New Roman" w:eastAsia="Times New Roman" w:hAnsi="Times New Roman"/>
+          <w:sz w:val="22"/>
+          <w:szCs w:val="22"/>
+        </w:rPr>
+        <w:t xml:space="preserve">Signatory 2 name: __________________________________</w:t>
+      </w:r>
+    </w:p>
+    <w:p>
+      <w:pPr>
+        <w:spacing w:after="140" w:before="0"/>
+      </w:pPr>
+      <w:r>
+        <w:rPr>
+          <w:rFonts w:ascii="Times New Roman" w:cs="Times New Roman" w:eastAsia="Times New Roman" w:hAnsi="Times New Roman"/>
+          <w:sz w:val="22"/>
+          <w:szCs w:val="22"/>
+        </w:rPr>
+        <w:t xml:space="preserve">Signatory 2 title: __________________________</w:t>
+      </w:r>
+    </w:p>
+    <w:p>
+      <w:pPr>
+        <w:spacing w:after="140" w:before="0"/>
+      </w:pPr>
+      <w:r>
+        <w:rPr>
+          <w:rFonts w:ascii="Times New Roman" w:cs="Times New Roman" w:eastAsia="Times New Roman" w:hAnsi="Times New Roman"/>
+          <w:sz w:val="22"/>
+          <w:szCs w:val="22"/>
+        </w:rPr>
+        <w:t xml:space="preserve">Signatory 2 email: ______________________________</w:t>
+      </w:r>
+    </w:p>
+    <w:p>
+      <w:pPr>
+        <w:spacing w:after="140" w:before="0"/>
+      </w:pPr>
+      <w:r>
+        <w:rPr>
+          <w:rFonts w:ascii="Times New Roman" w:cs="Times New Roman" w:eastAsia="Times New Roman" w:hAnsi="Times New Roman"/>
+          <w:sz w:val="22"/>
+          <w:szCs w:val="22"/>
+        </w:rPr>
+        <w:t xml:space="preserve">Signatory 2 specimen signature: ______________________________</w:t>
+      </w:r>
+    </w:p>
+    <w:p>
+      <w:pPr>
+        <w:spacing w:after="140" w:before="0"/>
+      </w:pPr>
+      <w:r>
+        <w:rPr>
+          <w:rFonts w:ascii="Times New Roman" w:cs="Times New Roman" w:eastAsia="Times New Roman" w:hAnsi="Times New Roman"/>
+          <w:sz w:val="22"/>
+          <w:szCs w:val="22"/>
+        </w:rPr>
+        <w:t xml:space="preserve">Signatory 3 name: __________________________________</w:t>
+      </w:r>
+    </w:p>
+    <w:p>
+      <w:pPr>
+        <w:spacing w:after="140" w:before="0"/>
+      </w:pPr>
+      <w:r>
+        <w:rPr>
+          <w:rFonts w:ascii="Times New Roman" w:cs="Times New Roman" w:eastAsia="Times New Roman" w:hAnsi="Times New Roman"/>
+          <w:sz w:val="22"/>
+          <w:szCs w:val="22"/>
+        </w:rPr>
+        <w:t xml:space="preserve">Signatory 3 title: __________________________</w:t>
+      </w:r>
+    </w:p>
+    <w:p>
+      <w:pPr>
+        <w:spacing w:after="140" w:before="0"/>
+      </w:pPr>
+      <w:r>
+        <w:rPr>
+          <w:rFonts w:ascii="Times New Roman" w:cs="Times New Roman" w:eastAsia="Times New Roman" w:hAnsi="Times New Roman"/>
+          <w:sz w:val="22"/>
+          <w:szCs w:val="22"/>
+        </w:rPr>
+        <w:t xml:space="preserve">Signatory 3 email: ______________________________</w:t>
+      </w:r>
+    </w:p>
+    <w:p>
+      <w:pPr>
+        <w:spacing w:after="140" w:before="0"/>
+      </w:pPr>
+      <w:r>
+        <w:rPr>
+          <w:rFonts w:ascii="Times New Roman" w:cs="Times New Roman" w:eastAsia="Times New Roman" w:hAnsi="Times New Roman"/>
+          <w:sz w:val="22"/>
+          <w:szCs w:val="22"/>
+        </w:rPr>
+        <w:t xml:space="preserve">Signatory 3 specimen signature: ______________________________</w:t>
+      </w:r>
+    </w:p>
+    <w:p>
+      <w:pPr>
+        <w:spacing w:after="140" w:before="0"/>
+      </w:pPr>
+      <w:r>
+        <w:rPr>
+          <w:rFonts w:ascii="Times New Roman" w:cs="Times New Roman" w:eastAsia="Times New Roman" w:hAnsi="Times New Roman"/>
+          <w:sz w:val="22"/>
+          <w:szCs w:val="22"/>
+        </w:rPr>
+        <w:t xml:space="preserve">Signatory 4 name: __________________________________</w:t>
+      </w:r>
+    </w:p>
+    <w:p>
+      <w:pPr>
+        <w:spacing w:after="140" w:before="0"/>
+      </w:pPr>
+      <w:r>
+        <w:rPr>
+          <w:rFonts w:ascii="Times New Roman" w:cs="Times New Roman" w:eastAsia="Times New Roman" w:hAnsi="Times New Roman"/>
+          <w:sz w:val="22"/>
+          <w:szCs w:val="22"/>
+        </w:rPr>
+        <w:t xml:space="preserve">Signatory 4 title: __________________________</w:t>
+      </w:r>
+    </w:p>
+    <w:p>
+      <w:pPr>
+        <w:spacing w:after="140" w:before="0"/>
+      </w:pPr>
+      <w:r>
+        <w:rPr>
+          <w:rFonts w:ascii="Times New Roman" w:cs="Times New Roman" w:eastAsia="Times New Roman" w:hAnsi="Times New Roman"/>
+          <w:sz w:val="22"/>
+          <w:szCs w:val="22"/>
+        </w:rPr>
+        <w:t xml:space="preserve">Signatory 4 email: ______________________________</w:t>
+      </w:r>
+    </w:p>
+    <w:p>
+      <w:pPr>
+        <w:spacing w:after="140" w:before="0"/>
+      </w:pPr>
+      <w:r>
+        <w:rPr>
+          <w:rFonts w:ascii="Times New Roman" w:cs="Times New Roman" w:eastAsia="Times New Roman" w:hAnsi="Times New Roman"/>
+          <w:sz w:val="22"/>
+          <w:szCs w:val="22"/>
+        </w:rPr>
+        <w:t xml:space="preserve">Signatory 4 specimen signature: ______________________________</w:t>
+      </w:r>
+    </w:p>
+    <w:p>
+      <w:pPr>
+        <w:keepNext/>
+        <w:spacing w:after="100" w:before="220"/>
+      </w:pPr>
+      <w:r>
+        <w:rPr>
+          <w:rFonts w:ascii="Times New Roman" w:cs="Times New Roman" w:eastAsia="Times New Roman" w:hAnsi="Times New Roman"/>
+          <w:b/>
+          <w:bCs/>
+          <w:sz w:val="24"/>
+          <w:szCs w:val="24"/>
+        </w:rPr>
+        <w:t xml:space="preserve">Part D Accredited Investor Status</w:t>
+      </w:r>
+    </w:p>
+    <w:p>
+      <w:pPr>
+        <w:spacing w:after="140" w:before="0"/>
+      </w:pPr>
+      <w:r>
+        <w:rPr>
+          <w:rFonts w:ascii="Times New Roman" w:cs="Times New Roman" w:eastAsia="Times New Roman" w:hAnsi="Times New Roman"/>
+          <w:sz w:val="22"/>
+          <w:szCs w:val="22"/>
+        </w:rPr>
+        <w:t xml:space="preserve">Natural persons:   ☐ Net worth over USD 1,000,000     ☐ Income over USD 200,000     ☐ Joint income over USD 300,000     ☐ Licensed securities professional</w:t>
+      </w:r>
+    </w:p>
+    <w:p>
+      <w:pPr>
+        <w:spacing w:after="140" w:before="0"/>
+      </w:pPr>
+      <w:r>
+        <w:rPr>
+          <w:rFonts w:ascii="Times New Roman" w:cs="Times New Roman" w:eastAsia="Times New Roman" w:hAnsi="Times New Roman"/>
+          <w:sz w:val="22"/>
+          <w:szCs w:val="22"/>
+        </w:rPr>
+        <w:t xml:space="preserve">Entities:   ☐ Assets over USD 5,000,000     ☐ All owners accredited     ☐ Registered investment adviser     ☐ Bank or insurance company</w:t>
+      </w:r>
+    </w:p>
+    <w:p>
+      <w:pPr>
+        <w:keepNext/>
+        <w:spacing w:after="100" w:before="220"/>
+      </w:pPr>
+      <w:r>
+        <w:rPr>
+          <w:rFonts w:ascii="Times New Roman" w:cs="Times New Roman" w:eastAsia="Times New Roman" w:hAnsi="Times New Roman"/>
+          <w:b/>
+          <w:bCs/>
+          <w:sz w:val="24"/>
+          <w:szCs w:val="24"/>
+        </w:rPr>
+        <w:t xml:space="preserve">Part E Qualified Purchaser Status</w:t>
+      </w:r>
+    </w:p>
+    <w:p>
+      <w:pPr>
+        <w:spacing w:after="140" w:before="0"/>
+      </w:pPr>
+      <w:r>
+        <w:rPr>
+          <w:rFonts w:ascii="Times New Roman" w:cs="Times New Roman" w:eastAsia="Times New Roman" w:hAnsi="Times New Roman"/>
+          <w:sz w:val="22"/>
+          <w:szCs w:val="22"/>
+        </w:rPr>
+        <w:t xml:space="preserve">Qualified purchaser:   ○ Yes     ○ No</w:t>
+      </w:r>
+    </w:p>
+    <w:p>
+      <w:pPr>
+        <w:spacing w:after="140" w:before="0"/>
+      </w:pPr>
+      <w:r>
+        <w:rPr>
+          <w:rFonts w:ascii="Times New Roman" w:cs="Times New Roman" w:eastAsia="Times New Roman" w:hAnsi="Times New Roman"/>
+          <w:sz w:val="22"/>
+          <w:szCs w:val="22"/>
+        </w:rPr>
+        <w:t xml:space="preserve">Basis:   ☐ Investments of USD 5,000,000 or more     ☐ Company with USD 25,000,000 or more     ☐ Trust sponsored by qualified purchasers     ☐ Knowledgeable employee</w:t>
+      </w:r>
+    </w:p>
+    <w:p>
+      <w:pPr>
+        <w:keepNext/>
+        <w:spacing w:after="100" w:before="220"/>
+      </w:pPr>
+      <w:r>
+        <w:rPr>
+          <w:rFonts w:ascii="Times New Roman" w:cs="Times New Roman" w:eastAsia="Times New Roman" w:hAnsi="Times New Roman"/>
+          <w:b/>
+          <w:bCs/>
+          <w:sz w:val="24"/>
+          <w:szCs w:val="24"/>
+        </w:rPr>
+        <w:t xml:space="preserve">Part F Beneficial Ownership</w:t>
+      </w:r>
+    </w:p>
+    <w:p>
+      <w:pPr>
+        <w:spacing w:after="140" w:before="0"/>
+      </w:pPr>
+      <w:r>
+        <w:rPr>
+          <w:rFonts w:ascii="Times New Roman" w:cs="Times New Roman" w:eastAsia="Times New Roman" w:hAnsi="Times New Roman"/>
+          <w:sz w:val="22"/>
+          <w:szCs w:val="22"/>
+        </w:rPr>
+        <w:t xml:space="preserve">Beneficial owner 1 name: __________________________________</w:t>
+      </w:r>
+    </w:p>
+    <w:p>
+      <w:pPr>
+        <w:spacing w:after="140" w:before="0"/>
+      </w:pPr>
+      <w:r>
+        <w:rPr>
+          <w:rFonts w:ascii="Times New Roman" w:cs="Times New Roman" w:eastAsia="Times New Roman" w:hAnsi="Times New Roman"/>
+          <w:sz w:val="22"/>
+          <w:szCs w:val="22"/>
+        </w:rPr>
+        <w:t xml:space="preserve">Beneficial owner 1 country of residence: ________________________</w:t>
+      </w:r>
+    </w:p>
+    <w:p>
+      <w:pPr>
+        <w:spacing w:after="140" w:before="0"/>
+      </w:pPr>
+      <w:r>
+        <w:rPr>
+          <w:rFonts w:ascii="Times New Roman" w:cs="Times New Roman" w:eastAsia="Times New Roman" w:hAnsi="Times New Roman"/>
+          <w:sz w:val="22"/>
+          <w:szCs w:val="22"/>
+        </w:rPr>
+        <w:t xml:space="preserve">Beneficial owner 1 ownership percentage: ____________</w:t>
+      </w:r>
+    </w:p>
+    <w:p>
+      <w:pPr>
+        <w:spacing w:after="140" w:before="0"/>
+      </w:pPr>
+      <w:r>
+        <w:rPr>
+          <w:rFonts w:ascii="Times New Roman" w:cs="Times New Roman" w:eastAsia="Times New Roman" w:hAnsi="Times New Roman"/>
+          <w:sz w:val="22"/>
+          <w:szCs w:val="22"/>
+        </w:rPr>
+        <w:t xml:space="preserve">Beneficial owner 2 name: __________________________________</w:t>
+      </w:r>
+    </w:p>
+    <w:p>
+      <w:pPr>
+        <w:spacing w:after="140" w:before="0"/>
+      </w:pPr>
+      <w:r>
+        <w:rPr>
+          <w:rFonts w:ascii="Times New Roman" w:cs="Times New Roman" w:eastAsia="Times New Roman" w:hAnsi="Times New Roman"/>
+          <w:sz w:val="22"/>
+          <w:szCs w:val="22"/>
+        </w:rPr>
+        <w:t xml:space="preserve">Beneficial owner 2 country of residence: ________________________</w:t>
+      </w:r>
+    </w:p>
+    <w:p>
+      <w:pPr>
+        <w:spacing w:after="140" w:before="0"/>
+      </w:pPr>
+      <w:r>
+        <w:rPr>
+          <w:rFonts w:ascii="Times New Roman" w:cs="Times New Roman" w:eastAsia="Times New Roman" w:hAnsi="Times New Roman"/>
+          <w:sz w:val="22"/>
+          <w:szCs w:val="22"/>
+        </w:rPr>
+        <w:t xml:space="preserve">Beneficial owner 2 ownership percentage: ____________</w:t>
+      </w:r>
+    </w:p>
+    <w:p>
+      <w:pPr>
+        <w:spacing w:after="140" w:before="0"/>
+      </w:pPr>
+      <w:r>
+        <w:rPr>
+          <w:rFonts w:ascii="Times New Roman" w:cs="Times New Roman" w:eastAsia="Times New Roman" w:hAnsi="Times New Roman"/>
+          <w:sz w:val="22"/>
+          <w:szCs w:val="22"/>
+        </w:rPr>
+        <w:t xml:space="preserve">Beneficial owner 3 name: __________________________________</w:t>
+      </w:r>
+    </w:p>
+    <w:p>
+      <w:pPr>
+        <w:spacing w:after="140" w:before="0"/>
+      </w:pPr>
+      <w:r>
+        <w:rPr>
+          <w:rFonts w:ascii="Times New Roman" w:cs="Times New Roman" w:eastAsia="Times New Roman" w:hAnsi="Times New Roman"/>
+          <w:sz w:val="22"/>
+          <w:szCs w:val="22"/>
+        </w:rPr>
+        <w:t xml:space="preserve">Beneficial owner 3 country of residence: ________________________</w:t>
+      </w:r>
+    </w:p>
+    <w:p>
+      <w:pPr>
+        <w:spacing w:after="140" w:before="0"/>
+      </w:pPr>
+      <w:r>
+        <w:rPr>
+          <w:rFonts w:ascii="Times New Roman" w:cs="Times New Roman" w:eastAsia="Times New Roman" w:hAnsi="Times New Roman"/>
+          <w:sz w:val="22"/>
+          <w:szCs w:val="22"/>
+        </w:rPr>
+        <w:t xml:space="preserve">Beneficial owner 3 ownership percentage: ____________</w:t>
+      </w:r>
+    </w:p>
+    <w:p>
+      <w:pPr>
+        <w:spacing w:after="140" w:before="0"/>
+      </w:pPr>
+      <w:r>
+        <w:rPr>
+          <w:rFonts w:ascii="Times New Roman" w:cs="Times New Roman" w:eastAsia="Times New Roman" w:hAnsi="Times New Roman"/>
+          <w:sz w:val="22"/>
+          <w:szCs w:val="22"/>
+        </w:rPr>
+        <w:t xml:space="preserve">Beneficial owner 4 name: __________________________________</w:t>
+      </w:r>
+    </w:p>
+    <w:p>
+      <w:pPr>
+        <w:spacing w:after="140" w:before="0"/>
+      </w:pPr>
+      <w:r>
+        <w:rPr>
+          <w:rFonts w:ascii="Times New Roman" w:cs="Times New Roman" w:eastAsia="Times New Roman" w:hAnsi="Times New Roman"/>
+          <w:sz w:val="22"/>
+          <w:szCs w:val="22"/>
+        </w:rPr>
+        <w:t xml:space="preserve">Beneficial owner 4 country of residence: ________________________</w:t>
+      </w:r>
+    </w:p>
+    <w:p>
+      <w:pPr>
+        <w:spacing w:after="140" w:before="0"/>
+      </w:pPr>
+      <w:r>
+        <w:rPr>
+          <w:rFonts w:ascii="Times New Roman" w:cs="Times New Roman" w:eastAsia="Times New Roman" w:hAnsi="Times New Roman"/>
+          <w:sz w:val="22"/>
+          <w:szCs w:val="22"/>
+        </w:rPr>
+        <w:t xml:space="preserve">Beneficial owner 4 ownership percentage: ____________</w:t>
+      </w:r>
+    </w:p>
+    <w:p>
+      <w:pPr>
+        <w:spacing w:after="140" w:before="0"/>
+      </w:pPr>
+      <w:r>
+        <w:rPr>
+          <w:rFonts w:ascii="Times New Roman" w:cs="Times New Roman" w:eastAsia="Times New Roman" w:hAnsi="Times New Roman"/>
+          <w:sz w:val="22"/>
+          <w:szCs w:val="22"/>
+        </w:rPr>
+        <w:t xml:space="preserve">Beneficial owner 5 name: __________________________________</w:t>
+      </w:r>
+    </w:p>
+    <w:p>
+      <w:pPr>
+        <w:spacing w:after="140" w:before="0"/>
+      </w:pPr>
+      <w:r>
+        <w:rPr>
+          <w:rFonts w:ascii="Times New Roman" w:cs="Times New Roman" w:eastAsia="Times New Roman" w:hAnsi="Times New Roman"/>
+          <w:sz w:val="22"/>
+          <w:szCs w:val="22"/>
+        </w:rPr>
+        <w:t xml:space="preserve">Beneficial owner 5 country of residence: ________________________</w:t>
+      </w:r>
+    </w:p>
+    <w:p>
+      <w:pPr>
+        <w:spacing w:after="140" w:before="0"/>
+      </w:pPr>
+      <w:r>
+        <w:rPr>
+          <w:rFonts w:ascii="Times New Roman" w:cs="Times New Roman" w:eastAsia="Times New Roman" w:hAnsi="Times New Roman"/>
+          <w:sz w:val="22"/>
+          <w:szCs w:val="22"/>
+        </w:rPr>
+        <w:t xml:space="preserve">Beneficial owner 5 ownership percentage: ____________</w:t>
+      </w:r>
+    </w:p>
+    <w:p>
+      <w:pPr>
+        <w:keepNext/>
+        <w:spacing w:after="100" w:before="220"/>
+      </w:pPr>
+      <w:r>
+        <w:rPr>
+          <w:rFonts w:ascii="Times New Roman" w:cs="Times New Roman" w:eastAsia="Times New Roman" w:hAnsi="Times New Roman"/>
+          <w:b/>
+          <w:bCs/>
+          <w:sz w:val="24"/>
+          <w:szCs w:val="24"/>
+        </w:rPr>
+        <w:t xml:space="preserve">Part G Controlling Persons</w:t>
+      </w:r>
+    </w:p>
+    <w:p>
+      <w:pPr>
+        <w:spacing w:after="140" w:before="0"/>
+      </w:pPr>
+      <w:r>
+        <w:rPr>
+          <w:rFonts w:ascii="Times New Roman" w:cs="Times New Roman" w:eastAsia="Times New Roman" w:hAnsi="Times New Roman"/>
+          <w:sz w:val="22"/>
+          <w:szCs w:val="22"/>
+        </w:rPr>
+        <w:t xml:space="preserve">Controlling person 1 name: __________________________________</w:t>
+      </w:r>
+    </w:p>
+    <w:p>
+      <w:pPr>
+        <w:spacing w:after="140" w:before="0"/>
+      </w:pPr>
+      <w:r>
+        <w:rPr>
+          <w:rFonts w:ascii="Times New Roman" w:cs="Times New Roman" w:eastAsia="Times New Roman" w:hAnsi="Times New Roman"/>
+          <w:sz w:val="22"/>
+          <w:szCs w:val="22"/>
+        </w:rPr>
+        <w:t xml:space="preserve">Controlling person 1 role: __________________________</w:t>
+      </w:r>
+    </w:p>
+    <w:p>
+      <w:pPr>
+        <w:spacing w:after="140" w:before="0"/>
+      </w:pPr>
+      <w:r>
+        <w:rPr>
+          <w:rFonts w:ascii="Times New Roman" w:cs="Times New Roman" w:eastAsia="Times New Roman" w:hAnsi="Times New Roman"/>
+          <w:sz w:val="22"/>
+          <w:szCs w:val="22"/>
+        </w:rPr>
+        <w:t xml:space="preserve">Controlling person 2 name: __________________________________</w:t>
+      </w:r>
+    </w:p>
+    <w:p>
+      <w:pPr>
+        <w:spacing w:after="140" w:before="0"/>
+      </w:pPr>
+      <w:r>
+        <w:rPr>
+          <w:rFonts w:ascii="Times New Roman" w:cs="Times New Roman" w:eastAsia="Times New Roman" w:hAnsi="Times New Roman"/>
+          <w:sz w:val="22"/>
+          <w:szCs w:val="22"/>
+        </w:rPr>
+        <w:t xml:space="preserve">Controlling person 2 role: __________________________</w:t>
+      </w:r>
+    </w:p>
+    <w:p>
+      <w:pPr>
+        <w:spacing w:after="140" w:before="0"/>
+      </w:pPr>
+      <w:r>
+        <w:rPr>
+          <w:rFonts w:ascii="Times New Roman" w:cs="Times New Roman" w:eastAsia="Times New Roman" w:hAnsi="Times New Roman"/>
+          <w:sz w:val="22"/>
+          <w:szCs w:val="22"/>
+        </w:rPr>
+        <w:t xml:space="preserve">Controlling person 3 name: __________________________________</w:t>
+      </w:r>
+    </w:p>
+    <w:p>
+      <w:pPr>
+        <w:spacing w:after="140" w:before="0"/>
+      </w:pPr>
+      <w:r>
+        <w:rPr>
+          <w:rFonts w:ascii="Times New Roman" w:cs="Times New Roman" w:eastAsia="Times New Roman" w:hAnsi="Times New Roman"/>
+          <w:sz w:val="22"/>
+          <w:szCs w:val="22"/>
+        </w:rPr>
+        <w:t xml:space="preserve">Controlling person 3 role: __________________________</w:t>
+      </w:r>
+    </w:p>
+    <w:p>
+      <w:pPr>
+        <w:keepNext/>
+        <w:spacing w:after="100" w:before="220"/>
+      </w:pPr>
+      <w:r>
+        <w:rPr>
+          <w:rFonts w:ascii="Times New Roman" w:cs="Times New Roman" w:eastAsia="Times New Roman" w:hAnsi="Times New Roman"/>
+          <w:b/>
+          <w:bCs/>
+          <w:sz w:val="24"/>
+          <w:szCs w:val="24"/>
+        </w:rPr>
+        <w:t xml:space="preserve">Part H Source of Wealth</w:t>
+      </w:r>
+    </w:p>
+    <w:p>
+      <w:pPr>
+        <w:spacing w:after="140" w:before="0"/>
+      </w:pPr>
+      <w:r>
+        <w:rPr>
+          <w:rFonts w:ascii="Times New Roman" w:cs="Times New Roman" w:eastAsia="Times New Roman" w:hAnsi="Times New Roman"/>
+          <w:sz w:val="22"/>
+          <w:szCs w:val="22"/>
+        </w:rPr>
+        <w:t xml:space="preserve">Source of wealth:   ☐ Employment income     ☐ Business proceeds     ☐ Investment returns     ☐ Inheritance     ☐ Sale of property     ☐ Other</w:t>
+      </w:r>
+    </w:p>
+    <w:p>
+      <w:pPr>
+        <w:spacing w:after="140" w:before="0"/>
+      </w:pPr>
+      <w:r>
+        <w:rPr>
+          <w:rFonts w:ascii="Times New Roman" w:cs="Times New Roman" w:eastAsia="Times New Roman" w:hAnsi="Times New Roman"/>
+          <w:sz w:val="22"/>
+          <w:szCs w:val="22"/>
+        </w:rPr>
+        <w:t xml:space="preserve">Description of source of wealth: ________________________________________</w:t>
+      </w:r>
+    </w:p>
+    <w:p>
+      <w:pPr>
+        <w:spacing w:after="140" w:before="0"/>
+      </w:pPr>
+      <w:r>
+        <w:rPr>
+          <w:rFonts w:ascii="Times New Roman" w:cs="Times New Roman" w:eastAsia="Times New Roman" w:hAnsi="Times New Roman"/>
+          <w:sz w:val="22"/>
+          <w:szCs w:val="22"/>
+        </w:rPr>
+        <w:t xml:space="preserve">Estimated net worth (USD): ____________________</w:t>
+      </w:r>
+    </w:p>
+    <w:p>
+      <w:pPr>
+        <w:keepNext/>
+        <w:spacing w:after="100" w:before="220"/>
+      </w:pPr>
+      <w:r>
+        <w:rPr>
+          <w:rFonts w:ascii="Times New Roman" w:cs="Times New Roman" w:eastAsia="Times New Roman" w:hAnsi="Times New Roman"/>
+          <w:b/>
+          <w:bCs/>
+          <w:sz w:val="24"/>
+          <w:szCs w:val="24"/>
+        </w:rPr>
+        <w:t xml:space="preserve">Part I Investment Experience</w:t>
+      </w:r>
+    </w:p>
+    <w:p>
+      <w:pPr>
+        <w:spacing w:after="140" w:before="0"/>
+      </w:pPr>
+      <w:r>
+        <w:rPr>
+          <w:rFonts w:ascii="Times New Roman" w:cs="Times New Roman" w:eastAsia="Times New Roman" w:hAnsi="Times New Roman"/>
+          <w:sz w:val="22"/>
+          <w:szCs w:val="22"/>
+        </w:rPr>
+        <w:t xml:space="preserve">Years of private fund investing:   ○ None     ○ 1 to 5     ○ 6 to 10     ○ More than 10</w:t>
+      </w:r>
+    </w:p>
+    <w:p>
+      <w:pPr>
+        <w:spacing w:after="140" w:before="0"/>
+      </w:pPr>
+      <w:r>
+        <w:rPr>
+          <w:rFonts w:ascii="Times New Roman" w:cs="Times New Roman" w:eastAsia="Times New Roman" w:hAnsi="Times New Roman"/>
+          <w:sz w:val="22"/>
+          <w:szCs w:val="22"/>
+        </w:rPr>
+        <w:t xml:space="preserve">Asset classes held:   ☐ Venture capital     ☐ Private equity     ☐ Hedge funds     ☐ Real estate     ☐ Private credit</w:t>
+      </w:r>
+    </w:p>
+    <w:p>
+      <w:pPr>
+        <w:keepNext/>
+        <w:spacing w:after="100" w:before="220"/>
+      </w:pPr>
+      <w:r>
+        <w:rPr>
+          <w:rFonts w:ascii="Times New Roman" w:cs="Times New Roman" w:eastAsia="Times New Roman" w:hAnsi="Times New Roman"/>
+          <w:b/>
+          <w:bCs/>
+          <w:sz w:val="24"/>
+          <w:szCs w:val="24"/>
+        </w:rPr>
+        <w:t xml:space="preserve">Part J Regulatory Status</w:t>
+      </w:r>
+    </w:p>
+    <w:p>
+      <w:pPr>
+        <w:spacing w:after="140" w:before="0"/>
+      </w:pPr>
+      <w:r>
+        <w:rPr>
+          <w:rFonts w:ascii="Times New Roman" w:cs="Times New Roman" w:eastAsia="Times New Roman" w:hAnsi="Times New Roman"/>
+          <w:sz w:val="22"/>
+          <w:szCs w:val="22"/>
+        </w:rPr>
+        <w:t xml:space="preserve">Investor is a bank holding company:   ○ Yes     ○ No</w:t>
+      </w:r>
+    </w:p>
+    <w:p>
+      <w:pPr>
+        <w:spacing w:after="140" w:before="0"/>
+      </w:pPr>
+      <w:r>
+        <w:rPr>
+          <w:rFonts w:ascii="Times New Roman" w:cs="Times New Roman" w:eastAsia="Times New Roman" w:hAnsi="Times New Roman"/>
+          <w:sz w:val="22"/>
+          <w:szCs w:val="22"/>
+        </w:rPr>
+        <w:t xml:space="preserve">Investor is a governmental entity:   ○ Yes     ○ No</w:t>
+      </w:r>
+    </w:p>
+    <w:p>
+      <w:pPr>
+        <w:spacing w:after="140" w:before="0"/>
+      </w:pPr>
+      <w:r>
+        <w:rPr>
+          <w:rFonts w:ascii="Times New Roman" w:cs="Times New Roman" w:eastAsia="Times New Roman" w:hAnsi="Times New Roman"/>
+          <w:sz w:val="22"/>
+          <w:szCs w:val="22"/>
+        </w:rPr>
+        <w:t xml:space="preserve">Investor is subject to the Bank Secrecy Act:   ○ Yes     ○ No</w:t>
+      </w:r>
+    </w:p>
+    <w:p>
+      <w:pPr>
+        <w:spacing w:after="140" w:before="0"/>
+      </w:pPr>
+      <w:r>
+        <w:rPr>
+          <w:rFonts w:ascii="Times New Roman" w:cs="Times New Roman" w:eastAsia="Times New Roman" w:hAnsi="Times New Roman"/>
+          <w:sz w:val="22"/>
+          <w:szCs w:val="22"/>
+        </w:rPr>
+        <w:t xml:space="preserve">Primary regulator, if any: ______________________________</w:t>
+      </w:r>
+    </w:p>
+    <w:p>
+      <w:pPr>
+        <w:keepNext/>
+        <w:spacing w:after="100" w:before="220"/>
+      </w:pPr>
+      <w:r>
+        <w:rPr>
+          <w:rFonts w:ascii="Times New Roman" w:cs="Times New Roman" w:eastAsia="Times New Roman" w:hAnsi="Times New Roman"/>
+          <w:b/>
+          <w:bCs/>
+          <w:sz w:val="24"/>
+          <w:szCs w:val="24"/>
+        </w:rPr>
+        <w:t xml:space="preserve">Part K Wire Instructions for Refunds</w:t>
+      </w:r>
+    </w:p>
+    <w:tbl>
+      <w:tblPr>
+        <w:tblW w:type="pct" w:w="5000"/>
+        <w:tblBorders>
+          <w:top w:val="single" w:color="auto" w:sz="4"/>
+          <w:left w:val="single" w:color="auto" w:sz="4"/>
+          <w:bottom w:val="single" w:color="auto" w:sz="4"/>
+          <w:right w:val="single" w:color="auto" w:sz="4"/>
+          <w:insideH w:val="single" w:color="auto" w:sz="4"/>
+          <w:insideV w:val="single" w:color="auto" w:sz="4"/>
+        </w:tblBorders>
+      </w:tblPr>
+      <w:tblGrid>
+        <w:gridCol w:w="4513"/>
+        <w:gridCol w:w="4513"/>
+      </w:tblGrid>
+      <w:tr>
+        <w:tc>
+          <w:tcPr>
+            <w:tcW w:type="pct" w:w="2500"/>
+          </w:tcPr>
+          <w:p>
+            <w:pPr>
+              <w:spacing w:after="40" w:before="0"/>
+            </w:pPr>
+            <w:r>
+              <w:rPr>
+                <w:rFonts w:ascii="Times New Roman" w:cs="Times New Roman" w:eastAsia="Times New Roman" w:hAnsi="Times New Roman"/>
+                <w:b/>
+                <w:bCs/>
+                <w:sz w:val="22"/>
+                <w:szCs w:val="22"/>
+              </w:rPr>
+              <w:t xml:space="preserve">Wire instruction</w:t>
+            </w:r>
+          </w:p>
+        </w:tc>
+        <w:tc>
+          <w:tcPr>
+            <w:tcW w:type="pct" w:w="2500"/>
+          </w:tcPr>
+          <w:p>
+            <w:pPr>
+              <w:spacing w:after="40" w:before="0"/>
+            </w:pPr>
+            <w:r>
+              <w:rPr>
+                <w:rFonts w:ascii="Times New Roman" w:cs="Times New Roman" w:eastAsia="Times New Roman" w:hAnsi="Times New Roman"/>
+                <w:b/>
+                <w:bCs/>
+                <w:sz w:val="22"/>
+                <w:szCs w:val="22"/>
+              </w:rPr>
+              <w:t xml:space="preserve">Investor answer</w:t>
+            </w:r>
+          </w:p>
+        </w:tc>
+      </w:tr>
+      <w:tr>
+        <w:tc>
+          <w:tcPr>
+            <w:tcW w:type="pct" w:w="2500"/>
+          </w:tcPr>
+          <w:p>
+            <w:pPr>
+              <w:spacing w:after="40" w:before="0"/>
+            </w:pPr>
+            <w:r>
+              <w:rPr>
+                <w:rFonts w:ascii="Times New Roman" w:cs="Times New Roman" w:eastAsia="Times New Roman" w:hAnsi="Times New Roman"/>
+                <w:b w:val="false"/>
+                <w:bCs w:val="false"/>
+                <w:sz w:val="22"/>
+                <w:szCs w:val="22"/>
+              </w:rPr>
+              <w:t xml:space="preserve">Bank name</w:t>
+            </w:r>
+          </w:p>
+        </w:tc>
+        <w:tc>
+          <w:tcPr>
+            <w:tcW w:type="pct" w:w="2500"/>
+          </w:tcPr>
+          <w:p>
+            <w:pPr>
+              <w:spacing w:after="40" w:before="0"/>
+            </w:pPr>
+            <w:r>
+              <w:rPr>
+                <w:rFonts w:ascii="Times New Roman" w:cs="Times New Roman" w:eastAsia="Times New Roman" w:hAnsi="Times New Roman"/>
+                <w:b w:val="false"/>
+                <w:bCs w:val="false"/>
+                <w:sz w:val="22"/>
+                <w:szCs w:val="22"/>
+              </w:rPr>
+              <w:t xml:space="preserve">______________________</w:t>
+            </w:r>
+          </w:p>
+        </w:tc>
+      </w:tr>
+      <w:tr>
+        <w:tc>
+          <w:tcPr>
+            <w:tcW w:type="pct" w:w="2500"/>
+          </w:tcPr>
+          <w:p>
+            <w:pPr>
+              <w:spacing w:after="40" w:before="0"/>
+            </w:pPr>
+            <w:r>
+              <w:rPr>
+                <w:rFonts w:ascii="Times New Roman" w:cs="Times New Roman" w:eastAsia="Times New Roman" w:hAnsi="Times New Roman"/>
+                <w:b w:val="false"/>
+                <w:bCs w:val="false"/>
+                <w:sz w:val="22"/>
+                <w:szCs w:val="22"/>
+              </w:rPr>
+              <w:t xml:space="preserve">Bank address</w:t>
+            </w:r>
+          </w:p>
+        </w:tc>
+        <w:tc>
+          <w:tcPr>
+            <w:tcW w:type="pct" w:w="2500"/>
+          </w:tcPr>
+          <w:p>
+            <w:pPr>
+              <w:spacing w:after="40" w:before="0"/>
+            </w:pPr>
+            <w:r>
+              <w:rPr>
+                <w:rFonts w:ascii="Times New Roman" w:cs="Times New Roman" w:eastAsia="Times New Roman" w:hAnsi="Times New Roman"/>
+                <w:b w:val="false"/>
+                <w:bCs w:val="false"/>
+                <w:sz w:val="22"/>
+                <w:szCs w:val="22"/>
+              </w:rPr>
+              <w:t xml:space="preserve">______________________</w:t>
+            </w:r>
+          </w:p>
+        </w:tc>
+      </w:tr>
+      <w:tr>
+        <w:tc>
+          <w:tcPr>
+            <w:tcW w:type="pct" w:w="2500"/>
+          </w:tcPr>
+          <w:p>
+            <w:pPr>
+              <w:spacing w:after="40" w:before="0"/>
+            </w:pPr>
+            <w:r>
+              <w:rPr>
+                <w:rFonts w:ascii="Times New Roman" w:cs="Times New Roman" w:eastAsia="Times New Roman" w:hAnsi="Times New Roman"/>
+                <w:b w:val="false"/>
+                <w:bCs w:val="false"/>
+                <w:sz w:val="22"/>
+                <w:szCs w:val="22"/>
+              </w:rPr>
+              <w:t xml:space="preserve">Account name</w:t>
+            </w:r>
+          </w:p>
+        </w:tc>
+        <w:tc>
+          <w:tcPr>
+            <w:tcW w:type="pct" w:w="2500"/>
+          </w:tcPr>
+          <w:p>
+            <w:pPr>
+              <w:spacing w:after="40" w:before="0"/>
+            </w:pPr>
+            <w:r>
+              <w:rPr>
+                <w:rFonts w:ascii="Times New Roman" w:cs="Times New Roman" w:eastAsia="Times New Roman" w:hAnsi="Times New Roman"/>
+                <w:b w:val="false"/>
+                <w:bCs w:val="false"/>
+                <w:sz w:val="22"/>
+                <w:szCs w:val="22"/>
+              </w:rPr>
+              <w:t xml:space="preserve">______________________</w:t>
+            </w:r>
+          </w:p>
+        </w:tc>
+      </w:tr>
+      <w:tr>
+        <w:tc>
+          <w:tcPr>
+            <w:tcW w:type="pct" w:w="2500"/>
+          </w:tcPr>
+          <w:p>
+            <w:pPr>
+              <w:spacing w:after="40" w:before="0"/>
+            </w:pPr>
+            <w:r>
+              <w:rPr>
+                <w:rFonts w:ascii="Times New Roman" w:cs="Times New Roman" w:eastAsia="Times New Roman" w:hAnsi="Times New Roman"/>
+                <w:b w:val="false"/>
+                <w:bCs w:val="false"/>
+                <w:sz w:val="22"/>
+                <w:szCs w:val="22"/>
+              </w:rPr>
+              <w:t xml:space="preserve">Account number or IBAN</w:t>
+            </w:r>
+          </w:p>
+        </w:tc>
+        <w:tc>
+          <w:tcPr>
+            <w:tcW w:type="pct" w:w="2500"/>
+          </w:tcPr>
+          <w:p>
+            <w:pPr>
+              <w:spacing w:after="40" w:before="0"/>
+            </w:pPr>
+            <w:r>
+              <w:rPr>
+                <w:rFonts w:ascii="Times New Roman" w:cs="Times New Roman" w:eastAsia="Times New Roman" w:hAnsi="Times New Roman"/>
+                <w:b w:val="false"/>
+                <w:bCs w:val="false"/>
+                <w:sz w:val="22"/>
+                <w:szCs w:val="22"/>
+              </w:rPr>
+              <w:t xml:space="preserve">______________________</w:t>
+            </w:r>
+          </w:p>
+        </w:tc>
+      </w:tr>
+      <w:tr>
+        <w:tc>
+          <w:tcPr>
+            <w:tcW w:type="pct" w:w="2500"/>
+          </w:tcPr>
+          <w:p>
+            <w:pPr>
+              <w:spacing w:after="40" w:before="0"/>
+            </w:pPr>
+            <w:r>
+              <w:rPr>
+                <w:rFonts w:ascii="Times New Roman" w:cs="Times New Roman" w:eastAsia="Times New Roman" w:hAnsi="Times New Roman"/>
+                <w:b w:val="false"/>
+                <w:bCs w:val="false"/>
+                <w:sz w:val="22"/>
+                <w:szCs w:val="22"/>
+              </w:rPr>
+              <w:t xml:space="preserve">SWIFT or ABA code</w:t>
+            </w:r>
+          </w:p>
+        </w:tc>
+        <w:tc>
+          <w:tcPr>
+            <w:tcW w:type="pct" w:w="2500"/>
+          </w:tcPr>
+          <w:p>
+            <w:pPr>
+              <w:spacing w:after="40" w:before="0"/>
+            </w:pPr>
+            <w:r>
+              <w:rPr>
+                <w:rFonts w:ascii="Times New Roman" w:cs="Times New Roman" w:eastAsia="Times New Roman" w:hAnsi="Times New Roman"/>
+                <w:b w:val="false"/>
+                <w:bCs w:val="false"/>
+                <w:sz w:val="22"/>
+                <w:szCs w:val="22"/>
+              </w:rPr>
+              <w:t xml:space="preserve">______________________</w:t>
+            </w:r>
+          </w:p>
+        </w:tc>
+      </w:tr>
+      <w:tr>
+        <w:tc>
+          <w:tcPr>
+            <w:tcW w:type="pct" w:w="2500"/>
+          </w:tcPr>
+          <w:p>
+            <w:pPr>
+              <w:spacing w:after="40" w:before="0"/>
+            </w:pPr>
+            <w:r>
+              <w:rPr>
+                <w:rFonts w:ascii="Times New Roman" w:cs="Times New Roman" w:eastAsia="Times New Roman" w:hAnsi="Times New Roman"/>
+                <w:b w:val="false"/>
+                <w:bCs w:val="false"/>
+                <w:sz w:val="22"/>
+                <w:szCs w:val="22"/>
+              </w:rPr>
+              <w:t xml:space="preserve">Intermediary bank</w:t>
+            </w:r>
+          </w:p>
+        </w:tc>
+        <w:tc>
+          <w:tcPr>
+            <w:tcW w:type="pct" w:w="2500"/>
+          </w:tcPr>
+          <w:p>
+            <w:pPr>
+              <w:spacing w:after="40" w:before="0"/>
+            </w:pPr>
+            <w:r>
+              <w:rPr>
+                <w:rFonts w:ascii="Times New Roman" w:cs="Times New Roman" w:eastAsia="Times New Roman" w:hAnsi="Times New Roman"/>
+                <w:b w:val="false"/>
+                <w:bCs w:val="false"/>
+                <w:sz w:val="22"/>
+                <w:szCs w:val="22"/>
+              </w:rPr>
+              <w:t xml:space="preserve">______________________</w:t>
+            </w:r>
+          </w:p>
+        </w:tc>
+      </w:tr>
+      <w:tr>
+        <w:tc>
+          <w:tcPr>
+            <w:tcW w:type="pct" w:w="2500"/>
+          </w:tcPr>
+          <w:p>
+            <w:pPr>
+              <w:spacing w:after="40" w:before="0"/>
+            </w:pPr>
+            <w:r>
+              <w:rPr>
+                <w:rFonts w:ascii="Times New Roman" w:cs="Times New Roman" w:eastAsia="Times New Roman" w:hAnsi="Times New Roman"/>
+                <w:b w:val="false"/>
+                <w:bCs w:val="false"/>
+                <w:sz w:val="22"/>
+                <w:szCs w:val="22"/>
+              </w:rPr>
+              <w:t xml:space="preserve">Reference</w:t>
+            </w:r>
+          </w:p>
+        </w:tc>
+        <w:tc>
+          <w:tcPr>
+            <w:tcW w:type="pct" w:w="2500"/>
+          </w:tcPr>
+          <w:p>
+            <w:pPr>
+              <w:spacing w:after="40" w:before="0"/>
+            </w:pPr>
+            <w:r>
+              <w:rPr>
+                <w:rFonts w:ascii="Times New Roman" w:cs="Times New Roman" w:eastAsia="Times New Roman" w:hAnsi="Times New Roman"/>
+                <w:b w:val="false"/>
+                <w:bCs w:val="false"/>
+                <w:sz w:val="22"/>
+                <w:szCs w:val="22"/>
+              </w:rPr>
+              <w:t xml:space="preserve">______________________</w:t>
+            </w:r>
+          </w:p>
+        </w:tc>
+      </w:tr>
+    </w:tbl>
+    <w:p>
+      <w:pPr>
+        <w:keepNext/>
+        <w:spacing w:after="100" w:before="220"/>
+      </w:pPr>
+      <w:r>
+        <w:rPr>
+          <w:rFonts w:ascii="Times New Roman" w:cs="Times New Roman" w:eastAsia="Times New Roman" w:hAnsi="Times New Roman"/>
+          <w:b/>
+          <w:bCs/>
+          <w:sz w:val="24"/>
+          <w:szCs w:val="24"/>
+        </w:rPr>
+        <w:t xml:space="preserve">Part L Commitment and Feeder</w:t>
+      </w:r>
+    </w:p>
+    <w:p>
+      <w:pPr>
+        <w:spacing w:after="140" w:before="0"/>
+      </w:pPr>
+      <w:r>
+        <w:rPr>
+          <w:rFonts w:ascii="Times New Roman" w:cs="Times New Roman" w:eastAsia="Times New Roman" w:hAnsi="Times New Roman"/>
+          <w:sz w:val="22"/>
+          <w:szCs w:val="22"/>
+        </w:rPr>
+        <w:t xml:space="preserve">Commitment amount (USD): ____________________</w:t>
+      </w:r>
+    </w:p>
+    <w:p>
+      <w:pPr>
+        <w:spacing w:after="140" w:before="0"/>
+      </w:pPr>
+      <w:r>
+        <w:rPr>
+          <w:rFonts w:ascii="Times New Roman" w:cs="Times New Roman" w:eastAsia="Times New Roman" w:hAnsi="Times New Roman"/>
+          <w:sz w:val="22"/>
+          <w:szCs w:val="22"/>
+        </w:rPr>
+        <w:t xml:space="preserve">Investment route:   ○ Direct investment     ○ Through a feeder fund     ○ Through a parallel fund</w:t>
+      </w:r>
+    </w:p>
+    <w:p>
+      <w:pPr>
+        <w:spacing w:after="140" w:before="0"/>
+      </w:pPr>
+      <w:r>
+        <w:rPr>
+          <w:rFonts w:ascii="Times New Roman" w:cs="Times New Roman" w:eastAsia="Times New Roman" w:hAnsi="Times New Roman"/>
+          <w:sz w:val="22"/>
+          <w:szCs w:val="22"/>
+        </w:rPr>
+        <w:t xml:space="preserve">Name of feeder or parallel fund, if any: ______________________________</w:t>
+      </w:r>
+    </w:p>
+    <w:p>
+      <w:r>
+        <w:br w:type="page"/>
+      </w:r>
+    </w:p>
+    <w:p>
+      <w:pPr>
+        <w:spacing w:after="80" w:before="0"/>
+        <w:jc w:val="center"/>
+      </w:pPr>
+      <w:r>
+        <w:rPr>
+          <w:rFonts w:ascii="Times New Roman" w:cs="Times New Roman" w:eastAsia="Times New Roman" w:hAnsi="Times New Roman"/>
+          <w:b/>
+          <w:bCs/>
+          <w:sz w:val="26"/>
+          <w:szCs w:val="26"/>
+        </w:rPr>
+        <w:t xml:space="preserve">SIGNATURE PAGES</w:t>
+      </w:r>
+    </w:p>
+    <w:p>
+      <w:pPr>
+        <w:keepNext/>
+        <w:spacing w:after="100" w:before="220"/>
+      </w:pPr>
+      <w:r>
+        <w:rPr>
+          <w:rFonts w:ascii="Times New Roman" w:cs="Times New Roman" w:eastAsia="Times New Roman" w:hAnsi="Times New Roman"/>
+          <w:b/>
+          <w:bCs/>
+          <w:sz w:val="24"/>
+          <w:szCs w:val="24"/>
+        </w:rPr>
+        <w:t xml:space="preserve">Individual investor</w:t>
+      </w:r>
+    </w:p>
+    <w:p>
+      <w:pPr>
+        <w:spacing w:after="140" w:before="0"/>
+      </w:pPr>
+      <w:r>
+        <w:rPr>
+          <w:rFonts w:ascii="Times New Roman" w:cs="Times New Roman" w:eastAsia="Times New Roman" w:hAnsi="Times New Roman"/>
+          <w:sz w:val="22"/>
+          <w:szCs w:val="22"/>
+        </w:rPr>
+        <w:t xml:space="preserve">Signature: __________________________________</w:t>
+      </w:r>
+    </w:p>
+    <w:p>
+      <w:pPr>
+        <w:spacing w:after="140" w:before="0"/>
+      </w:pPr>
+      <w:r>
+        <w:rPr>
+          <w:rFonts w:ascii="Times New Roman" w:cs="Times New Roman" w:eastAsia="Times New Roman" w:hAnsi="Times New Roman"/>
+          <w:sz w:val="22"/>
+          <w:szCs w:val="22"/>
+        </w:rPr>
+        <w:t xml:space="preserve">Name: __________________________________</w:t>
+      </w:r>
+    </w:p>
+    <w:p>
+      <w:pPr>
+        <w:spacing w:after="140" w:before="0"/>
+      </w:pPr>
+      <w:r>
+        <w:rPr>
+          <w:rFonts w:ascii="Times New Roman" w:cs="Times New Roman" w:eastAsia="Times New Roman" w:hAnsi="Times New Roman"/>
+          <w:sz w:val="22"/>
+          <w:szCs w:val="22"/>
+        </w:rPr>
+        <w:t xml:space="preserve">Title or capacity: ____________________________</w:t>
+      </w:r>
+    </w:p>
+    <w:p>
+      <w:pPr>
+        <w:spacing w:after="140" w:before="0"/>
+      </w:pPr>
+      <w:r>
+        <w:rPr>
+          <w:rFonts w:ascii="Times New Roman" w:cs="Times New Roman" w:eastAsia="Times New Roman" w:hAnsi="Times New Roman"/>
+          <w:sz w:val="22"/>
+          <w:szCs w:val="22"/>
+        </w:rPr>
+        <w:t xml:space="preserve">Date: __________________</w:t>
+      </w:r>
+    </w:p>
+    <w:p>
+      <w:pPr>
+        <w:spacing w:after="140" w:before="0"/>
+      </w:pPr>
+      <w:r>
+        <w:rPr>
+          <w:rFonts w:ascii="Times New Roman" w:cs="Times New Roman" w:eastAsia="Times New Roman" w:hAnsi="Times New Roman"/>
+          <w:sz w:val="22"/>
+          <w:szCs w:val="22"/>
+        </w:rPr>
+        <w:t xml:space="preserve">Place of signing: __________________________</w:t>
+      </w:r>
+    </w:p>
+    <w:p>
+      <w:pPr>
+        <w:keepNext/>
+        <w:spacing w:after="100" w:before="220"/>
+      </w:pPr>
+      <w:r>
+        <w:rPr>
+          <w:rFonts w:ascii="Times New Roman" w:cs="Times New Roman" w:eastAsia="Times New Roman" w:hAnsi="Times New Roman"/>
+          <w:b/>
+          <w:bCs/>
+          <w:sz w:val="24"/>
+          <w:szCs w:val="24"/>
+        </w:rPr>
+        <w:t xml:space="preserve">Joint investor</w:t>
+      </w:r>
+    </w:p>
+    <w:p>
+      <w:pPr>
+        <w:spacing w:after="140" w:before="0"/>
+      </w:pPr>
+      <w:r>
+        <w:rPr>
+          <w:rFonts w:ascii="Times New Roman" w:cs="Times New Roman" w:eastAsia="Times New Roman" w:hAnsi="Times New Roman"/>
+          <w:sz w:val="22"/>
+          <w:szCs w:val="22"/>
+        </w:rPr>
+        <w:t xml:space="preserve">Signature: __________________________________</w:t>
+      </w:r>
+    </w:p>
+    <w:p>
+      <w:pPr>
+        <w:spacing w:after="140" w:before="0"/>
+      </w:pPr>
+      <w:r>
+        <w:rPr>
+          <w:rFonts w:ascii="Times New Roman" w:cs="Times New Roman" w:eastAsia="Times New Roman" w:hAnsi="Times New Roman"/>
+          <w:sz w:val="22"/>
+          <w:szCs w:val="22"/>
+        </w:rPr>
+        <w:t xml:space="preserve">Name: __________________________________</w:t>
+      </w:r>
+    </w:p>
+    <w:p>
+      <w:pPr>
+        <w:spacing w:after="140" w:before="0"/>
+      </w:pPr>
+      <w:r>
+        <w:rPr>
+          <w:rFonts w:ascii="Times New Roman" w:cs="Times New Roman" w:eastAsia="Times New Roman" w:hAnsi="Times New Roman"/>
+          <w:sz w:val="22"/>
+          <w:szCs w:val="22"/>
+        </w:rPr>
+        <w:t xml:space="preserve">Title or capacity: ____________________________</w:t>
+      </w:r>
+    </w:p>
+    <w:p>
+      <w:pPr>
+        <w:spacing w:after="140" w:before="0"/>
+      </w:pPr>
+      <w:r>
+        <w:rPr>
+          <w:rFonts w:ascii="Times New Roman" w:cs="Times New Roman" w:eastAsia="Times New Roman" w:hAnsi="Times New Roman"/>
+          <w:sz w:val="22"/>
+          <w:szCs w:val="22"/>
+        </w:rPr>
+        <w:t xml:space="preserve">Date: __________________</w:t>
+      </w:r>
+    </w:p>
+    <w:p>
+      <w:pPr>
+        <w:spacing w:after="140" w:before="0"/>
+      </w:pPr>
+      <w:r>
+        <w:rPr>
+          <w:rFonts w:ascii="Times New Roman" w:cs="Times New Roman" w:eastAsia="Times New Roman" w:hAnsi="Times New Roman"/>
+          <w:sz w:val="22"/>
+          <w:szCs w:val="22"/>
+        </w:rPr>
+        <w:t xml:space="preserve">Place of signing: __________________________</w:t>
+      </w:r>
+    </w:p>
+    <w:p>
+      <w:pPr>
+        <w:keepNext/>
+        <w:spacing w:after="100" w:before="220"/>
+      </w:pPr>
+      <w:r>
+        <w:rPr>
+          <w:rFonts w:ascii="Times New Roman" w:cs="Times New Roman" w:eastAsia="Times New Roman" w:hAnsi="Times New Roman"/>
+          <w:b/>
+          <w:bCs/>
+          <w:sz w:val="24"/>
+          <w:szCs w:val="24"/>
+        </w:rPr>
+        <w:t xml:space="preserve">Spousal consent</w:t>
+      </w:r>
+    </w:p>
+    <w:p>
+      <w:pPr>
+        <w:spacing w:after="140" w:before="0"/>
+      </w:pPr>
+      <w:r>
+        <w:rPr>
+          <w:rFonts w:ascii="Times New Roman" w:cs="Times New Roman" w:eastAsia="Times New Roman" w:hAnsi="Times New Roman"/>
+          <w:sz w:val="22"/>
+          <w:szCs w:val="22"/>
+        </w:rPr>
+        <w:t xml:space="preserve">Signature: __________________________________</w:t>
+      </w:r>
+    </w:p>
+    <w:p>
+      <w:pPr>
+        <w:spacing w:after="140" w:before="0"/>
+      </w:pPr>
+      <w:r>
+        <w:rPr>
+          <w:rFonts w:ascii="Times New Roman" w:cs="Times New Roman" w:eastAsia="Times New Roman" w:hAnsi="Times New Roman"/>
+          <w:sz w:val="22"/>
+          <w:szCs w:val="22"/>
+        </w:rPr>
+        <w:t xml:space="preserve">Name: __________________________________</w:t>
+      </w:r>
+    </w:p>
+    <w:p>
+      <w:pPr>
+        <w:spacing w:after="140" w:before="0"/>
+      </w:pPr>
+      <w:r>
+        <w:rPr>
+          <w:rFonts w:ascii="Times New Roman" w:cs="Times New Roman" w:eastAsia="Times New Roman" w:hAnsi="Times New Roman"/>
+          <w:sz w:val="22"/>
+          <w:szCs w:val="22"/>
+        </w:rPr>
+        <w:t xml:space="preserve">Title or capacity: ____________________________</w:t>
+      </w:r>
+    </w:p>
+    <w:p>
+      <w:pPr>
+        <w:spacing w:after="140" w:before="0"/>
+      </w:pPr>
+      <w:r>
+        <w:rPr>
+          <w:rFonts w:ascii="Times New Roman" w:cs="Times New Roman" w:eastAsia="Times New Roman" w:hAnsi="Times New Roman"/>
+          <w:sz w:val="22"/>
+          <w:szCs w:val="22"/>
+        </w:rPr>
+        <w:t xml:space="preserve">Date: __________________</w:t>
+      </w:r>
+    </w:p>
+    <w:p>
+      <w:pPr>
+        <w:spacing w:after="140" w:before="0"/>
+      </w:pPr>
+      <w:r>
+        <w:rPr>
+          <w:rFonts w:ascii="Times New Roman" w:cs="Times New Roman" w:eastAsia="Times New Roman" w:hAnsi="Times New Roman"/>
+          <w:sz w:val="22"/>
+          <w:szCs w:val="22"/>
+        </w:rPr>
+        <w:t xml:space="preserve">Place of signing: __________________________</w:t>
+      </w:r>
+    </w:p>
+    <w:p>
+      <w:pPr>
+        <w:keepNext/>
+        <w:spacing w:after="100" w:before="220"/>
+      </w:pPr>
+      <w:r>
+        <w:rPr>
+          <w:rFonts w:ascii="Times New Roman" w:cs="Times New Roman" w:eastAsia="Times New Roman" w:hAnsi="Times New Roman"/>
+          <w:b/>
+          <w:bCs/>
+          <w:sz w:val="24"/>
+          <w:szCs w:val="24"/>
+        </w:rPr>
+        <w:t xml:space="preserve">Entity investor (first authorised signatory)</w:t>
+      </w:r>
+    </w:p>
+    <w:p>
+      <w:pPr>
+        <w:spacing w:after="140" w:before="0"/>
+      </w:pPr>
+      <w:r>
+        <w:rPr>
+          <w:rFonts w:ascii="Times New Roman" w:cs="Times New Roman" w:eastAsia="Times New Roman" w:hAnsi="Times New Roman"/>
+          <w:sz w:val="22"/>
+          <w:szCs w:val="22"/>
+        </w:rPr>
+        <w:t xml:space="preserve">Signature: __________________________________</w:t>
+      </w:r>
+    </w:p>
+    <w:p>
+      <w:pPr>
+        <w:spacing w:after="140" w:before="0"/>
+      </w:pPr>
+      <w:r>
+        <w:rPr>
+          <w:rFonts w:ascii="Times New Roman" w:cs="Times New Roman" w:eastAsia="Times New Roman" w:hAnsi="Times New Roman"/>
+          <w:sz w:val="22"/>
+          <w:szCs w:val="22"/>
+        </w:rPr>
+        <w:t xml:space="preserve">Name: __________________________________</w:t>
+      </w:r>
+    </w:p>
+    <w:p>
+      <w:pPr>
+        <w:spacing w:after="140" w:before="0"/>
+      </w:pPr>
+      <w:r>
+        <w:rPr>
+          <w:rFonts w:ascii="Times New Roman" w:cs="Times New Roman" w:eastAsia="Times New Roman" w:hAnsi="Times New Roman"/>
+          <w:sz w:val="22"/>
+          <w:szCs w:val="22"/>
+        </w:rPr>
+        <w:t xml:space="preserve">Title or capacity: ____________________________</w:t>
+      </w:r>
+    </w:p>
+    <w:p>
+      <w:pPr>
+        <w:spacing w:after="140" w:before="0"/>
+      </w:pPr>
+      <w:r>
+        <w:rPr>
+          <w:rFonts w:ascii="Times New Roman" w:cs="Times New Roman" w:eastAsia="Times New Roman" w:hAnsi="Times New Roman"/>
+          <w:sz w:val="22"/>
+          <w:szCs w:val="22"/>
+        </w:rPr>
+        <w:t xml:space="preserve">Date: __________________</w:t>
+      </w:r>
+    </w:p>
+    <w:p>
+      <w:pPr>
+        <w:spacing w:after="140" w:before="0"/>
+      </w:pPr>
+      <w:r>
+        <w:rPr>
+          <w:rFonts w:ascii="Times New Roman" w:cs="Times New Roman" w:eastAsia="Times New Roman" w:hAnsi="Times New Roman"/>
+          <w:sz w:val="22"/>
+          <w:szCs w:val="22"/>
+        </w:rPr>
+        <w:t xml:space="preserve">Place of signing: __________________________</w:t>
+      </w:r>
+    </w:p>
+    <w:p>
+      <w:pPr>
+        <w:keepNext/>
+        <w:spacing w:after="100" w:before="220"/>
+      </w:pPr>
+      <w:r>
+        <w:rPr>
+          <w:rFonts w:ascii="Times New Roman" w:cs="Times New Roman" w:eastAsia="Times New Roman" w:hAnsi="Times New Roman"/>
+          <w:b/>
+          <w:bCs/>
+          <w:sz w:val="24"/>
+          <w:szCs w:val="24"/>
+        </w:rPr>
+        <w:t xml:space="preserve">Entity investor (second authorised signatory)</w:t>
+      </w:r>
+    </w:p>
+    <w:p>
+      <w:pPr>
+        <w:spacing w:after="140" w:before="0"/>
+      </w:pPr>
+      <w:r>
+        <w:rPr>
+          <w:rFonts w:ascii="Times New Roman" w:cs="Times New Roman" w:eastAsia="Times New Roman" w:hAnsi="Times New Roman"/>
+          <w:sz w:val="22"/>
+          <w:szCs w:val="22"/>
+        </w:rPr>
+        <w:t xml:space="preserve">Signature: __________________________________</w:t>
+      </w:r>
+    </w:p>
+    <w:p>
+      <w:pPr>
+        <w:spacing w:after="140" w:before="0"/>
+      </w:pPr>
+      <w:r>
+        <w:rPr>
+          <w:rFonts w:ascii="Times New Roman" w:cs="Times New Roman" w:eastAsia="Times New Roman" w:hAnsi="Times New Roman"/>
+          <w:sz w:val="22"/>
+          <w:szCs w:val="22"/>
+        </w:rPr>
+        <w:t xml:space="preserve">Name: __________________________________</w:t>
+      </w:r>
+    </w:p>
+    <w:p>
+      <w:pPr>
+        <w:spacing w:after="140" w:before="0"/>
+      </w:pPr>
+      <w:r>
+        <w:rPr>
+          <w:rFonts w:ascii="Times New Roman" w:cs="Times New Roman" w:eastAsia="Times New Roman" w:hAnsi="Times New Roman"/>
+          <w:sz w:val="22"/>
+          <w:szCs w:val="22"/>
+        </w:rPr>
+        <w:t xml:space="preserve">Title or capacity: ____________________________</w:t>
+      </w:r>
+    </w:p>
+    <w:p>
+      <w:pPr>
+        <w:spacing w:after="140" w:before="0"/>
+      </w:pPr>
+      <w:r>
+        <w:rPr>
+          <w:rFonts w:ascii="Times New Roman" w:cs="Times New Roman" w:eastAsia="Times New Roman" w:hAnsi="Times New Roman"/>
+          <w:sz w:val="22"/>
+          <w:szCs w:val="22"/>
+        </w:rPr>
+        <w:t xml:space="preserve">Date: __________________</w:t>
+      </w:r>
+    </w:p>
+    <w:p>
+      <w:pPr>
+        <w:spacing w:after="140" w:before="0"/>
+      </w:pPr>
+      <w:r>
+        <w:rPr>
+          <w:rFonts w:ascii="Times New Roman" w:cs="Times New Roman" w:eastAsia="Times New Roman" w:hAnsi="Times New Roman"/>
+          <w:sz w:val="22"/>
+          <w:szCs w:val="22"/>
+        </w:rPr>
+        <w:t xml:space="preserve">Place of signing: __________________________</w:t>
+      </w:r>
+    </w:p>
+    <w:p>
+      <w:pPr>
+        <w:keepNext/>
+        <w:spacing w:after="100" w:before="220"/>
+      </w:pPr>
+      <w:r>
+        <w:rPr>
+          <w:rFonts w:ascii="Times New Roman" w:cs="Times New Roman" w:eastAsia="Times New Roman" w:hAnsi="Times New Roman"/>
+          <w:b/>
+          <w:bCs/>
+          <w:sz w:val="24"/>
+          <w:szCs w:val="24"/>
+        </w:rPr>
+        <w:t xml:space="preserve">Acceptance by the General Partner</w:t>
+      </w:r>
+    </w:p>
+    <w:p>
+      <w:pPr>
+        <w:spacing w:after="140" w:before="0"/>
+      </w:pPr>
+      <w:r>
+        <w:rPr>
+          <w:rFonts w:ascii="Times New Roman" w:cs="Times New Roman" w:eastAsia="Times New Roman" w:hAnsi="Times New Roman"/>
+          <w:sz w:val="22"/>
+          <w:szCs w:val="22"/>
+        </w:rPr>
+        <w:t xml:space="preserve">Signature: __________________________________</w:t>
+      </w:r>
+    </w:p>
+    <w:p>
+      <w:pPr>
+        <w:spacing w:after="140" w:before="0"/>
+      </w:pPr>
+      <w:r>
+        <w:rPr>
+          <w:rFonts w:ascii="Times New Roman" w:cs="Times New Roman" w:eastAsia="Times New Roman" w:hAnsi="Times New Roman"/>
+          <w:sz w:val="22"/>
+          <w:szCs w:val="22"/>
+        </w:rPr>
+        <w:t xml:space="preserve">Name: __________________________________</w:t>
+      </w:r>
+    </w:p>
+    <w:p>
+      <w:pPr>
+        <w:spacing w:after="140" w:before="0"/>
+      </w:pPr>
+      <w:r>
+        <w:rPr>
+          <w:rFonts w:ascii="Times New Roman" w:cs="Times New Roman" w:eastAsia="Times New Roman" w:hAnsi="Times New Roman"/>
+          <w:sz w:val="22"/>
+          <w:szCs w:val="22"/>
+        </w:rPr>
+        <w:t xml:space="preserve">Title or capacity: ____________________________</w:t>
+      </w:r>
+    </w:p>
+    <w:p>
+      <w:pPr>
+        <w:spacing w:after="140" w:before="0"/>
+      </w:pPr>
+      <w:r>
+        <w:rPr>
+          <w:rFonts w:ascii="Times New Roman" w:cs="Times New Roman" w:eastAsia="Times New Roman" w:hAnsi="Times New Roman"/>
+          <w:sz w:val="22"/>
+          <w:szCs w:val="22"/>
+        </w:rPr>
+        <w:t xml:space="preserve">Date: __________________</w:t>
+      </w:r>
+    </w:p>
+    <w:p>
+      <w:pPr>
+        <w:spacing w:after="140" w:before="0"/>
+      </w:pPr>
+      <w:r>
+        <w:rPr>
+          <w:rFonts w:ascii="Times New Roman" w:cs="Times New Roman" w:eastAsia="Times New Roman" w:hAnsi="Times New Roman"/>
+          <w:sz w:val="22"/>
+          <w:szCs w:val="22"/>
+        </w:rPr>
+        <w:t xml:space="preserve">Place of signing: __________________________</w:t>
       </w:r>
     </w:p>
     <w:p>
@@ -25019,7 +25873,7 @@
                 <w:sz w:val="22"/>
                 <w:szCs w:val="22"/>
               </w:rPr>
-              <w:t xml:space="preserve">Investor 1 (placeholder)</w:t>
+              <w:t xml:space="preserve">Investor 1: ______________</w:t>
             </w:r>
           </w:p>
         </w:tc>
@@ -25061,7 +25915,7 @@
                 <w:sz w:val="22"/>
                 <w:szCs w:val="22"/>
               </w:rPr>
-              <w:t xml:space="preserve">Investor 2 (placeholder)</w:t>
+              <w:t xml:space="preserve">Investor 2: ______________</w:t>
             </w:r>
           </w:p>
         </w:tc>
@@ -25103,7 +25957,217 @@
                 <w:sz w:val="22"/>
                 <w:szCs w:val="22"/>
               </w:rPr>
-              <w:t xml:space="preserve">Investor 3 (placeholder)</w:t>
+              <w:t xml:space="preserve">Investor 3: ______________</w:t>
+            </w:r>
+          </w:p>
+        </w:tc>
+        <w:tc>
+          <w:tcPr>
+            <w:tcW w:type="pct" w:w="2500"/>
+          </w:tcPr>
+          <w:p>
+            <w:pPr>
+              <w:spacing w:after="40" w:before="0"/>
+            </w:pPr>
+            <w:r>
+              <w:rPr>
+                <w:rFonts w:ascii="Times New Roman" w:cs="Times New Roman" w:eastAsia="Times New Roman" w:hAnsi="Times New Roman"/>
+                <w:b w:val="false"/>
+                <w:bCs w:val="false"/>
+                <w:sz w:val="22"/>
+                <w:szCs w:val="22"/>
+              </w:rPr>
+              <w:t xml:space="preserve">______________</w:t>
+            </w:r>
+          </w:p>
+        </w:tc>
+      </w:tr>
+      <w:tr>
+        <w:tc>
+          <w:tcPr>
+            <w:tcW w:type="pct" w:w="2500"/>
+          </w:tcPr>
+          <w:p>
+            <w:pPr>
+              <w:spacing w:after="40" w:before="0"/>
+            </w:pPr>
+            <w:r>
+              <w:rPr>
+                <w:rFonts w:ascii="Times New Roman" w:cs="Times New Roman" w:eastAsia="Times New Roman" w:hAnsi="Times New Roman"/>
+                <w:b w:val="false"/>
+                <w:bCs w:val="false"/>
+                <w:sz w:val="22"/>
+                <w:szCs w:val="22"/>
+              </w:rPr>
+              <w:t xml:space="preserve">Investor 4: ______________</w:t>
+            </w:r>
+          </w:p>
+        </w:tc>
+        <w:tc>
+          <w:tcPr>
+            <w:tcW w:type="pct" w:w="2500"/>
+          </w:tcPr>
+          <w:p>
+            <w:pPr>
+              <w:spacing w:after="40" w:before="0"/>
+            </w:pPr>
+            <w:r>
+              <w:rPr>
+                <w:rFonts w:ascii="Times New Roman" w:cs="Times New Roman" w:eastAsia="Times New Roman" w:hAnsi="Times New Roman"/>
+                <w:b w:val="false"/>
+                <w:bCs w:val="false"/>
+                <w:sz w:val="22"/>
+                <w:szCs w:val="22"/>
+              </w:rPr>
+              <w:t xml:space="preserve">______________</w:t>
+            </w:r>
+          </w:p>
+        </w:tc>
+      </w:tr>
+      <w:tr>
+        <w:tc>
+          <w:tcPr>
+            <w:tcW w:type="pct" w:w="2500"/>
+          </w:tcPr>
+          <w:p>
+            <w:pPr>
+              <w:spacing w:after="40" w:before="0"/>
+            </w:pPr>
+            <w:r>
+              <w:rPr>
+                <w:rFonts w:ascii="Times New Roman" w:cs="Times New Roman" w:eastAsia="Times New Roman" w:hAnsi="Times New Roman"/>
+                <w:b w:val="false"/>
+                <w:bCs w:val="false"/>
+                <w:sz w:val="22"/>
+                <w:szCs w:val="22"/>
+              </w:rPr>
+              <w:t xml:space="preserve">Investor 5: ______________</w:t>
+            </w:r>
+          </w:p>
+        </w:tc>
+        <w:tc>
+          <w:tcPr>
+            <w:tcW w:type="pct" w:w="2500"/>
+          </w:tcPr>
+          <w:p>
+            <w:pPr>
+              <w:spacing w:after="40" w:before="0"/>
+            </w:pPr>
+            <w:r>
+              <w:rPr>
+                <w:rFonts w:ascii="Times New Roman" w:cs="Times New Roman" w:eastAsia="Times New Roman" w:hAnsi="Times New Roman"/>
+                <w:b w:val="false"/>
+                <w:bCs w:val="false"/>
+                <w:sz w:val="22"/>
+                <w:szCs w:val="22"/>
+              </w:rPr>
+              <w:t xml:space="preserve">______________</w:t>
+            </w:r>
+          </w:p>
+        </w:tc>
+      </w:tr>
+      <w:tr>
+        <w:tc>
+          <w:tcPr>
+            <w:tcW w:type="pct" w:w="2500"/>
+          </w:tcPr>
+          <w:p>
+            <w:pPr>
+              <w:spacing w:after="40" w:before="0"/>
+            </w:pPr>
+            <w:r>
+              <w:rPr>
+                <w:rFonts w:ascii="Times New Roman" w:cs="Times New Roman" w:eastAsia="Times New Roman" w:hAnsi="Times New Roman"/>
+                <w:b w:val="false"/>
+                <w:bCs w:val="false"/>
+                <w:sz w:val="22"/>
+                <w:szCs w:val="22"/>
+              </w:rPr>
+              <w:t xml:space="preserve">Investor 6: ______________</w:t>
+            </w:r>
+          </w:p>
+        </w:tc>
+        <w:tc>
+          <w:tcPr>
+            <w:tcW w:type="pct" w:w="2500"/>
+          </w:tcPr>
+          <w:p>
+            <w:pPr>
+              <w:spacing w:after="40" w:before="0"/>
+            </w:pPr>
+            <w:r>
+              <w:rPr>
+                <w:rFonts w:ascii="Times New Roman" w:cs="Times New Roman" w:eastAsia="Times New Roman" w:hAnsi="Times New Roman"/>
+                <w:b w:val="false"/>
+                <w:bCs w:val="false"/>
+                <w:sz w:val="22"/>
+                <w:szCs w:val="22"/>
+              </w:rPr>
+              <w:t xml:space="preserve">______________</w:t>
+            </w:r>
+          </w:p>
+        </w:tc>
+      </w:tr>
+      <w:tr>
+        <w:tc>
+          <w:tcPr>
+            <w:tcW w:type="pct" w:w="2500"/>
+          </w:tcPr>
+          <w:p>
+            <w:pPr>
+              <w:spacing w:after="40" w:before="0"/>
+            </w:pPr>
+            <w:r>
+              <w:rPr>
+                <w:rFonts w:ascii="Times New Roman" w:cs="Times New Roman" w:eastAsia="Times New Roman" w:hAnsi="Times New Roman"/>
+                <w:b w:val="false"/>
+                <w:bCs w:val="false"/>
+                <w:sz w:val="22"/>
+                <w:szCs w:val="22"/>
+              </w:rPr>
+              <w:t xml:space="preserve">Investor 7: ______________</w:t>
+            </w:r>
+          </w:p>
+        </w:tc>
+        <w:tc>
+          <w:tcPr>
+            <w:tcW w:type="pct" w:w="2500"/>
+          </w:tcPr>
+          <w:p>
+            <w:pPr>
+              <w:spacing w:after="40" w:before="0"/>
+            </w:pPr>
+            <w:r>
+              <w:rPr>
+                <w:rFonts w:ascii="Times New Roman" w:cs="Times New Roman" w:eastAsia="Times New Roman" w:hAnsi="Times New Roman"/>
+                <w:b w:val="false"/>
+                <w:bCs w:val="false"/>
+                <w:sz w:val="22"/>
+                <w:szCs w:val="22"/>
+              </w:rPr>
+              <w:t xml:space="preserve">______________</w:t>
+            </w:r>
+          </w:p>
+        </w:tc>
+      </w:tr>
+      <w:tr>
+        <w:tc>
+          <w:tcPr>
+            <w:tcW w:type="pct" w:w="2500"/>
+          </w:tcPr>
+          <w:p>
+            <w:pPr>
+              <w:spacing w:after="40" w:before="0"/>
+            </w:pPr>
+            <w:r>
+              <w:rPr>
+                <w:rFonts w:ascii="Times New Roman" w:cs="Times New Roman" w:eastAsia="Times New Roman" w:hAnsi="Times New Roman"/>
+                <w:b w:val="false"/>
+                <w:bCs w:val="false"/>
+                <w:sz w:val="22"/>
+                <w:szCs w:val="22"/>
+              </w:rPr>
+              <w:t xml:space="preserve">Investor 8: ______________</w:t>
             </w:r>
           </w:p>
         </w:tc>
@@ -25809,6 +26873,526 @@
     </w:p>
     <w:p>
       <w:pPr>
+        <w:spacing w:after="140" w:before="0"/>
+      </w:pPr>
+      <w:r>
+        <w:rPr>
+          <w:rFonts w:ascii="Times New Roman" w:cs="Times New Roman" w:eastAsia="Times New Roman" w:hAnsi="Times New Roman"/>
+          <w:sz w:val="22"/>
+          <w:szCs w:val="22"/>
+        </w:rPr>
+        <w:t xml:space="preserve">Example 21: for a Commitment of USD 42,000,000 and a call of 10%, the Investor funds USD 4.2 million within the period stated in Article 5.</w:t>
+      </w:r>
+    </w:p>
+    <w:p>
+      <w:pPr>
+        <w:spacing w:after="140" w:before="0"/>
+      </w:pPr>
+      <w:r>
+        <w:rPr>
+          <w:rFonts w:ascii="Times New Roman" w:cs="Times New Roman" w:eastAsia="Times New Roman" w:hAnsi="Times New Roman"/>
+          <w:sz w:val="22"/>
+          <w:szCs w:val="22"/>
+        </w:rPr>
+        <w:t xml:space="preserve">Example 22: for a Commitment of USD 44,000,000 and a call of 10%, the Investor funds USD 4.4 million within the period stated in Article 5.</w:t>
+      </w:r>
+    </w:p>
+    <w:p>
+      <w:pPr>
+        <w:spacing w:after="140" w:before="0"/>
+      </w:pPr>
+      <w:r>
+        <w:rPr>
+          <w:rFonts w:ascii="Times New Roman" w:cs="Times New Roman" w:eastAsia="Times New Roman" w:hAnsi="Times New Roman"/>
+          <w:sz w:val="22"/>
+          <w:szCs w:val="22"/>
+        </w:rPr>
+        <w:t xml:space="preserve">Example 23: for a Commitment of USD 46,000,000 and a call of 10%, the Investor funds USD 4.6 million within the period stated in Article 5.</w:t>
+      </w:r>
+    </w:p>
+    <w:p>
+      <w:pPr>
+        <w:spacing w:after="140" w:before="0"/>
+      </w:pPr>
+      <w:r>
+        <w:rPr>
+          <w:rFonts w:ascii="Times New Roman" w:cs="Times New Roman" w:eastAsia="Times New Roman" w:hAnsi="Times New Roman"/>
+          <w:sz w:val="22"/>
+          <w:szCs w:val="22"/>
+        </w:rPr>
+        <w:t xml:space="preserve">Example 24: for a Commitment of USD 48,000,000 and a call of 10%, the Investor funds USD 4.8 million within the period stated in Article 5.</w:t>
+      </w:r>
+    </w:p>
+    <w:p>
+      <w:pPr>
+        <w:spacing w:after="140" w:before="0"/>
+      </w:pPr>
+      <w:r>
+        <w:rPr>
+          <w:rFonts w:ascii="Times New Roman" w:cs="Times New Roman" w:eastAsia="Times New Roman" w:hAnsi="Times New Roman"/>
+          <w:sz w:val="22"/>
+          <w:szCs w:val="22"/>
+        </w:rPr>
+        <w:t xml:space="preserve">Example 25: for a Commitment of USD 50,000,000 and a call of 10%, the Investor funds USD 5.0 million within the period stated in Article 5.</w:t>
+      </w:r>
+    </w:p>
+    <w:p>
+      <w:pPr>
+        <w:spacing w:after="140" w:before="0"/>
+      </w:pPr>
+      <w:r>
+        <w:rPr>
+          <w:rFonts w:ascii="Times New Roman" w:cs="Times New Roman" w:eastAsia="Times New Roman" w:hAnsi="Times New Roman"/>
+          <w:sz w:val="22"/>
+          <w:szCs w:val="22"/>
+        </w:rPr>
+        <w:t xml:space="preserve">Example 26: for a Commitment of USD 52,000,000 and a call of 10%, the Investor funds USD 5.2 million within the period stated in Article 5.</w:t>
+      </w:r>
+    </w:p>
+    <w:p>
+      <w:pPr>
+        <w:spacing w:after="140" w:before="0"/>
+      </w:pPr>
+      <w:r>
+        <w:rPr>
+          <w:rFonts w:ascii="Times New Roman" w:cs="Times New Roman" w:eastAsia="Times New Roman" w:hAnsi="Times New Roman"/>
+          <w:sz w:val="22"/>
+          <w:szCs w:val="22"/>
+        </w:rPr>
+        <w:t xml:space="preserve">Example 27: for a Commitment of USD 54,000,000 and a call of 10%, the Investor funds USD 5.4 million within the period stated in Article 5.</w:t>
+      </w:r>
+    </w:p>
+    <w:p>
+      <w:pPr>
+        <w:spacing w:after="140" w:before="0"/>
+      </w:pPr>
+      <w:r>
+        <w:rPr>
+          <w:rFonts w:ascii="Times New Roman" w:cs="Times New Roman" w:eastAsia="Times New Roman" w:hAnsi="Times New Roman"/>
+          <w:sz w:val="22"/>
+          <w:szCs w:val="22"/>
+        </w:rPr>
+        <w:t xml:space="preserve">Example 28: for a Commitment of USD 56,000,000 and a call of 10%, the Investor funds USD 5.6 million within the period stated in Article 5.</w:t>
+      </w:r>
+    </w:p>
+    <w:p>
+      <w:pPr>
+        <w:spacing w:after="140" w:before="0"/>
+      </w:pPr>
+      <w:r>
+        <w:rPr>
+          <w:rFonts w:ascii="Times New Roman" w:cs="Times New Roman" w:eastAsia="Times New Roman" w:hAnsi="Times New Roman"/>
+          <w:sz w:val="22"/>
+          <w:szCs w:val="22"/>
+        </w:rPr>
+        <w:t xml:space="preserve">Example 29: for a Commitment of USD 58,000,000 and a call of 10%, the Investor funds USD 5.8 million within the period stated in Article 5.</w:t>
+      </w:r>
+    </w:p>
+    <w:p>
+      <w:pPr>
+        <w:spacing w:after="140" w:before="0"/>
+      </w:pPr>
+      <w:r>
+        <w:rPr>
+          <w:rFonts w:ascii="Times New Roman" w:cs="Times New Roman" w:eastAsia="Times New Roman" w:hAnsi="Times New Roman"/>
+          <w:sz w:val="22"/>
+          <w:szCs w:val="22"/>
+        </w:rPr>
+        <w:t xml:space="preserve">Example 30: for a Commitment of USD 60,000,000 and a call of 10%, the Investor funds USD 6.0 million within the period stated in Article 5.</w:t>
+      </w:r>
+    </w:p>
+    <w:p>
+      <w:pPr>
+        <w:spacing w:after="140" w:before="0"/>
+      </w:pPr>
+      <w:r>
+        <w:rPr>
+          <w:rFonts w:ascii="Times New Roman" w:cs="Times New Roman" w:eastAsia="Times New Roman" w:hAnsi="Times New Roman"/>
+          <w:sz w:val="22"/>
+          <w:szCs w:val="22"/>
+        </w:rPr>
+        <w:t xml:space="preserve">Example 31: for a Commitment of USD 62,000,000 and a call of 10%, the Investor funds USD 6.2 million within the period stated in Article 5.</w:t>
+      </w:r>
+    </w:p>
+    <w:p>
+      <w:pPr>
+        <w:spacing w:after="140" w:before="0"/>
+      </w:pPr>
+      <w:r>
+        <w:rPr>
+          <w:rFonts w:ascii="Times New Roman" w:cs="Times New Roman" w:eastAsia="Times New Roman" w:hAnsi="Times New Roman"/>
+          <w:sz w:val="22"/>
+          <w:szCs w:val="22"/>
+        </w:rPr>
+        <w:t xml:space="preserve">Example 32: for a Commitment of USD 64,000,000 and a call of 10%, the Investor funds USD 6.4 million within the period stated in Article 5.</w:t>
+      </w:r>
+    </w:p>
+    <w:p>
+      <w:pPr>
+        <w:spacing w:after="140" w:before="0"/>
+      </w:pPr>
+      <w:r>
+        <w:rPr>
+          <w:rFonts w:ascii="Times New Roman" w:cs="Times New Roman" w:eastAsia="Times New Roman" w:hAnsi="Times New Roman"/>
+          <w:sz w:val="22"/>
+          <w:szCs w:val="22"/>
+        </w:rPr>
+        <w:t xml:space="preserve">Example 33: for a Commitment of USD 66,000,000 and a call of 10%, the Investor funds USD 6.6 million within the period stated in Article 5.</w:t>
+      </w:r>
+    </w:p>
+    <w:p>
+      <w:pPr>
+        <w:spacing w:after="140" w:before="0"/>
+      </w:pPr>
+      <w:r>
+        <w:rPr>
+          <w:rFonts w:ascii="Times New Roman" w:cs="Times New Roman" w:eastAsia="Times New Roman" w:hAnsi="Times New Roman"/>
+          <w:sz w:val="22"/>
+          <w:szCs w:val="22"/>
+        </w:rPr>
+        <w:t xml:space="preserve">Example 34: for a Commitment of USD 68,000,000 and a call of 10%, the Investor funds USD 6.8 million within the period stated in Article 5.</w:t>
+      </w:r>
+    </w:p>
+    <w:p>
+      <w:pPr>
+        <w:spacing w:after="140" w:before="0"/>
+      </w:pPr>
+      <w:r>
+        <w:rPr>
+          <w:rFonts w:ascii="Times New Roman" w:cs="Times New Roman" w:eastAsia="Times New Roman" w:hAnsi="Times New Roman"/>
+          <w:sz w:val="22"/>
+          <w:szCs w:val="22"/>
+        </w:rPr>
+        <w:t xml:space="preserve">Example 35: for a Commitment of USD 70,000,000 and a call of 10%, the Investor funds USD 7.0 million within the period stated in Article 5.</w:t>
+      </w:r>
+    </w:p>
+    <w:p>
+      <w:pPr>
+        <w:spacing w:after="140" w:before="0"/>
+      </w:pPr>
+      <w:r>
+        <w:rPr>
+          <w:rFonts w:ascii="Times New Roman" w:cs="Times New Roman" w:eastAsia="Times New Roman" w:hAnsi="Times New Roman"/>
+          <w:sz w:val="22"/>
+          <w:szCs w:val="22"/>
+        </w:rPr>
+        <w:t xml:space="preserve">Example 36: for a Commitment of USD 72,000,000 and a call of 10%, the Investor funds USD 7.2 million within the period stated in Article 5.</w:t>
+      </w:r>
+    </w:p>
+    <w:p>
+      <w:pPr>
+        <w:spacing w:after="140" w:before="0"/>
+      </w:pPr>
+      <w:r>
+        <w:rPr>
+          <w:rFonts w:ascii="Times New Roman" w:cs="Times New Roman" w:eastAsia="Times New Roman" w:hAnsi="Times New Roman"/>
+          <w:sz w:val="22"/>
+          <w:szCs w:val="22"/>
+        </w:rPr>
+        <w:t xml:space="preserve">Example 37: for a Commitment of USD 74,000,000 and a call of 10%, the Investor funds USD 7.4 million within the period stated in Article 5.</w:t>
+      </w:r>
+    </w:p>
+    <w:p>
+      <w:pPr>
+        <w:spacing w:after="140" w:before="0"/>
+      </w:pPr>
+      <w:r>
+        <w:rPr>
+          <w:rFonts w:ascii="Times New Roman" w:cs="Times New Roman" w:eastAsia="Times New Roman" w:hAnsi="Times New Roman"/>
+          <w:sz w:val="22"/>
+          <w:szCs w:val="22"/>
+        </w:rPr>
+        <w:t xml:space="preserve">Example 38: for a Commitment of USD 76,000,000 and a call of 10%, the Investor funds USD 7.6 million within the period stated in Article 5.</w:t>
+      </w:r>
+    </w:p>
+    <w:p>
+      <w:pPr>
+        <w:spacing w:after="140" w:before="0"/>
+      </w:pPr>
+      <w:r>
+        <w:rPr>
+          <w:rFonts w:ascii="Times New Roman" w:cs="Times New Roman" w:eastAsia="Times New Roman" w:hAnsi="Times New Roman"/>
+          <w:sz w:val="22"/>
+          <w:szCs w:val="22"/>
+        </w:rPr>
+        <w:t xml:space="preserve">Example 39: for a Commitment of USD 78,000,000 and a call of 10%, the Investor funds USD 7.8 million within the period stated in Article 5.</w:t>
+      </w:r>
+    </w:p>
+    <w:p>
+      <w:pPr>
+        <w:spacing w:after="140" w:before="0"/>
+      </w:pPr>
+      <w:r>
+        <w:rPr>
+          <w:rFonts w:ascii="Times New Roman" w:cs="Times New Roman" w:eastAsia="Times New Roman" w:hAnsi="Times New Roman"/>
+          <w:sz w:val="22"/>
+          <w:szCs w:val="22"/>
+        </w:rPr>
+        <w:t xml:space="preserve">Example 40: for a Commitment of USD 80,000,000 and a call of 10%, the Investor funds USD 8.0 million within the period stated in Article 5.</w:t>
+      </w:r>
+    </w:p>
+    <w:p>
+      <w:pPr>
+        <w:spacing w:after="140" w:before="0"/>
+      </w:pPr>
+      <w:r>
+        <w:rPr>
+          <w:rFonts w:ascii="Times New Roman" w:cs="Times New Roman" w:eastAsia="Times New Roman" w:hAnsi="Times New Roman"/>
+          <w:sz w:val="22"/>
+          <w:szCs w:val="22"/>
+        </w:rPr>
+        <w:t xml:space="preserve">Example 41: for a Commitment of USD 82,000,000 and a call of 10%, the Investor funds USD 8.2 million within the period stated in Article 5.</w:t>
+      </w:r>
+    </w:p>
+    <w:p>
+      <w:pPr>
+        <w:spacing w:after="140" w:before="0"/>
+      </w:pPr>
+      <w:r>
+        <w:rPr>
+          <w:rFonts w:ascii="Times New Roman" w:cs="Times New Roman" w:eastAsia="Times New Roman" w:hAnsi="Times New Roman"/>
+          <w:sz w:val="22"/>
+          <w:szCs w:val="22"/>
+        </w:rPr>
+        <w:t xml:space="preserve">Example 42: for a Commitment of USD 84,000,000 and a call of 10%, the Investor funds USD 8.4 million within the period stated in Article 5.</w:t>
+      </w:r>
+    </w:p>
+    <w:p>
+      <w:pPr>
+        <w:spacing w:after="140" w:before="0"/>
+      </w:pPr>
+      <w:r>
+        <w:rPr>
+          <w:rFonts w:ascii="Times New Roman" w:cs="Times New Roman" w:eastAsia="Times New Roman" w:hAnsi="Times New Roman"/>
+          <w:sz w:val="22"/>
+          <w:szCs w:val="22"/>
+        </w:rPr>
+        <w:t xml:space="preserve">Example 43: for a Commitment of USD 86,000,000 and a call of 10%, the Investor funds USD 8.6 million within the period stated in Article 5.</w:t>
+      </w:r>
+    </w:p>
+    <w:p>
+      <w:pPr>
+        <w:spacing w:after="140" w:before="0"/>
+      </w:pPr>
+      <w:r>
+        <w:rPr>
+          <w:rFonts w:ascii="Times New Roman" w:cs="Times New Roman" w:eastAsia="Times New Roman" w:hAnsi="Times New Roman"/>
+          <w:sz w:val="22"/>
+          <w:szCs w:val="22"/>
+        </w:rPr>
+        <w:t xml:space="preserve">Example 44: for a Commitment of USD 88,000,000 and a call of 10%, the Investor funds USD 8.8 million within the period stated in Article 5.</w:t>
+      </w:r>
+    </w:p>
+    <w:p>
+      <w:pPr>
+        <w:spacing w:after="140" w:before="0"/>
+      </w:pPr>
+      <w:r>
+        <w:rPr>
+          <w:rFonts w:ascii="Times New Roman" w:cs="Times New Roman" w:eastAsia="Times New Roman" w:hAnsi="Times New Roman"/>
+          <w:sz w:val="22"/>
+          <w:szCs w:val="22"/>
+        </w:rPr>
+        <w:t xml:space="preserve">Example 45: for a Commitment of USD 90,000,000 and a call of 10%, the Investor funds USD 9.0 million within the period stated in Article 5.</w:t>
+      </w:r>
+    </w:p>
+    <w:p>
+      <w:pPr>
+        <w:spacing w:after="140" w:before="0"/>
+      </w:pPr>
+      <w:r>
+        <w:rPr>
+          <w:rFonts w:ascii="Times New Roman" w:cs="Times New Roman" w:eastAsia="Times New Roman" w:hAnsi="Times New Roman"/>
+          <w:sz w:val="22"/>
+          <w:szCs w:val="22"/>
+        </w:rPr>
+        <w:t xml:space="preserve">Example 46: for a Commitment of USD 92,000,000 and a call of 10%, the Investor funds USD 9.2 million within the period stated in Article 5.</w:t>
+      </w:r>
+    </w:p>
+    <w:p>
+      <w:pPr>
+        <w:spacing w:after="140" w:before="0"/>
+      </w:pPr>
+      <w:r>
+        <w:rPr>
+          <w:rFonts w:ascii="Times New Roman" w:cs="Times New Roman" w:eastAsia="Times New Roman" w:hAnsi="Times New Roman"/>
+          <w:sz w:val="22"/>
+          <w:szCs w:val="22"/>
+        </w:rPr>
+        <w:t xml:space="preserve">Example 47: for a Commitment of USD 94,000,000 and a call of 10%, the Investor funds USD 9.4 million within the period stated in Article 5.</w:t>
+      </w:r>
+    </w:p>
+    <w:p>
+      <w:pPr>
+        <w:spacing w:after="140" w:before="0"/>
+      </w:pPr>
+      <w:r>
+        <w:rPr>
+          <w:rFonts w:ascii="Times New Roman" w:cs="Times New Roman" w:eastAsia="Times New Roman" w:hAnsi="Times New Roman"/>
+          <w:sz w:val="22"/>
+          <w:szCs w:val="22"/>
+        </w:rPr>
+        <w:t xml:space="preserve">Example 48: for a Commitment of USD 96,000,000 and a call of 10%, the Investor funds USD 9.6 million within the period stated in Article 5.</w:t>
+      </w:r>
+    </w:p>
+    <w:p>
+      <w:pPr>
+        <w:spacing w:after="140" w:before="0"/>
+      </w:pPr>
+      <w:r>
+        <w:rPr>
+          <w:rFonts w:ascii="Times New Roman" w:cs="Times New Roman" w:eastAsia="Times New Roman" w:hAnsi="Times New Roman"/>
+          <w:sz w:val="22"/>
+          <w:szCs w:val="22"/>
+        </w:rPr>
+        <w:t xml:space="preserve">Example 49: for a Commitment of USD 98,000,000 and a call of 10%, the Investor funds USD 9.8 million within the period stated in Article 5.</w:t>
+      </w:r>
+    </w:p>
+    <w:p>
+      <w:pPr>
+        <w:spacing w:after="140" w:before="0"/>
+      </w:pPr>
+      <w:r>
+        <w:rPr>
+          <w:rFonts w:ascii="Times New Roman" w:cs="Times New Roman" w:eastAsia="Times New Roman" w:hAnsi="Times New Roman"/>
+          <w:sz w:val="22"/>
+          <w:szCs w:val="22"/>
+        </w:rPr>
+        <w:t xml:space="preserve">Example 50: for a Commitment of USD 100,000,000 and a call of 10%, the Investor funds USD 10.0 million within the period stated in Article 5.</w:t>
+      </w:r>
+    </w:p>
+    <w:p>
+      <w:pPr>
+        <w:spacing w:after="140" w:before="0"/>
+      </w:pPr>
+      <w:r>
+        <w:rPr>
+          <w:rFonts w:ascii="Times New Roman" w:cs="Times New Roman" w:eastAsia="Times New Roman" w:hAnsi="Times New Roman"/>
+          <w:sz w:val="22"/>
+          <w:szCs w:val="22"/>
+        </w:rPr>
+        <w:t xml:space="preserve">Example 51: for a Commitment of USD 102,000,000 and a call of 10%, the Investor funds USD 10.2 million within the period stated in Article 5.</w:t>
+      </w:r>
+    </w:p>
+    <w:p>
+      <w:pPr>
+        <w:spacing w:after="140" w:before="0"/>
+      </w:pPr>
+      <w:r>
+        <w:rPr>
+          <w:rFonts w:ascii="Times New Roman" w:cs="Times New Roman" w:eastAsia="Times New Roman" w:hAnsi="Times New Roman"/>
+          <w:sz w:val="22"/>
+          <w:szCs w:val="22"/>
+        </w:rPr>
+        <w:t xml:space="preserve">Example 52: for a Commitment of USD 104,000,000 and a call of 10%, the Investor funds USD 10.4 million within the period stated in Article 5.</w:t>
+      </w:r>
+    </w:p>
+    <w:p>
+      <w:pPr>
+        <w:spacing w:after="140" w:before="0"/>
+      </w:pPr>
+      <w:r>
+        <w:rPr>
+          <w:rFonts w:ascii="Times New Roman" w:cs="Times New Roman" w:eastAsia="Times New Roman" w:hAnsi="Times New Roman"/>
+          <w:sz w:val="22"/>
+          <w:szCs w:val="22"/>
+        </w:rPr>
+        <w:t xml:space="preserve">Example 53: for a Commitment of USD 106,000,000 and a call of 10%, the Investor funds USD 10.6 million within the period stated in Article 5.</w:t>
+      </w:r>
+    </w:p>
+    <w:p>
+      <w:pPr>
+        <w:spacing w:after="140" w:before="0"/>
+      </w:pPr>
+      <w:r>
+        <w:rPr>
+          <w:rFonts w:ascii="Times New Roman" w:cs="Times New Roman" w:eastAsia="Times New Roman" w:hAnsi="Times New Roman"/>
+          <w:sz w:val="22"/>
+          <w:szCs w:val="22"/>
+        </w:rPr>
+        <w:t xml:space="preserve">Example 54: for a Commitment of USD 108,000,000 and a call of 10%, the Investor funds USD 10.8 million within the period stated in Article 5.</w:t>
+      </w:r>
+    </w:p>
+    <w:p>
+      <w:pPr>
+        <w:spacing w:after="140" w:before="0"/>
+      </w:pPr>
+      <w:r>
+        <w:rPr>
+          <w:rFonts w:ascii="Times New Roman" w:cs="Times New Roman" w:eastAsia="Times New Roman" w:hAnsi="Times New Roman"/>
+          <w:sz w:val="22"/>
+          <w:szCs w:val="22"/>
+        </w:rPr>
+        <w:t xml:space="preserve">Example 55: for a Commitment of USD 110,000,000 and a call of 10%, the Investor funds USD 11.0 million within the period stated in Article 5.</w:t>
+      </w:r>
+    </w:p>
+    <w:p>
+      <w:pPr>
+        <w:spacing w:after="140" w:before="0"/>
+      </w:pPr>
+      <w:r>
+        <w:rPr>
+          <w:rFonts w:ascii="Times New Roman" w:cs="Times New Roman" w:eastAsia="Times New Roman" w:hAnsi="Times New Roman"/>
+          <w:sz w:val="22"/>
+          <w:szCs w:val="22"/>
+        </w:rPr>
+        <w:t xml:space="preserve">Example 56: for a Commitment of USD 112,000,000 and a call of 10%, the Investor funds USD 11.2 million within the period stated in Article 5.</w:t>
+      </w:r>
+    </w:p>
+    <w:p>
+      <w:pPr>
+        <w:spacing w:after="140" w:before="0"/>
+      </w:pPr>
+      <w:r>
+        <w:rPr>
+          <w:rFonts w:ascii="Times New Roman" w:cs="Times New Roman" w:eastAsia="Times New Roman" w:hAnsi="Times New Roman"/>
+          <w:sz w:val="22"/>
+          <w:szCs w:val="22"/>
+        </w:rPr>
+        <w:t xml:space="preserve">Example 57: for a Commitment of USD 114,000,000 and a call of 10%, the Investor funds USD 11.4 million within the period stated in Article 5.</w:t>
+      </w:r>
+    </w:p>
+    <w:p>
+      <w:pPr>
+        <w:spacing w:after="140" w:before="0"/>
+      </w:pPr>
+      <w:r>
+        <w:rPr>
+          <w:rFonts w:ascii="Times New Roman" w:cs="Times New Roman" w:eastAsia="Times New Roman" w:hAnsi="Times New Roman"/>
+          <w:sz w:val="22"/>
+          <w:szCs w:val="22"/>
+        </w:rPr>
+        <w:t xml:space="preserve">Example 58: for a Commitment of USD 116,000,000 and a call of 10%, the Investor funds USD 11.6 million within the period stated in Article 5.</w:t>
+      </w:r>
+    </w:p>
+    <w:p>
+      <w:pPr>
+        <w:spacing w:after="140" w:before="0"/>
+      </w:pPr>
+      <w:r>
+        <w:rPr>
+          <w:rFonts w:ascii="Times New Roman" w:cs="Times New Roman" w:eastAsia="Times New Roman" w:hAnsi="Times New Roman"/>
+          <w:sz w:val="22"/>
+          <w:szCs w:val="22"/>
+        </w:rPr>
+        <w:t xml:space="preserve">Example 59: for a Commitment of USD 118,000,000 and a call of 10%, the Investor funds USD 11.8 million within the period stated in Article 5.</w:t>
+      </w:r>
+    </w:p>
+    <w:p>
+      <w:pPr>
+        <w:spacing w:after="140" w:before="0"/>
+      </w:pPr>
+      <w:r>
+        <w:rPr>
+          <w:rFonts w:ascii="Times New Roman" w:cs="Times New Roman" w:eastAsia="Times New Roman" w:hAnsi="Times New Roman"/>
+          <w:sz w:val="22"/>
+          <w:szCs w:val="22"/>
+        </w:rPr>
+        <w:t xml:space="preserve">Example 60: for a Commitment of USD 120,000,000 and a call of 10%, the Investor funds USD 12.0 million within the period stated in Article 5.</w:t>
+      </w:r>
+    </w:p>
+    <w:p>
+      <w:pPr>
         <w:keepNext/>
         <w:spacing w:after="100" w:before="220"/>
       </w:pPr>
@@ -25820,59 +27404,98 @@
           <w:sz w:val="24"/>
           <w:szCs w:val="24"/>
         </w:rPr>
-        <w:t xml:space="preserve">Exhibit B Signature Page</w:t>
-      </w:r>
-    </w:p>
-    <w:p>
-      <w:pPr>
-        <w:spacing w:after="140" w:before="0"/>
-      </w:pPr>
-      <w:r>
-        <w:rPr>
-          <w:rFonts w:ascii="Times New Roman" w:cs="Times New Roman" w:eastAsia="Times New Roman" w:hAnsi="Times New Roman"/>
-          <w:sz w:val="22"/>
-          <w:szCs w:val="22"/>
-        </w:rPr>
-        <w:t xml:space="preserve">Signature: __________________________________</w:t>
-      </w:r>
-    </w:p>
-    <w:p>
-      <w:pPr>
-        <w:spacing w:after="140" w:before="0"/>
-      </w:pPr>
-      <w:r>
-        <w:rPr>
-          <w:rFonts w:ascii="Times New Roman" w:cs="Times New Roman" w:eastAsia="Times New Roman" w:hAnsi="Times New Roman"/>
-          <w:sz w:val="22"/>
-          <w:szCs w:val="22"/>
-        </w:rPr>
-        <w:t xml:space="preserve">Name: __________________________________</w:t>
-      </w:r>
-    </w:p>
-    <w:p>
-      <w:pPr>
-        <w:spacing w:after="140" w:before="0"/>
-      </w:pPr>
-      <w:r>
-        <w:rPr>
-          <w:rFonts w:ascii="Times New Roman" w:cs="Times New Roman" w:eastAsia="Times New Roman" w:hAnsi="Times New Roman"/>
-          <w:sz w:val="22"/>
-          <w:szCs w:val="22"/>
-        </w:rPr>
-        <w:t xml:space="preserve">Title or capacity: ____________________________</w:t>
-      </w:r>
-    </w:p>
-    <w:p>
-      <w:pPr>
-        <w:spacing w:after="140" w:before="0"/>
-      </w:pPr>
-      <w:r>
-        <w:rPr>
-          <w:rFonts w:ascii="Times New Roman" w:cs="Times New Roman" w:eastAsia="Times New Roman" w:hAnsi="Times New Roman"/>
-          <w:sz w:val="22"/>
-          <w:szCs w:val="22"/>
-        </w:rPr>
-        <w:t xml:space="preserve">Date: __________________</w:t>
+        <w:t xml:space="preserve">Exhibit B Form of Transfer Request</w:t>
+      </w:r>
+    </w:p>
+    <w:p>
+      <w:pPr>
+        <w:spacing w:after="140" w:before="0"/>
+      </w:pPr>
+      <w:r>
+        <w:rPr>
+          <w:rFonts w:ascii="Times New Roman" w:cs="Times New Roman" w:eastAsia="Times New Roman" w:hAnsi="Times New Roman"/>
+          <w:sz w:val="22"/>
+          <w:szCs w:val="22"/>
+        </w:rPr>
+        <w:t xml:space="preserve">Transferor name: __________________________________</w:t>
+      </w:r>
+    </w:p>
+    <w:p>
+      <w:pPr>
+        <w:spacing w:after="140" w:before="0"/>
+      </w:pPr>
+      <w:r>
+        <w:rPr>
+          <w:rFonts w:ascii="Times New Roman" w:cs="Times New Roman" w:eastAsia="Times New Roman" w:hAnsi="Times New Roman"/>
+          <w:sz w:val="22"/>
+          <w:szCs w:val="22"/>
+        </w:rPr>
+        <w:t xml:space="preserve">Transferee name: __________________________________</w:t>
+      </w:r>
+    </w:p>
+    <w:p>
+      <w:pPr>
+        <w:spacing w:after="140" w:before="0"/>
+      </w:pPr>
+      <w:r>
+        <w:rPr>
+          <w:rFonts w:ascii="Times New Roman" w:cs="Times New Roman" w:eastAsia="Times New Roman" w:hAnsi="Times New Roman"/>
+          <w:sz w:val="22"/>
+          <w:szCs w:val="22"/>
+        </w:rPr>
+        <w:t xml:space="preserve">Interest transferred (USD of Commitment): ____________________</w:t>
+      </w:r>
+    </w:p>
+    <w:p>
+      <w:pPr>
+        <w:spacing w:after="140" w:before="0"/>
+      </w:pPr>
+      <w:r>
+        <w:rPr>
+          <w:rFonts w:ascii="Times New Roman" w:cs="Times New Roman" w:eastAsia="Times New Roman" w:hAnsi="Times New Roman"/>
+          <w:sz w:val="22"/>
+          <w:szCs w:val="22"/>
+        </w:rPr>
+        <w:t xml:space="preserve">Proposed transfer date: __________________</w:t>
+      </w:r>
+    </w:p>
+    <w:p>
+      <w:pPr>
+        <w:spacing w:after="140" w:before="0"/>
+      </w:pPr>
+      <w:r>
+        <w:rPr>
+          <w:rFonts w:ascii="Times New Roman" w:cs="Times New Roman" w:eastAsia="Times New Roman" w:hAnsi="Times New Roman"/>
+          <w:sz w:val="22"/>
+          <w:szCs w:val="22"/>
+        </w:rPr>
+        <w:t xml:space="preserve">Transfer type:   ○ Sale     ○ Gift     ○ Transfer to affiliate     ○ Transfer by operation of law</w:t>
+      </w:r>
+    </w:p>
+    <w:p>
+      <w:pPr>
+        <w:spacing w:after="140" w:before="0"/>
+      </w:pPr>
+      <w:r>
+        <w:rPr>
+          <w:rFonts w:ascii="Times New Roman" w:cs="Times New Roman" w:eastAsia="Times New Roman" w:hAnsi="Times New Roman"/>
+          <w:sz w:val="22"/>
+          <w:szCs w:val="22"/>
+        </w:rPr>
+        <w:t xml:space="preserve">Transferor signature: __________________________________</w:t>
+      </w:r>
+    </w:p>
+    <w:p>
+      <w:pPr>
+        <w:spacing w:after="140" w:before="0"/>
+      </w:pPr>
+      <w:r>
+        <w:rPr>
+          <w:rFonts w:ascii="Times New Roman" w:cs="Times New Roman" w:eastAsia="Times New Roman" w:hAnsi="Times New Roman"/>
+          <w:sz w:val="22"/>
+          <w:szCs w:val="22"/>
+        </w:rPr>
+        <w:t xml:space="preserve">Transferee signature: __________________________________</w:t>
       </w:r>
     </w:p>
     <w:sectPr>
